--- a/ind/docx/01.content.docx
+++ b/ind/docx/01.content.docx
@@ -39,80 +39,37 @@
           <w:b/>
           <w:lang w:val="id_ID" w:bidi="id_ID"/>
         </w:rPr>
-        <w:t>Familiarization, Internalization, Articulation (Fia)</w:t>
-      </w:r>
-      <w:r>
-        <w:rPr>
-          <w:lang w:val="id_ID" w:bidi="id_ID"/>
-        </w:rPr>
-        <w:t xml:space="preserve"> (Indonesian) is based on: </w:t>
-      </w:r>
-      <w:r>
-        <w:rPr>
-          <w:lang w:val="id_ID" w:bidi="id_ID"/>
-        </w:rPr>
-        <w:t>Familiarization, Internalization, Articulation (Fia)</w:t>
-      </w:r>
-      <w:r>
-        <w:rPr>
-          <w:lang w:val="id_ID" w:bidi="id_ID"/>
-        </w:rPr>
-        <w:t xml:space="preserve">, </w:t>
-      </w:r>
-      <w:hyperlink r:id="rId13">
-        <w:r>
-          <w:rPr>
-            <w:lang w:val="id_ID" w:bidi="id_ID"/>
-          </w:rPr>
-          <w:rPr>
-            <w:color w:val="0000EE"/>
-            <w:u w:val="single"/>
-          </w:rPr>
-          <w:t>SRV Partners</w:t>
-        </w:r>
-      </w:hyperlink>
-      <w:r>
-        <w:rPr>
-          <w:lang w:val="id_ID" w:bidi="id_ID"/>
-        </w:rPr>
-        <w:t xml:space="preserve">, 2023, which is licensed under a </w:t>
-      </w:r>
-      <w:hyperlink r:id="rId14">
-        <w:r>
-          <w:rPr>
-            <w:lang w:val="id_ID" w:bidi="id_ID"/>
-          </w:rPr>
-          <w:rPr>
-            <w:color w:val="0000EE"/>
-            <w:u w:val="single"/>
-          </w:rPr>
-          <w:t>CC BY-SA 4.0 license</w:t>
-        </w:r>
-      </w:hyperlink>
-      <w:r>
-        <w:rPr>
-          <w:lang w:val="id_ID" w:bidi="id_ID"/>
-        </w:rPr>
-        <w:t>.</w:t>
-      </w:r>
-      <w:r>
-        <w:rPr>
-          <w:lang w:val="id_ID" w:bidi="id_ID"/>
-        </w:rPr>
-      </w:r>
-    </w:p>
-    <w:p>
-      <w:pPr/>
-      <w:r>
-        <w:rPr>
-          <w:lang w:val="id_ID" w:bidi="id_ID"/>
-        </w:rPr>
-      </w:r>
-      <w:r>
-        <w:rPr>
-          <w:lang w:val="id_ID" w:bidi="id_ID"/>
-        </w:rPr>
-        <w:t>This PDF version is provided under the same license.</w:t>
+        <w:t>Familiarization, Internalization, Articulation (FIA) Translation Guide</w:t>
+      </w:r>
+      <w:r>
+        <w:rPr>
+          <w:lang w:val="id_ID" w:bidi="id_ID"/>
+        </w:rPr>
+        <w:t xml:space="preserve"> © 2023 SRV Partners Released under CC BY-SA 4.0 license. </w:t>
+      </w:r>
+      <w:r>
+        <w:rPr>
+          <w:lang w:val="id_ID" w:bidi="id_ID"/>
+        </w:rPr>
+        <w:t>Familiarization, Internalization, Articulation (FIA) Translation Guide</w:t>
+      </w:r>
+      <w:r>
+        <w:rPr>
+          <w:lang w:val="id_ID" w:bidi="id_ID"/>
+        </w:rPr>
+        <w:t xml:space="preserve"> has been adapted in the following languages Tok Pisin, عربي, Français, हिंदी, Bahasa Indonesia, Português, Русский, Español, Kiswahili, 简体中文 from </w:t>
+      </w:r>
+      <w:r>
+        <w:rPr>
+          <w:lang w:val="id_ID" w:bidi="id_ID"/>
+        </w:rPr>
+        <w:t>Familiarization, Internalization, Articulation (FIA)</w:t>
+      </w:r>
+      <w:r>
+        <w:rPr>
+          <w:lang w:val="id_ID" w:bidi="id_ID"/>
+        </w:rPr>
+        <w:t xml:space="preserve"> © 2023 SRV Partners Released under CC BY-SA 4.0 license by Mission Mutual</w:t>
       </w:r>
       <w:r>
         <w:rPr>

--- a/ind/docx/01.content.docx
+++ b/ind/docx/01.content.docx
@@ -41718,6 +41718,6527 @@
           <w:lang w:val="id_ID" w:bidi="id_ID"/>
         </w:rPr>
         <w:t>Yusuf menyampaikan satu rencana kepada raja. Yusuf menyarankan agar raja memilih seseorang yang bijaksana dan cerdas untuk menjadi pemimpin atas seluruh Mesir. Yusuf menyarankan agar raja menunjuk para pengawas untuk bertanggung jawab mengumpulkan dan menyimpan kelebihan gandum selama 7 tahun kelimpahan.</w:t>
+      </w:r>
+      <w:r>
+        <w:rPr>
+          <w:lang w:val="id_ID" w:bidi="id_ID"/>
+        </w:rPr>
+      </w:r>
+    </w:p>
+    <w:p>
+      <w:pPr>
+        <w:pStyle w:val="Heading3"/>
+      </w:pPr>
+      <w:r>
+        <w:rPr>
+          <w:lang w:val="id_ID" w:bidi="id_ID"/>
+        </w:rPr>
+        <w:t>Menyampaikan Firman Tuhan</w:t>
+      </w:r>
+    </w:p>
+    <w:p>
+      <w:pPr/>
+      <w:r>
+        <w:rPr>
+          <w:lang w:val="id_ID" w:bidi="id_ID"/>
+        </w:rPr>
+      </w:r>
+      <w:r>
+        <w:rPr>
+          <w:lang w:val="id_ID" w:bidi="id_ID"/>
+        </w:rPr>
+        <w:t>Dengarkan rekaman perikop ini dalam versi terjemahan yang paling mudah dimengerti.</w:t>
+      </w:r>
+    </w:p>
+    <w:p>
+      <w:pPr/>
+      <w:r>
+        <w:rPr>
+          <w:lang w:val="id_ID" w:bidi="id_ID"/>
+        </w:rPr>
+      </w:r>
+      <w:r>
+        <w:rPr>
+          <w:lang w:val="id_ID" w:bidi="id_ID"/>
+        </w:rPr>
+        <w:t>Dalam sesi ini, ceritakan kembali perikop ini, secara berkelompok, dalam bahasa Anda sendiri.</w:t>
+      </w:r>
+    </w:p>
+    <w:p>
+      <w:pPr/>
+      <w:r>
+        <w:rPr>
+          <w:lang w:val="id_ID" w:bidi="id_ID"/>
+        </w:rPr>
+      </w:r>
+      <w:r>
+        <w:rPr>
+          <w:lang w:val="id_ID" w:bidi="id_ID"/>
+        </w:rPr>
+        <w:t>Pertama, seluruh kelompok harus berlatih menceritakan perikop ini dalam bahasa Anda sendiri. Ingatlah untuk mengikut sertakan hal-hal yang kamu putuskan dalam langkah sebelumnya, seperti kronologi, kata, frasa, emosi, atau apa pun yang Anda diskusikan.</w:t>
+      </w:r>
+    </w:p>
+    <w:p>
+      <w:pPr/>
+      <w:r>
+        <w:rPr>
+          <w:lang w:val="id_ID" w:bidi="id_ID"/>
+        </w:rPr>
+      </w:r>
+      <w:r>
+        <w:rPr>
+          <w:lang w:val="id_ID" w:bidi="id_ID"/>
+        </w:rPr>
+        <w:t xml:space="preserve">Seorang anggota kelompok harus menyampaikan beberapa kalimat dari nats itu dan berhenti sejenak. Anggota yang lain harus menceritakan bagian selanjutnya dari perikop tersebut dan berhenti sebentar. Lakukan ini sampai kelompok itu telah menceritakan kembali semua nats tersebut. Anggota-anggota kelompok dapat saling memperbaiki dalam tahap ini. </w:t>
+      </w:r>
+    </w:p>
+    <w:p>
+      <w:pPr/>
+      <w:r>
+        <w:rPr>
+          <w:lang w:val="id_ID" w:bidi="id_ID"/>
+        </w:rPr>
+      </w:r>
+      <w:r>
+        <w:rPr>
+          <w:lang w:val="id_ID" w:bidi="id_ID"/>
+        </w:rPr>
+        <w:t xml:space="preserve">Jeda rekaman suara di sini. </w:t>
+      </w:r>
+    </w:p>
+    <w:p>
+      <w:pPr/>
+      <w:r>
+        <w:rPr>
+          <w:lang w:val="id_ID" w:bidi="id_ID"/>
+        </w:rPr>
+      </w:r>
+      <w:r>
+        <w:rPr>
+          <w:lang w:val="id_ID" w:bidi="id_ID"/>
+        </w:rPr>
+        <w:t>Selanjutnya, setiap anggota kelompok harus menceritakan seluruh nats tersebut tanpa gangguan setidaknya satu kali. Seorang anggota kelompok dapat menggunakan benda apa saja, gerakan, atau papan cerita untuk membantu mereka mengingat bagian nats tersebut.</w:t>
+      </w:r>
+    </w:p>
+    <w:p>
+      <w:pPr/>
+      <w:r>
+        <w:rPr>
+          <w:lang w:val="id_ID" w:bidi="id_ID"/>
+        </w:rPr>
+      </w:r>
+      <w:r>
+        <w:rPr>
+          <w:lang w:val="id_ID" w:bidi="id_ID"/>
+        </w:rPr>
+        <w:t xml:space="preserve">Jeda rekaman suara di sini. </w:t>
+      </w:r>
+    </w:p>
+    <w:p>
+      <w:pPr/>
+      <w:r>
+        <w:rPr>
+          <w:lang w:val="id_ID" w:bidi="id_ID"/>
+        </w:rPr>
+      </w:r>
+      <w:r>
+        <w:rPr>
+          <w:lang w:val="id_ID" w:bidi="id_ID"/>
+        </w:rPr>
+        <w:t xml:space="preserve">Selanjutnya, kelompok dapat memutuskan versi mana dari bagian tersebut yang paling disukai. Anda mungkin memutuskan untuk menyukai cara bercerita seorang anggota kelompok untuk suatu adegan, tetapi menyukai cara anggota kelompok lain menceritakan adegan lainnya. </w:t>
+      </w:r>
+    </w:p>
+    <w:p>
+      <w:pPr/>
+      <w:r>
+        <w:rPr>
+          <w:lang w:val="id_ID" w:bidi="id_ID"/>
+        </w:rPr>
+      </w:r>
+      <w:r>
+        <w:rPr>
+          <w:lang w:val="id_ID" w:bidi="id_ID"/>
+        </w:rPr>
+        <w:t xml:space="preserve">Jeda rekaman suara di sini. </w:t>
+      </w:r>
+    </w:p>
+    <w:p>
+      <w:pPr/>
+      <w:r>
+        <w:rPr>
+          <w:lang w:val="id_ID" w:bidi="id_ID"/>
+        </w:rPr>
+      </w:r>
+      <w:r>
+        <w:rPr>
+          <w:lang w:val="id_ID" w:bidi="id_ID"/>
+        </w:rPr>
+        <w:t xml:space="preserve">Akhirnya, kelompok dapat menyusun versi akhir dari bagian itu yang disetujui oleh semua anggota kelompok. Setiap anggota kelompok harus berlatih menceritakan bentuk akhir dari kisah itu. </w:t>
+      </w:r>
+      <w:r>
+        <w:rPr>
+          <w:lang w:val="id_ID" w:bidi="id_ID"/>
+        </w:rPr>
+      </w:r>
+      <w:r>
+        <w:rPr>
+          <w:lang w:val="id_ID" w:bidi="id_ID"/>
+        </w:rPr>
+      </w:r>
+    </w:p>
+    <w:p>
+      <w:pPr/>
+      <w:r>
+        <w:rPr>
+          <w:lang w:val="id_ID" w:bidi="id_ID"/>
+        </w:rPr>
+      </w:r>
+    </w:p>
+    <w:p>
+      <w:pPr>
+        <w:pStyle w:val="Heading2"/>
+      </w:pPr>
+      <w:r>
+        <w:rPr>
+          <w:lang w:val="id_ID" w:bidi="id_ID"/>
+        </w:rPr>
+        <w:t>Kejadian 49:1–28</w:t>
+      </w:r>
+      <w:r>
+        <w:rPr>
+          <w:lang w:val="id_ID" w:bidi="id_ID"/>
+        </w:rPr>
+      </w:r>
+    </w:p>
+    <w:p>
+      <w:pPr>
+        <w:pStyle w:val="Heading3"/>
+      </w:pPr>
+      <w:r>
+        <w:rPr>
+          <w:lang w:val="id_ID" w:bidi="id_ID"/>
+        </w:rPr>
+        <w:t>Dengar dan Renungkan</w:t>
+      </w:r>
+    </w:p>
+    <w:p>
+      <w:pPr/>
+      <w:r>
+        <w:rPr>
+          <w:lang w:val="id_ID" w:bidi="id_ID"/>
+        </w:rPr>
+      </w:r>
+      <w:r>
+        <w:rPr>
+          <w:lang w:val="id_ID" w:bidi="id_ID"/>
+        </w:rPr>
+        <w:t>Dengarkan Kejadian 49:1–28 dan renungkan dalam hati Dengarkan teks tiga kali (dalam tiga terjemahan yang berbeda, jika memungkinkan). Kemudian secara berkelompok diskusikan pertanyaan-pertanyaan berikut ini:</w:t>
+      </w:r>
+    </w:p>
+    <w:p>
+      <w:pPr>
+        <w:pStyle w:val="ListBullet"/>
+        <w:spacing w:line="240" w:lineRule="auto"/>
+        <w:ind w:left="720"/>
+      </w:pPr>
+      <w:r>
+        <w:rPr>
+          <w:lang w:val="id_ID" w:bidi="id_ID"/>
+        </w:rPr>
+      </w:r>
+      <w:r>
+        <w:rPr>
+          <w:lang w:val="id_ID" w:bidi="id_ID"/>
+        </w:rPr>
+        <w:t xml:space="preserve">Apa yang Anda sukai dalam kisah ini? </w:t>
+      </w:r>
+    </w:p>
+    <w:p>
+      <w:pPr>
+        <w:pStyle w:val="ListBullet"/>
+        <w:spacing w:line="240" w:lineRule="auto"/>
+        <w:ind w:left="720"/>
+      </w:pPr>
+      <w:r>
+        <w:rPr>
+          <w:lang w:val="id_ID" w:bidi="id_ID"/>
+        </w:rPr>
+      </w:r>
+      <w:r>
+        <w:rPr>
+          <w:lang w:val="id_ID" w:bidi="id_ID"/>
+        </w:rPr>
+        <w:t>Apa yang saudara tidak suka atau tidak mengerti?</w:t>
+      </w:r>
+    </w:p>
+    <w:p>
+      <w:pPr>
+        <w:pStyle w:val="ListBullet"/>
+        <w:spacing w:line="240" w:lineRule="auto"/>
+        <w:ind w:left="720"/>
+      </w:pPr>
+      <w:r>
+        <w:rPr>
+          <w:lang w:val="id_ID" w:bidi="id_ID"/>
+        </w:rPr>
+      </w:r>
+      <w:r>
+        <w:rPr>
+          <w:lang w:val="id_ID" w:bidi="id_ID"/>
+        </w:rPr>
+        <w:t>Apa yang diajarkan cerita ini mengenai Tuhan</w:t>
+      </w:r>
+    </w:p>
+    <w:p>
+      <w:pPr>
+        <w:pStyle w:val="ListBullet"/>
+        <w:spacing w:line="240" w:lineRule="auto"/>
+        <w:ind w:left="720"/>
+      </w:pPr>
+      <w:r>
+        <w:rPr>
+          <w:lang w:val="id_ID" w:bidi="id_ID"/>
+        </w:rPr>
+      </w:r>
+      <w:r>
+        <w:rPr>
+          <w:lang w:val="id_ID" w:bidi="id_ID"/>
+        </w:rPr>
+        <w:t>Apa yang diceritakan kisah ini tentang manusia?</w:t>
+      </w:r>
+    </w:p>
+    <w:p>
+      <w:pPr>
+        <w:pStyle w:val="ListBullet"/>
+        <w:spacing w:line="240" w:lineRule="auto"/>
+        <w:ind w:left="720"/>
+      </w:pPr>
+      <w:r>
+        <w:rPr>
+          <w:lang w:val="id_ID" w:bidi="id_ID"/>
+        </w:rPr>
+      </w:r>
+      <w:r>
+        <w:rPr>
+          <w:lang w:val="id_ID" w:bidi="id_ID"/>
+        </w:rPr>
+        <w:t>Bagaimana kisah ini mempengaruhi kehidupan sehari-hari kita?</w:t>
+      </w:r>
+    </w:p>
+    <w:p>
+      <w:pPr>
+        <w:pStyle w:val="ListBullet"/>
+        <w:spacing w:line="240" w:lineRule="auto"/>
+        <w:ind w:left="720"/>
+      </w:pPr>
+      <w:r>
+        <w:rPr>
+          <w:lang w:val="id_ID" w:bidi="id_ID"/>
+        </w:rPr>
+      </w:r>
+      <w:r>
+        <w:rPr>
+          <w:lang w:val="id_ID" w:bidi="id_ID"/>
+        </w:rPr>
+        <w:t>Siapa yang Anda kenal yang perlu mendengar kisah ini?</w:t>
+      </w:r>
+      <w:r>
+        <w:rPr>
+          <w:lang w:val="id_ID" w:bidi="id_ID"/>
+        </w:rPr>
+      </w:r>
+    </w:p>
+    <w:p>
+      <w:pPr>
+        <w:pStyle w:val="Heading3"/>
+      </w:pPr>
+      <w:r>
+        <w:rPr>
+          <w:lang w:val="id_ID" w:bidi="id_ID"/>
+        </w:rPr>
+        <w:t>Menyiapkan Panggung</w:t>
+      </w:r>
+    </w:p>
+    <w:p>
+      <w:pPr/>
+      <w:r>
+        <w:rPr>
+          <w:lang w:val="id_ID" w:bidi="id_ID"/>
+        </w:rPr>
+      </w:r>
+      <w:r>
+        <w:rPr>
+          <w:lang w:val="id_ID" w:bidi="id_ID"/>
+        </w:rPr>
+        <w:t>MEMPERSIAPKAN PANGGUNG</w:t>
+      </w:r>
+    </w:p>
+    <w:p>
+      <w:pPr/>
+      <w:r>
+        <w:rPr>
+          <w:lang w:val="id_ID" w:bidi="id_ID"/>
+        </w:rPr>
+      </w:r>
+      <w:r>
+        <w:rPr>
+          <w:lang w:val="id_ID" w:bidi="id_ID"/>
+        </w:rPr>
+        <w:t>Kejadian 49:1–28</w:t>
+      </w:r>
+    </w:p>
+    <w:p>
+      <w:pPr/>
+      <w:r>
+        <w:rPr>
+          <w:lang w:val="id_ID" w:bidi="id_ID"/>
+        </w:rPr>
+      </w:r>
+      <w:r>
+        <w:rPr>
+          <w:lang w:val="id_ID" w:bidi="id_ID"/>
+        </w:rPr>
+        <w:t>Dengarkan teks satu kali dalam versi yang paling mudah dimengerti.</w:t>
+      </w:r>
+    </w:p>
+    <w:p>
+      <w:pPr/>
+      <w:r>
+        <w:rPr>
+          <w:lang w:val="id_ID" w:bidi="id_ID"/>
+        </w:rPr>
+      </w:r>
+      <w:r>
+        <w:rPr>
+          <w:lang w:val="id_ID" w:bidi="id_ID"/>
+        </w:rPr>
+        <w:t>Perikop ini melanjutkan kesimpulan dari kisah Yakub dan Yusuf. Yakub hampir mati. Yakub telah memberkati Yusuf dan 2 anak Yusuf, Manasye dan Efraim. Sekarang Yakub memanggil semua anak lainnya untuk datang mendengarkan kata-kata terakhir Yakub. Perkataan Yakub lebih seperti nubuat daripada berkat. Ini berarti bahwa Yakub mengatakan bahwa hal ini akan terjadi di masa depan. Yakub mengatakan kepada setiap anak apa yang akan terjadi pada keturunan anak itu. Berkat itu serius. Kebanyakan orang pada zaman Yakub menganggap berkat itu sebagai hal yang mengikat bagi orang yang menerima berkat itu. Yakub mengutuk beberapa putranya. Yakub berbicara dalam bentuk puitis. Berhenti dan diskusikan: Ceritakan kisah tentang seorang pria tua seperti seorang kakek yang sudah menjelang ajal. Apa yang akan dikatakan seorang pria seperti kakek ini kepada putra-putra dan cucu-cucu laki-lakinya? Bagaimana Dia mengatakannya? Jika budaya kamu tidak memiliki kebiasaan seorang ayah memberikan berkat kepada anak-anaknya sebelum ia meninggal, kapan biasanya berkat itu diberikan? Siapa yang akan memberkati? Bagaimana orang menerima berkat itu?</w:t>
+      </w:r>
+    </w:p>
+    <w:p>
+      <w:pPr/>
+      <w:r>
+        <w:rPr>
+          <w:lang w:val="id_ID" w:bidi="id_ID"/>
+        </w:rPr>
+      </w:r>
+      <w:r>
+        <w:rPr>
+          <w:lang w:val="id_ID" w:bidi="id_ID"/>
+        </w:rPr>
+        <w:t>Ruben adalah anak sulung. Biasanya, anak ini memiliki hak istimewa yang tidak dimiliki anak-anak lainnya. Dalam beberapa budaya, anak sulung mewarisi segalanya. Anak laki-laki sulung juga mengambil peran kepemimpinan dalam keluarga. Bertahun-tahun sebelumnya, Ruben tidur dengan Bilha, salah satu istri Yakub. Yakub menggunakan ilustrasi untuk menjelaskan tindakan ini. Yakub mengatakan bahwa Ruben mempermalukan atau menajiskan tempat tidur pernikahan. Ini berarti bahwa Ruben membuat tempat tidur pernikahan atau tempat tidur yang biasanya ditiduri Yakub bersama Bilha menjadi Najis dengan tidur bersama Bilha. Yakub tidak menghukum Ruben pada saat Ruben tidur dengan Bilha. Yakub tampaknya menggunakan peristiwa itu sebagai alasan untuk apa yang dikatakan Yakub kepada Ruben pada saat ini. Sekarang, Yakub mengatakan bahwa Ruben akan kehilangan posisinya sebagai pemimpin dalam keluarga. Karena Ruben tidak dapat mengendalikan dirinya sendiri, Ruben tidak akan menjadi pemimpin dalam keluarga.</w:t>
+      </w:r>
+    </w:p>
+    <w:p>
+      <w:pPr/>
+      <w:r>
+        <w:rPr>
+          <w:lang w:val="id_ID" w:bidi="id_ID"/>
+        </w:rPr>
+      </w:r>
+      <w:r>
+        <w:rPr>
+          <w:lang w:val="id_ID" w:bidi="id_ID"/>
+        </w:rPr>
+        <w:t>Yakub berbicara tentang Simeon dan Lewi bersama-sama. Dua saudara ini menerima pesan yang sama. Yakub berbicara tentang Simeon dan Lewi seolah-olah mereka tidak hadir. Yakub mengucapkan beberapa kutukan kepada Simeon dan Lewi karena kemarahan dan kemurkaan mereka. Murka adalah kata yang lebih kuat untuk kemarahan. Yakub mengatakan bahwa Simeon dan Lewi melumpuhkan lembu-lembu. Ini berarti mereka memotong tendon di belakang lutut kaki belakang. Begitu tendon ini dipotong, binatang itu tidak dapat berjalan dengan benar dan tidak dapat menarik apa pun seperti bajak atau kereta. Dalam perikop sebelumnya, setelah Dina diperkosa, Simeon dan Lewi membunuh semua laki-laki Sikhem. Yakub tidak menghukum mereka pada saat itu. Namun, perbuatan itu tampaknya menjadi alasan untuk kutukan yang diberikan Yakub dalam perikop ini.</w:t>
+      </w:r>
+    </w:p>
+    <w:p>
+      <w:pPr/>
+      <w:r>
+        <w:rPr>
+          <w:lang w:val="id_ID" w:bidi="id_ID"/>
+        </w:rPr>
+      </w:r>
+      <w:r>
+        <w:rPr>
+          <w:lang w:val="id_ID" w:bidi="id_ID"/>
+        </w:rPr>
+        <w:t>Tunjukkan sebuah gambar seekor lembu.</w:t>
+      </w:r>
+    </w:p>
+    <w:p>
+      <w:pPr/>
+      <w:r>
+        <w:rPr>
+          <w:lang w:val="id_ID" w:bidi="id_ID"/>
+        </w:rPr>
+      </w:r>
+      <w:r>
+        <w:rPr>
+          <w:lang w:val="id_ID" w:bidi="id_ID"/>
+        </w:rPr>
+        <w:t>Kata-kata yang dikatakan Yakub kepada putra-putra berikutnya ini terdengar seperti berkat.</w:t>
+      </w:r>
+    </w:p>
+    <w:p>
+      <w:pPr/>
+      <w:r>
+        <w:rPr>
+          <w:lang w:val="id_ID" w:bidi="id_ID"/>
+        </w:rPr>
+      </w:r>
+      <w:r>
+        <w:rPr>
+          <w:lang w:val="id_ID" w:bidi="id_ID"/>
+        </w:rPr>
+        <w:t>Yakub berbicara langsung kepada Yehuda. Pesan untuk Yehuda itu terdengar seperti sebuah berkat. Keturunan Yehuda akan menjadi penguasa. Yakub menggunakan ilustrasi untuk menceritakan betapa kuatnya keluarga Yehuda nantinya. Setelah singa itu makan, singa itu berbaring untuk tidur. Bahkan ketika singa itu sedang tidur, binatang-binatang lain tidak berani menyerang singa itu. Tongkat kerajaan adalah tongkat yang dipegang dan digunakan oleh raja untuk menunjukkan bahwa raja memiliki kuasa. Yakub menggunakan gambaran pohon anggur, minuman anggur, dan susu sebagai simbol untuk mengatakan bahwa keturunan Yehuda akan makmur atau menjadi kaya. Keturunan Yehuda akan mengalami berkat Allah di masa depan. Yakub menggunakan ilustrasi seperti mencuci pakaian dalam anggur untuk menunjukkan bahwa keturunan Yehuda akan menjadi sangat kaya.</w:t>
+      </w:r>
+    </w:p>
+    <w:p>
+      <w:pPr/>
+      <w:r>
+        <w:rPr>
+          <w:lang w:val="id_ID" w:bidi="id_ID"/>
+        </w:rPr>
+      </w:r>
+      <w:r>
+        <w:rPr>
+          <w:lang w:val="id_ID" w:bidi="id_ID"/>
+        </w:rPr>
+        <w:t>Tunjukkan sebuah gambar seorang raja Mesir yang memegang tongkat kerajaan.</w:t>
+      </w:r>
+    </w:p>
+    <w:p>
+      <w:pPr/>
+      <w:r>
+        <w:rPr>
+          <w:lang w:val="id_ID" w:bidi="id_ID"/>
+        </w:rPr>
+      </w:r>
+      <w:r>
+        <w:rPr>
+          <w:lang w:val="id_ID" w:bidi="id_ID"/>
+        </w:rPr>
+        <w:t>Tunjukkan gambar seekor singa yang sedang tidur. Tunjukkan sebuah gambar seekor keledai dengan anaknya.</w:t>
+      </w:r>
+    </w:p>
+    <w:p>
+      <w:pPr/>
+      <w:r>
+        <w:rPr>
+          <w:lang w:val="id_ID" w:bidi="id_ID"/>
+        </w:rPr>
+      </w:r>
+      <w:r>
+        <w:rPr>
+          <w:lang w:val="id_ID" w:bidi="id_ID"/>
+        </w:rPr>
+        <w:t>Tunjukkan gambar tanaman anggur.</w:t>
+      </w:r>
+    </w:p>
+    <w:p>
+      <w:pPr/>
+      <w:r>
+        <w:rPr>
+          <w:lang w:val="id_ID" w:bidi="id_ID"/>
+        </w:rPr>
+      </w:r>
+      <w:r>
+        <w:rPr>
+          <w:lang w:val="id_ID" w:bidi="id_ID"/>
+        </w:rPr>
+        <w:t>Yakub berbicara tentang Zebulon. Yakub mengatakan bahwa keturunan Zebulon akan bekerja di bidang bahtera Yakub berbicara tentang Isakhar. Yakub tampaknya mengatakan kepada Isakhar bahwa keturunan Isakhar akan bekerja keras untuk majikan lain demi hidup dalam damai. Damai dan keamanan tampaknya lebih penting bagi keturunan Isakhar daripada kebebasan. Pesan untuk Isakhar menggunakan kata yang tidak jelas. Ada yang berpendapat bahwa kata ini berarti kandang domba, ada pula yang menganggapnya berarti tanah di luar desa yang tidak dimiliki oleh siapa pun secara pribadi. Tanah ini digunakan sebagai lahan penggembalaan oleh siapa saja. Kata itu juga bisa berarti api unggun. Binatang itu merunduk atau berbaring untuk beristirahat di daerah ini. Pesan-pesan untuk Zebulon dan Isakhar terdengar seperti berkat.</w:t>
+      </w:r>
+    </w:p>
+    <w:p>
+      <w:pPr/>
+      <w:r>
+        <w:rPr>
+          <w:lang w:val="id_ID" w:bidi="id_ID"/>
+        </w:rPr>
+      </w:r>
+      <w:r>
+        <w:rPr>
+          <w:lang w:val="id_ID" w:bidi="id_ID"/>
+        </w:rPr>
+        <w:t>Berhenti di sini dan tunjukkan gambar seekor binatang yang sedang merunduk atau seekor binatang yang sedang berbaring.</w:t>
+      </w:r>
+    </w:p>
+    <w:p>
+      <w:pPr/>
+      <w:r>
+        <w:rPr>
+          <w:lang w:val="id_ID" w:bidi="id_ID"/>
+        </w:rPr>
+      </w:r>
+      <w:r>
+        <w:rPr>
+          <w:lang w:val="id_ID" w:bidi="id_ID"/>
+        </w:rPr>
+        <w:t>Tunjukkan peta Israel dengan Sidon yang ditandai. Peta ini harus ditandai dengan Bersyeba dan Hebron.</w:t>
+      </w:r>
+    </w:p>
+    <w:p>
+      <w:pPr/>
+      <w:r>
+        <w:rPr>
+          <w:lang w:val="id_ID" w:bidi="id_ID"/>
+        </w:rPr>
+      </w:r>
+      <w:r>
+        <w:rPr>
+          <w:lang w:val="id_ID" w:bidi="id_ID"/>
+        </w:rPr>
+        <w:t>Yakub berbicara tentang Dan. Yakub membandingkan Dan dengan seekor ular berbisa. Yakub mengatakan bahwa keturunan Dan akan membawa keadilan kepada Israel. Israel merujuk kepada orang-orang atau keturunan Yakub.</w:t>
+      </w:r>
+    </w:p>
+    <w:p>
+      <w:pPr/>
+      <w:r>
+        <w:rPr>
+          <w:lang w:val="id_ID" w:bidi="id_ID"/>
+        </w:rPr>
+      </w:r>
+      <w:r>
+        <w:rPr>
+          <w:lang w:val="id_ID" w:bidi="id_ID"/>
+        </w:rPr>
+        <w:t>Yakub berbicara tentang Gad. Orang-orang akan datang untuk menyerang keturunan Gad, tetapi keturunan Gad kemudian akan menyerang balik mereka yang datang untuk menyerbu atau menjarah daerah itu.</w:t>
+      </w:r>
+    </w:p>
+    <w:p>
+      <w:pPr/>
+      <w:r>
+        <w:rPr>
+          <w:lang w:val="id_ID" w:bidi="id_ID"/>
+        </w:rPr>
+      </w:r>
+      <w:r>
+        <w:rPr>
+          <w:lang w:val="id_ID" w:bidi="id_ID"/>
+        </w:rPr>
+        <w:t>Yakub berbicara tentang Asyer. Keturunan Asyer akan tinggal di daerah yang subur. Artinya, mereka akan memiliki banyak makanan enak.</w:t>
+      </w:r>
+    </w:p>
+    <w:p>
+      <w:pPr/>
+      <w:r>
+        <w:rPr>
+          <w:lang w:val="id_ID" w:bidi="id_ID"/>
+        </w:rPr>
+      </w:r>
+      <w:r>
+        <w:rPr>
+          <w:lang w:val="id_ID" w:bidi="id_ID"/>
+        </w:rPr>
+        <w:t>Yakub berbicara tentang Naftali. Keturunan Naftali akan menjadi seperti rusa betina yang melahirkan anak-anak rusa yang cantik atau rusa muda. Beberapa terjemahan menggunakan kata untuk pohon besar daripada rusa betina. Pohon besar ini memiliki cabang-cabang yang indah.</w:t>
+      </w:r>
+    </w:p>
+    <w:p>
+      <w:pPr/>
+      <w:r>
+        <w:rPr>
+          <w:lang w:val="id_ID" w:bidi="id_ID"/>
+        </w:rPr>
+      </w:r>
+      <w:r>
+        <w:rPr>
+          <w:lang w:val="id_ID" w:bidi="id_ID"/>
+        </w:rPr>
+        <w:t>Berhenti dan tunjukkan sebuah gambar seekor rusa dengan seekor anak rusa.</w:t>
+      </w:r>
+    </w:p>
+    <w:p>
+      <w:pPr/>
+      <w:r>
+        <w:rPr>
+          <w:lang w:val="id_ID" w:bidi="id_ID"/>
+        </w:rPr>
+      </w:r>
+      <w:r>
+        <w:rPr>
+          <w:lang w:val="id_ID" w:bidi="id_ID"/>
+        </w:rPr>
+        <w:t>Pesan Yakub untuk Yusuf adalah yang terpanjang. Pada awalnya Yakub berbicara tentang Yusuf. Yakub membandingkan Yusuf dengan seekor keledai liar. Joseph diserang suatu waktu di masa lalu. Joseph membela dirinya dan menjadi lebih kuat. Para pemanah menembakkan panah ke arah Yusuf, tetapi busur Yusuf tetap kuat. Beberapa terjemahan menggunakan kiasan kata yang berbeda. Beberapa terjemahan membandingkan Yusuf dengan tanaman berbuah yang memanjat di atas dinding. Kebanyakan orang lebih memilih ilustrasi keledai karena mengikuti pola dengan putra-putra lainnya. Yakub menggunakan binatang-binatang untuk menggambarkan anak-anak lainnya.</w:t>
+      </w:r>
+    </w:p>
+    <w:p>
+      <w:pPr/>
+      <w:r>
+        <w:rPr>
+          <w:lang w:val="id_ID" w:bidi="id_ID"/>
+        </w:rPr>
+      </w:r>
+      <w:r>
+        <w:rPr>
+          <w:lang w:val="id_ID" w:bidi="id_ID"/>
+        </w:rPr>
+        <w:t>Berhenti di sini dan tunjukkan satu gambar seorang pemanah dengan busur dan anak panah.</w:t>
+      </w:r>
+    </w:p>
+    <w:p>
+      <w:pPr/>
+      <w:r>
+        <w:rPr>
+          <w:lang w:val="id_ID" w:bidi="id_ID"/>
+        </w:rPr>
+      </w:r>
+      <w:r>
+        <w:rPr>
+          <w:lang w:val="id_ID" w:bidi="id_ID"/>
+        </w:rPr>
+        <w:t>Kemudian Yakub berbicara langsung kepada Yusuf dan memberkati Yusuf. Yakub menggunakan sejumlah nama Allah yang berbeda dalam mengucapkan berkat.</w:t>
+      </w:r>
+    </w:p>
+    <w:p>
+      <w:pPr/>
+      <w:r>
+        <w:rPr>
+          <w:lang w:val="id_ID" w:bidi="id_ID"/>
+        </w:rPr>
+      </w:r>
+      <w:r>
+        <w:rPr>
+          <w:lang w:val="id_ID" w:bidi="id_ID"/>
+        </w:rPr>
+        <w:t>Yakub berbicara tentang Benyamin. Yakub membandingkan keturunan Benyamin dengan seekor serigala yang lapar. Orang-orang berpikir bahwa serigala itu serakah. Serigala adalah seekor binatang yang ganas. Yakub menggunakan ilustrasi pagi dan malam hari untuk merujuk kepada sepanjang hari.</w:t>
+      </w:r>
+    </w:p>
+    <w:p>
+      <w:pPr/>
+      <w:r>
+        <w:rPr>
+          <w:lang w:val="id_ID" w:bidi="id_ID"/>
+        </w:rPr>
+      </w:r>
+      <w:r>
+        <w:rPr>
+          <w:lang w:val="id_ID" w:bidi="id_ID"/>
+        </w:rPr>
+        <w:t>Berhenti dan tunjukkan sebuah gambar seekor serigala.</w:t>
+      </w:r>
+    </w:p>
+    <w:p>
+      <w:pPr/>
+      <w:r>
+        <w:rPr>
+          <w:lang w:val="id_ID" w:bidi="id_ID"/>
+        </w:rPr>
+      </w:r>
+      <w:r>
+        <w:rPr>
+          <w:lang w:val="id_ID" w:bidi="id_ID"/>
+        </w:rPr>
+        <w:t>Ini adalah kata-kata terakhir Yakub kepada setiap anak laki-lakinya. Yakub memberikan setiap anak pesan untuk anak itu.</w:t>
+      </w:r>
+      <w:r>
+        <w:rPr>
+          <w:lang w:val="id_ID" w:bidi="id_ID"/>
+        </w:rPr>
+      </w:r>
+    </w:p>
+    <w:p>
+      <w:pPr>
+        <w:pStyle w:val="Heading3"/>
+      </w:pPr>
+      <w:r>
+        <w:rPr>
+          <w:lang w:val="id_ID" w:bidi="id_ID"/>
+        </w:rPr>
+        <w:t>Menjelaskan Adegan</w:t>
+      </w:r>
+    </w:p>
+    <w:p>
+      <w:pPr/>
+      <w:r>
+        <w:rPr>
+          <w:lang w:val="id_ID" w:bidi="id_ID"/>
+        </w:rPr>
+      </w:r>
+      <w:r>
+        <w:rPr>
+          <w:lang w:val="id_ID" w:bidi="id_ID"/>
+        </w:rPr>
+        <w:t>Dengarkan teks sekali lagi dalam versi yang paling mudah dimengerti.</w:t>
+      </w:r>
+    </w:p>
+    <w:p>
+      <w:pPr/>
+      <w:r>
+        <w:rPr>
+          <w:lang w:val="id_ID" w:bidi="id_ID"/>
+        </w:rPr>
+      </w:r>
+      <w:r>
+        <w:rPr>
+          <w:lang w:val="id_ID" w:bidi="id_ID"/>
+        </w:rPr>
+        <w:t>Dalam sesi ini, Anda akan membantu kelompok memeragakan kisah ini. Anda akan membantu kelompok mendefinisikan adegan, latar, dan karakter dari cerita tersebut.</w:t>
+      </w:r>
+    </w:p>
+    <w:p>
+      <w:pPr/>
+      <w:r>
+        <w:rPr>
+          <w:lang w:val="id_ID" w:bidi="id_ID"/>
+        </w:rPr>
+      </w:r>
+      <w:r>
+        <w:rPr>
+          <w:lang w:val="id_ID" w:bidi="id_ID"/>
+        </w:rPr>
+        <w:t>Kisah ini memiliki 1 adegan.</w:t>
+      </w:r>
+    </w:p>
+    <w:p>
+      <w:pPr/>
+      <w:r>
+        <w:rPr>
+          <w:lang w:val="id_ID" w:bidi="id_ID"/>
+        </w:rPr>
+      </w:r>
+      <w:r>
+        <w:rPr>
+          <w:b/>
+          <w:lang w:val="id_ID" w:bidi="id_ID"/>
+        </w:rPr>
+        <w:t>Adegan pertama:</w:t>
+      </w:r>
+      <w:r>
+        <w:rPr>
+          <w:lang w:val="id_ID" w:bidi="id_ID"/>
+        </w:rPr>
+        <w:t xml:space="preserve"> Yakub memanggil anak-anaknya untuk datang dan Yakub memberitahukan setiap anak masa depan mereka </w:t>
+      </w:r>
+    </w:p>
+    <w:p>
+      <w:pPr/>
+      <w:r>
+        <w:rPr>
+          <w:lang w:val="id_ID" w:bidi="id_ID"/>
+        </w:rPr>
+      </w:r>
+      <w:r>
+        <w:rPr>
+          <w:lang w:val="id_ID" w:bidi="id_ID"/>
+        </w:rPr>
+        <w:t>Para tokoh dalam kisah ini meliputi:</w:t>
+      </w:r>
+    </w:p>
+    <w:p>
+      <w:pPr>
+        <w:pStyle w:val="ListBullet"/>
+        <w:spacing w:line="240" w:lineRule="auto"/>
+        <w:ind w:left="720"/>
+      </w:pPr>
+      <w:r>
+        <w:rPr>
+          <w:lang w:val="id_ID" w:bidi="id_ID"/>
+        </w:rPr>
+      </w:r>
+      <w:r>
+        <w:rPr>
+          <w:lang w:val="id_ID" w:bidi="id_ID"/>
+        </w:rPr>
+        <w:t>Yakub</w:t>
+      </w:r>
+    </w:p>
+    <w:p>
+      <w:pPr>
+        <w:pStyle w:val="ListBullet"/>
+        <w:spacing w:line="240" w:lineRule="auto"/>
+        <w:ind w:left="720"/>
+      </w:pPr>
+      <w:r>
+        <w:rPr>
+          <w:lang w:val="id_ID" w:bidi="id_ID"/>
+        </w:rPr>
+      </w:r>
+      <w:r>
+        <w:rPr>
+          <w:lang w:val="id_ID" w:bidi="id_ID"/>
+        </w:rPr>
+        <w:t>Ruben</w:t>
+      </w:r>
+    </w:p>
+    <w:p>
+      <w:pPr>
+        <w:pStyle w:val="ListBullet"/>
+        <w:spacing w:line="240" w:lineRule="auto"/>
+        <w:ind w:left="720"/>
+      </w:pPr>
+      <w:r>
+        <w:rPr>
+          <w:lang w:val="id_ID" w:bidi="id_ID"/>
+        </w:rPr>
+      </w:r>
+      <w:r>
+        <w:rPr>
+          <w:lang w:val="id_ID" w:bidi="id_ID"/>
+        </w:rPr>
+        <w:t>Simeon</w:t>
+      </w:r>
+    </w:p>
+    <w:p>
+      <w:pPr>
+        <w:pStyle w:val="ListBullet"/>
+        <w:spacing w:line="240" w:lineRule="auto"/>
+        <w:ind w:left="720"/>
+      </w:pPr>
+      <w:r>
+        <w:rPr>
+          <w:lang w:val="id_ID" w:bidi="id_ID"/>
+        </w:rPr>
+      </w:r>
+      <w:r>
+        <w:rPr>
+          <w:lang w:val="id_ID" w:bidi="id_ID"/>
+        </w:rPr>
+        <w:t>Lewi</w:t>
+      </w:r>
+    </w:p>
+    <w:p>
+      <w:pPr>
+        <w:pStyle w:val="ListBullet"/>
+        <w:spacing w:line="240" w:lineRule="auto"/>
+        <w:ind w:left="720"/>
+      </w:pPr>
+      <w:r>
+        <w:rPr>
+          <w:lang w:val="id_ID" w:bidi="id_ID"/>
+        </w:rPr>
+      </w:r>
+      <w:r>
+        <w:rPr>
+          <w:lang w:val="id_ID" w:bidi="id_ID"/>
+        </w:rPr>
+        <w:t>Yehuda</w:t>
+      </w:r>
+    </w:p>
+    <w:p>
+      <w:pPr>
+        <w:pStyle w:val="ListBullet"/>
+        <w:spacing w:line="240" w:lineRule="auto"/>
+        <w:ind w:left="720"/>
+      </w:pPr>
+      <w:r>
+        <w:rPr>
+          <w:lang w:val="id_ID" w:bidi="id_ID"/>
+        </w:rPr>
+      </w:r>
+      <w:r>
+        <w:rPr>
+          <w:lang w:val="id_ID" w:bidi="id_ID"/>
+        </w:rPr>
+        <w:t>Zebulon</w:t>
+      </w:r>
+    </w:p>
+    <w:p>
+      <w:pPr>
+        <w:pStyle w:val="ListBullet"/>
+        <w:spacing w:line="240" w:lineRule="auto"/>
+        <w:ind w:left="720"/>
+      </w:pPr>
+      <w:r>
+        <w:rPr>
+          <w:lang w:val="id_ID" w:bidi="id_ID"/>
+        </w:rPr>
+      </w:r>
+      <w:r>
+        <w:rPr>
+          <w:lang w:val="id_ID" w:bidi="id_ID"/>
+        </w:rPr>
+        <w:t>Isakhar</w:t>
+      </w:r>
+    </w:p>
+    <w:p>
+      <w:pPr>
+        <w:pStyle w:val="ListBullet"/>
+        <w:spacing w:line="240" w:lineRule="auto"/>
+        <w:ind w:left="720"/>
+      </w:pPr>
+      <w:r>
+        <w:rPr>
+          <w:lang w:val="id_ID" w:bidi="id_ID"/>
+        </w:rPr>
+      </w:r>
+      <w:r>
+        <w:rPr>
+          <w:lang w:val="id_ID" w:bidi="id_ID"/>
+        </w:rPr>
+        <w:t>Dan</w:t>
+      </w:r>
+    </w:p>
+    <w:p>
+      <w:pPr>
+        <w:pStyle w:val="ListBullet"/>
+        <w:spacing w:line="240" w:lineRule="auto"/>
+        <w:ind w:left="720"/>
+      </w:pPr>
+      <w:r>
+        <w:rPr>
+          <w:lang w:val="id_ID" w:bidi="id_ID"/>
+        </w:rPr>
+      </w:r>
+      <w:r>
+        <w:rPr>
+          <w:lang w:val="id_ID" w:bidi="id_ID"/>
+        </w:rPr>
+        <w:t>Gad</w:t>
+      </w:r>
+    </w:p>
+    <w:p>
+      <w:pPr>
+        <w:pStyle w:val="ListBullet"/>
+        <w:spacing w:line="240" w:lineRule="auto"/>
+        <w:ind w:left="720"/>
+      </w:pPr>
+      <w:r>
+        <w:rPr>
+          <w:lang w:val="id_ID" w:bidi="id_ID"/>
+        </w:rPr>
+      </w:r>
+      <w:r>
+        <w:rPr>
+          <w:lang w:val="id_ID" w:bidi="id_ID"/>
+        </w:rPr>
+        <w:t>Asyer</w:t>
+      </w:r>
+    </w:p>
+    <w:p>
+      <w:pPr>
+        <w:pStyle w:val="ListBullet"/>
+        <w:spacing w:line="240" w:lineRule="auto"/>
+        <w:ind w:left="720"/>
+      </w:pPr>
+      <w:r>
+        <w:rPr>
+          <w:lang w:val="id_ID" w:bidi="id_ID"/>
+        </w:rPr>
+      </w:r>
+      <w:r>
+        <w:rPr>
+          <w:lang w:val="id_ID" w:bidi="id_ID"/>
+        </w:rPr>
+        <w:t>Naftali</w:t>
+      </w:r>
+    </w:p>
+    <w:p>
+      <w:pPr>
+        <w:pStyle w:val="ListBullet"/>
+        <w:spacing w:line="240" w:lineRule="auto"/>
+        <w:ind w:left="720"/>
+      </w:pPr>
+      <w:r>
+        <w:rPr>
+          <w:lang w:val="id_ID" w:bidi="id_ID"/>
+        </w:rPr>
+      </w:r>
+      <w:r>
+        <w:rPr>
+          <w:lang w:val="id_ID" w:bidi="id_ID"/>
+        </w:rPr>
+        <w:t>Yusuf</w:t>
+      </w:r>
+    </w:p>
+    <w:p>
+      <w:pPr>
+        <w:pStyle w:val="ListBullet"/>
+        <w:spacing w:line="240" w:lineRule="auto"/>
+        <w:ind w:left="720"/>
+      </w:pPr>
+      <w:r>
+        <w:rPr>
+          <w:lang w:val="id_ID" w:bidi="id_ID"/>
+        </w:rPr>
+      </w:r>
+      <w:r>
+        <w:rPr>
+          <w:lang w:val="id_ID" w:bidi="id_ID"/>
+        </w:rPr>
+        <w:t>Benyamin</w:t>
+      </w:r>
+    </w:p>
+    <w:p>
+      <w:pPr/>
+      <w:r>
+        <w:rPr>
+          <w:lang w:val="id_ID" w:bidi="id_ID"/>
+        </w:rPr>
+      </w:r>
+      <w:r>
+        <w:rPr>
+          <w:lang w:val="id_ID" w:bidi="id_ID"/>
+        </w:rPr>
+        <w:t xml:space="preserve">Dalam sesi ini, ambillah papan cerita kelompok, gambarlah, atau gunakan beberapa macam alat peraga (benda-benda yang dapat Anda pindahkan seperti batu, batang, mainan anak-anak) untuk menggambarkan kisah dan adegan di dalamnya. </w:t>
+      </w:r>
+    </w:p>
+    <w:p>
+      <w:pPr/>
+      <w:r>
+        <w:rPr>
+          <w:lang w:val="id_ID" w:bidi="id_ID"/>
+        </w:rPr>
+      </w:r>
+      <w:r>
+        <w:rPr>
+          <w:lang w:val="id_ID" w:bidi="id_ID"/>
+        </w:rPr>
+        <w:t>Ketika Yakub berbicara kepada setiap anak, Yakub mengubah cara Yakub berbicara kepada anak-anak. Kadang-kadang Yakub berbicara langsung kepada anak itu. Jacob berkata, "Kamu ada atau kamu akan menjadi." Pada waktu lain Yakub berbicara tentang anak itu. Yakub berkata, "Dia dan anak-anaknya" ketika berbicara tentang putra-putra ini. Perhatikan bagian di mana bahasa dan penggunaan kata kerjanya berubah. Yakub tidak berbicara kepada para putra menurut urutan kelahiran. Sebaliknya, Yakub berbicara kepada masing-masing anak laki-laki Lea terlebih dahulu, diikuti oleh anak-anak Bilha dan Zilpa tetapi tidak berdasarkan urutan kelahiran, dan akhirnya kepada anak-anak Rahel.</w:t>
+      </w:r>
+    </w:p>
+    <w:p>
+      <w:pPr/>
+      <w:r>
+        <w:rPr>
+          <w:lang w:val="id_ID" w:bidi="id_ID"/>
+        </w:rPr>
+      </w:r>
+      <w:r>
+        <w:rPr>
+          <w:lang w:val="id_ID" w:bidi="id_ID"/>
+        </w:rPr>
+        <w:t>Jacob berbicara dalam bentuk puisi. Dalam bahasa Yakub, orang-orang biasanya mengucapkan berkat dan kutukan dalam bentuk puisi.</w:t>
+      </w:r>
+    </w:p>
+    <w:p>
+      <w:pPr/>
+      <w:r>
+        <w:rPr>
+          <w:lang w:val="id_ID" w:bidi="id_ID"/>
+        </w:rPr>
+      </w:r>
+      <w:r>
+        <w:rPr>
+          <w:lang w:val="id_ID" w:bidi="id_ID"/>
+        </w:rPr>
+        <w:t>Dengan kata-kata ini kepada anak-anaknya, Yakub biasanya mengatakan sesuatu dan kemudian mengulangi apa yang ia katakan dengan sedikit berbeda. Yakub berbicara seperti ini agar baris kedua puisi tersebut memperkuat makna baris pertamanya. Kadang-kadang baris kedua menggunakan kata-kata yang lebih kuat daripada baris pertama. Berbicara dengan cara ini menyebabkan banyak pengulangan.</w:t>
+      </w:r>
+    </w:p>
+    <w:p>
+      <w:pPr/>
+      <w:r>
+        <w:rPr>
+          <w:lang w:val="id_ID" w:bidi="id_ID"/>
+        </w:rPr>
+      </w:r>
+      <w:r>
+        <w:rPr>
+          <w:lang w:val="id_ID" w:bidi="id_ID"/>
+        </w:rPr>
+        <w:t>Berhenti dan mainkan sebuah permainan. Bagilah tim penerjemah menjadi dua tim. Mintalah satu kelompok mengatakan sesuatu seperti, "Kamu adalah pria yang tinggi." Mintalah tim lain menjawab dengan sesuatu yang lebih kuat. "Kamu seperti pohon yang tinggi." Mintalah tim mengerjakan sejumlah deskripsi pelengkap seperti ini. Contoh lain: "Kamu adalah sungai yang berliku membelah hutan." Jawab, "Kamu seperti sungai yang mengamuk yang mengalir melalui jurang-jurang atau ngarai-ngarai." Tujuan dari permainan ini adalah agar para penerjemah melihat bagaimana Yakub menggunakan puisi dan pengulangan dengan kalimat kedua yang lebih kuat untuk menyampaikan kata-kata terakhir Yakub kepada anak-anaknya. Seluruh perikop ini menggunakan jenis puisi ini. Permainan ini akan membantu para penerjemah memahami irama puisi.</w:t>
+      </w:r>
+    </w:p>
+    <w:p>
+      <w:pPr/>
+      <w:r>
+        <w:rPr>
+          <w:lang w:val="id_ID" w:bidi="id_ID"/>
+        </w:rPr>
+      </w:r>
+      <w:r>
+        <w:rPr>
+          <w:lang w:val="id_ID" w:bidi="id_ID"/>
+        </w:rPr>
+        <w:t>Yakub berbicara kepada Ruben terlebih dahulu. Ada 3 pasang gagasan dalam pesan kepada Ruben. Yang pertama adalah sebuah pernyataan. Yang kedua mengulangi yang pertama tetapi lebih kuat. Andalah yang nomor satu dalam hal kebanggaan. Kamu adalah yang pertama berkuasa. Cobalah untuk mengidentifikasi setiap pernyataan ini dan lihat bagaimana bagian kedua mengulangi yang pertama tetapi dengan bahasa yang lebih kuat.</w:t>
+      </w:r>
+    </w:p>
+    <w:p>
+      <w:pPr/>
+      <w:r>
+        <w:rPr>
+          <w:lang w:val="id_ID" w:bidi="id_ID"/>
+        </w:rPr>
+      </w:r>
+      <w:r>
+        <w:rPr>
+          <w:lang w:val="id_ID" w:bidi="id_ID"/>
+        </w:rPr>
+        <w:t>Ruben, Simeon, dan Lewi masing-masing telah melakukan sesuatu yang sangat buruk pada tahun-tahun sebelumnya. Ruben tidur dengan Bilha, istri Yakub. Simeon dan Lewi pergi ke kota Sikhem dan membunuh semua laki-laki sebagai pembalasan karena Dina, saudara perempuan mereka, telah diperkosa. Yakub tidak menghukum anak-anak ini pada saat itu. Sekarang pada saat menyampaikan pesan terakhirnya, Yakub memberikan hukuman kepada tiga putra pertamanya. Yakub mengambil hak Ruben sebagai anak sulung. Yakub mengutuk Simeon dan Lewi.</w:t>
+      </w:r>
+    </w:p>
+    <w:p>
+      <w:pPr/>
+      <w:r>
+        <w:rPr>
+          <w:lang w:val="id_ID" w:bidi="id_ID"/>
+        </w:rPr>
+      </w:r>
+      <w:r>
+        <w:rPr>
+          <w:lang w:val="id_ID" w:bidi="id_ID"/>
+        </w:rPr>
+        <w:t>Yakub berbicara langsung kepada Yehuda, yang adalah anak keempat. Yakub mengatakan bahwa seorang keturunan Yehuda akan menjadi raja. Yakub menggunakan sejumlah kiasan untuk menunjukkan bahwa keturunan Yehuda akan menjadi kaya.</w:t>
+      </w:r>
+    </w:p>
+    <w:p>
+      <w:pPr/>
+      <w:r>
+        <w:rPr>
+          <w:lang w:val="id_ID" w:bidi="id_ID"/>
+        </w:rPr>
+      </w:r>
+      <w:r>
+        <w:rPr>
+          <w:lang w:val="id_ID" w:bidi="id_ID"/>
+        </w:rPr>
+        <w:t>Berhenti dan diskusikan: Bicarakan tentang sekelompok orang yang kaya. Simaklah untuk melihat apakah ada kiasan yang digunakan untuk menggambarkan kekayaan dan kekuasaan mereka.</w:t>
+      </w:r>
+    </w:p>
+    <w:p>
+      <w:pPr/>
+      <w:r>
+        <w:rPr>
+          <w:lang w:val="id_ID" w:bidi="id_ID"/>
+        </w:rPr>
+      </w:r>
+      <w:r>
+        <w:rPr>
+          <w:lang w:val="id_ID" w:bidi="id_ID"/>
+        </w:rPr>
+        <w:t>Pesan untuk Isakhar tidak jelas. Isakhar seperti keledai yang beristirahat di antara dua hal. Salah satu usulan maknanya adalah tas pelana atau beban yang diletakkan di atas keledai atau unta untuk diangkut oleh hewan-hewan ini. Makna lain bisa jadi lubang-lubang api. Makna lain bisa jadi lahan di luar kota di mana siapa pun dapat menggembalakan hewan-hewan mereka. Tanah itu tidak menjadi milik satu orang tetapi untuk digunakan semua orang. Kata itu juga bisa berarti kandang domba atau tempat domba-domba dikandangkan. Anda perlu memilih opsi mana yang paling baik dipahami oleh audiens Anda. Isakhar melihat betapa menyenangkannya beristirahat di daerah itu dan tinggal di sana untuk bekerja keras bagi orang lain.</w:t>
+      </w:r>
+    </w:p>
+    <w:p>
+      <w:pPr/>
+      <w:r>
+        <w:rPr>
+          <w:lang w:val="id_ID" w:bidi="id_ID"/>
+        </w:rPr>
+      </w:r>
+      <w:r>
+        <w:rPr>
+          <w:lang w:val="id_ID" w:bidi="id_ID"/>
+        </w:rPr>
+        <w:t>Pesan kepada Yusuf menggunakan sejumlah nama untuk Allah. Nama-nama ini adalah: Yang Mahakuat dari Yakub, Gembala, Batu Israel, Allah dari ayahmu, Yang Mahakuasa.</w:t>
+      </w:r>
+    </w:p>
+    <w:p>
+      <w:pPr/>
+      <w:r>
+        <w:rPr>
+          <w:lang w:val="id_ID" w:bidi="id_ID"/>
+        </w:rPr>
+      </w:r>
+      <w:r>
+        <w:rPr>
+          <w:lang w:val="id_ID" w:bidi="id_ID"/>
+        </w:rPr>
+        <w:t>Berhenti dan mainkan sebuah permainan. Berikan salah satu nama ini kepada setiap orang dalam tim penerjemah. Panggilah namanya. Orang dengan nama itu berdiri dan menjelaskan makna nama itu. Lanjutkan sampai semua dapat menanggapi dengan cepat. Kemudian ubah peran tersebut dan mainkan permainannya lagi.</w:t>
+      </w:r>
+    </w:p>
+    <w:p>
+      <w:pPr/>
+      <w:r>
+        <w:rPr>
+          <w:lang w:val="id_ID" w:bidi="id_ID"/>
+        </w:rPr>
+      </w:r>
+      <w:r>
+        <w:rPr>
+          <w:lang w:val="id_ID" w:bidi="id_ID"/>
+        </w:rPr>
+        <w:t>Berhenti dan bahas: Bicarakan tentang gambar kata yang digunakan dalam setiap berkat atau kutukan. Bicarakan tentang kata "gambar" dan apa arti sebenarnya.</w:t>
+      </w:r>
+      <w:r>
+        <w:rPr>
+          <w:lang w:val="id_ID" w:bidi="id_ID"/>
+        </w:rPr>
+      </w:r>
+    </w:p>
+    <w:p>
+      <w:pPr>
+        <w:pStyle w:val="Heading3"/>
+      </w:pPr>
+      <w:r>
+        <w:rPr>
+          <w:lang w:val="id_ID" w:bidi="id_ID"/>
+        </w:rPr>
+        <w:t>Memperagakan Bacaan</w:t>
+      </w:r>
+    </w:p>
+    <w:p>
+      <w:pPr/>
+      <w:r>
+        <w:rPr>
+          <w:lang w:val="id_ID" w:bidi="id_ID"/>
+        </w:rPr>
+      </w:r>
+      <w:r>
+        <w:rPr>
+          <w:lang w:val="id_ID" w:bidi="id_ID"/>
+        </w:rPr>
+        <w:t>Dengarkan teks sekali lagi dalam versi yang paling mudah dimengerti.</w:t>
+      </w:r>
+    </w:p>
+    <w:p>
+      <w:pPr/>
+      <w:r>
+        <w:rPr>
+          <w:lang w:val="id_ID" w:bidi="id_ID"/>
+        </w:rPr>
+      </w:r>
+      <w:r>
+        <w:rPr>
+          <w:lang w:val="id_ID" w:bidi="id_ID"/>
+        </w:rPr>
+        <w:t>Dalam sesi ini, tim akan mendramatisir kisah tersebut.</w:t>
+      </w:r>
+    </w:p>
+    <w:p>
+      <w:pPr/>
+      <w:r>
+        <w:rPr>
+          <w:lang w:val="id_ID" w:bidi="id_ID"/>
+        </w:rPr>
+      </w:r>
+      <w:r>
+        <w:rPr>
+          <w:lang w:val="id_ID" w:bidi="id_ID"/>
+        </w:rPr>
+        <w:t>Kisah ini memiliki 1 adegan.</w:t>
+      </w:r>
+    </w:p>
+    <w:p>
+      <w:pPr/>
+      <w:r>
+        <w:rPr>
+          <w:lang w:val="id_ID" w:bidi="id_ID"/>
+        </w:rPr>
+      </w:r>
+      <w:r>
+        <w:rPr>
+          <w:lang w:val="id_ID" w:bidi="id_ID"/>
+        </w:rPr>
+        <w:t>Para tokoh dalam kisah ini meliputi:</w:t>
+      </w:r>
+    </w:p>
+    <w:p>
+      <w:pPr>
+        <w:pStyle w:val="ListBullet"/>
+        <w:spacing w:line="240" w:lineRule="auto"/>
+        <w:ind w:left="720"/>
+      </w:pPr>
+      <w:r>
+        <w:rPr>
+          <w:lang w:val="id_ID" w:bidi="id_ID"/>
+        </w:rPr>
+      </w:r>
+      <w:r>
+        <w:rPr>
+          <w:lang w:val="id_ID" w:bidi="id_ID"/>
+        </w:rPr>
+        <w:t>Yakub</w:t>
+      </w:r>
+    </w:p>
+    <w:p>
+      <w:pPr>
+        <w:pStyle w:val="ListBullet"/>
+        <w:spacing w:line="240" w:lineRule="auto"/>
+        <w:ind w:left="720"/>
+      </w:pPr>
+      <w:r>
+        <w:rPr>
+          <w:lang w:val="id_ID" w:bidi="id_ID"/>
+        </w:rPr>
+      </w:r>
+      <w:r>
+        <w:rPr>
+          <w:lang w:val="id_ID" w:bidi="id_ID"/>
+        </w:rPr>
+        <w:t>Ruben</w:t>
+      </w:r>
+    </w:p>
+    <w:p>
+      <w:pPr>
+        <w:pStyle w:val="ListBullet"/>
+        <w:spacing w:line="240" w:lineRule="auto"/>
+        <w:ind w:left="720"/>
+      </w:pPr>
+      <w:r>
+        <w:rPr>
+          <w:lang w:val="id_ID" w:bidi="id_ID"/>
+        </w:rPr>
+      </w:r>
+      <w:r>
+        <w:rPr>
+          <w:lang w:val="id_ID" w:bidi="id_ID"/>
+        </w:rPr>
+        <w:t>Simeon</w:t>
+      </w:r>
+    </w:p>
+    <w:p>
+      <w:pPr>
+        <w:pStyle w:val="ListBullet"/>
+        <w:spacing w:line="240" w:lineRule="auto"/>
+        <w:ind w:left="720"/>
+      </w:pPr>
+      <w:r>
+        <w:rPr>
+          <w:lang w:val="id_ID" w:bidi="id_ID"/>
+        </w:rPr>
+      </w:r>
+      <w:r>
+        <w:rPr>
+          <w:lang w:val="id_ID" w:bidi="id_ID"/>
+        </w:rPr>
+        <w:t>Lewi</w:t>
+      </w:r>
+    </w:p>
+    <w:p>
+      <w:pPr>
+        <w:pStyle w:val="ListBullet"/>
+        <w:spacing w:line="240" w:lineRule="auto"/>
+        <w:ind w:left="720"/>
+      </w:pPr>
+      <w:r>
+        <w:rPr>
+          <w:lang w:val="id_ID" w:bidi="id_ID"/>
+        </w:rPr>
+      </w:r>
+      <w:r>
+        <w:rPr>
+          <w:lang w:val="id_ID" w:bidi="id_ID"/>
+        </w:rPr>
+        <w:t>Yehuda</w:t>
+      </w:r>
+    </w:p>
+    <w:p>
+      <w:pPr>
+        <w:pStyle w:val="ListBullet"/>
+        <w:spacing w:line="240" w:lineRule="auto"/>
+        <w:ind w:left="720"/>
+      </w:pPr>
+      <w:r>
+        <w:rPr>
+          <w:lang w:val="id_ID" w:bidi="id_ID"/>
+        </w:rPr>
+      </w:r>
+      <w:r>
+        <w:rPr>
+          <w:lang w:val="id_ID" w:bidi="id_ID"/>
+        </w:rPr>
+        <w:t>Zebulon</w:t>
+      </w:r>
+    </w:p>
+    <w:p>
+      <w:pPr>
+        <w:pStyle w:val="ListBullet"/>
+        <w:spacing w:line="240" w:lineRule="auto"/>
+        <w:ind w:left="720"/>
+      </w:pPr>
+      <w:r>
+        <w:rPr>
+          <w:lang w:val="id_ID" w:bidi="id_ID"/>
+        </w:rPr>
+      </w:r>
+      <w:r>
+        <w:rPr>
+          <w:lang w:val="id_ID" w:bidi="id_ID"/>
+        </w:rPr>
+        <w:t>Isakhar</w:t>
+      </w:r>
+    </w:p>
+    <w:p>
+      <w:pPr>
+        <w:pStyle w:val="ListBullet"/>
+        <w:spacing w:line="240" w:lineRule="auto"/>
+        <w:ind w:left="720"/>
+      </w:pPr>
+      <w:r>
+        <w:rPr>
+          <w:lang w:val="id_ID" w:bidi="id_ID"/>
+        </w:rPr>
+      </w:r>
+      <w:r>
+        <w:rPr>
+          <w:lang w:val="id_ID" w:bidi="id_ID"/>
+        </w:rPr>
+        <w:t>Dan</w:t>
+      </w:r>
+    </w:p>
+    <w:p>
+      <w:pPr>
+        <w:pStyle w:val="ListBullet"/>
+        <w:spacing w:line="240" w:lineRule="auto"/>
+        <w:ind w:left="720"/>
+      </w:pPr>
+      <w:r>
+        <w:rPr>
+          <w:lang w:val="id_ID" w:bidi="id_ID"/>
+        </w:rPr>
+      </w:r>
+      <w:r>
+        <w:rPr>
+          <w:lang w:val="id_ID" w:bidi="id_ID"/>
+        </w:rPr>
+        <w:t>Gad</w:t>
+      </w:r>
+    </w:p>
+    <w:p>
+      <w:pPr>
+        <w:pStyle w:val="ListBullet"/>
+        <w:spacing w:line="240" w:lineRule="auto"/>
+        <w:ind w:left="720"/>
+      </w:pPr>
+      <w:r>
+        <w:rPr>
+          <w:lang w:val="id_ID" w:bidi="id_ID"/>
+        </w:rPr>
+      </w:r>
+      <w:r>
+        <w:rPr>
+          <w:lang w:val="id_ID" w:bidi="id_ID"/>
+        </w:rPr>
+        <w:t>Asyer</w:t>
+      </w:r>
+    </w:p>
+    <w:p>
+      <w:pPr>
+        <w:pStyle w:val="ListBullet"/>
+        <w:spacing w:line="240" w:lineRule="auto"/>
+        <w:ind w:left="720"/>
+      </w:pPr>
+      <w:r>
+        <w:rPr>
+          <w:lang w:val="id_ID" w:bidi="id_ID"/>
+        </w:rPr>
+      </w:r>
+      <w:r>
+        <w:rPr>
+          <w:lang w:val="id_ID" w:bidi="id_ID"/>
+        </w:rPr>
+        <w:t>Naftali</w:t>
+      </w:r>
+    </w:p>
+    <w:p>
+      <w:pPr>
+        <w:pStyle w:val="ListBullet"/>
+        <w:spacing w:line="240" w:lineRule="auto"/>
+        <w:ind w:left="720"/>
+      </w:pPr>
+      <w:r>
+        <w:rPr>
+          <w:lang w:val="id_ID" w:bidi="id_ID"/>
+        </w:rPr>
+      </w:r>
+      <w:r>
+        <w:rPr>
+          <w:lang w:val="id_ID" w:bidi="id_ID"/>
+        </w:rPr>
+        <w:t>Yusuf</w:t>
+      </w:r>
+    </w:p>
+    <w:p>
+      <w:pPr>
+        <w:pStyle w:val="ListBullet"/>
+        <w:spacing w:line="240" w:lineRule="auto"/>
+        <w:ind w:left="720"/>
+      </w:pPr>
+      <w:r>
+        <w:rPr>
+          <w:lang w:val="id_ID" w:bidi="id_ID"/>
+        </w:rPr>
+      </w:r>
+      <w:r>
+        <w:rPr>
+          <w:lang w:val="id_ID" w:bidi="id_ID"/>
+        </w:rPr>
+        <w:t>Benyamin</w:t>
+      </w:r>
+    </w:p>
+    <w:p>
+      <w:pPr/>
+      <w:r>
+        <w:rPr>
+          <w:lang w:val="id_ID" w:bidi="id_ID"/>
+        </w:rPr>
+      </w:r>
+      <w:r>
+        <w:rPr>
+          <w:lang w:val="id_ID" w:bidi="id_ID"/>
+        </w:rPr>
+        <w:t>Minta kelompok untuk memerankan kisah ini dua kali. Mereka harus memerankannya dalam bahasa yang mereka terjemahkan. Pertama, minta mereka memerankan kisah itu tanpa berhenti. Pada saat kelompok memerankan kisah itu untuk kedua kali, hentikan mereka pada titik yang berbeda dalam kisah tersebut.</w:t>
+      </w:r>
+    </w:p>
+    <w:p>
+      <w:pPr/>
+      <w:r>
+        <w:rPr>
+          <w:lang w:val="id_ID" w:bidi="id_ID"/>
+        </w:rPr>
+      </w:r>
+      <w:r>
+        <w:rPr>
+          <w:lang w:val="id_ID" w:bidi="id_ID"/>
+        </w:rPr>
+        <w:t>Ketika kelompok memerankan kisah itu untuk pertama kali, perhatikan dialog, alur, plot, dan kronologi kisah tersebut. Perhatikan bagian penting atau sulit dari kisah maupun bagian yang akan diperankan atau diperagakan dan jangan dilewati. Bantu kelompok untuk mengingat bagian dari kisah tersebut.</w:t>
+      </w:r>
+    </w:p>
+    <w:p>
+      <w:pPr/>
+      <w:r>
+        <w:rPr>
+          <w:lang w:val="id_ID" w:bidi="id_ID"/>
+        </w:rPr>
+      </w:r>
+      <w:r>
+        <w:rPr>
+          <w:lang w:val="id_ID" w:bidi="id_ID"/>
+        </w:rPr>
+        <w:t>Ini adalah satu adegan panjang di mana Yakub berbicara kepada setiap anak secara bergantian. Semua anak laki-laki hadir dan telah berkumpul di sekitar tempat tidur Yakub. Yakub sudah hampir meninggal.</w:t>
+      </w:r>
+    </w:p>
+    <w:p>
+      <w:pPr/>
+      <w:r>
+        <w:rPr>
+          <w:lang w:val="id_ID" w:bidi="id_ID"/>
+        </w:rPr>
+      </w:r>
+      <w:r>
+        <w:rPr>
+          <w:lang w:val="id_ID" w:bidi="id_ID"/>
+        </w:rPr>
+        <w:t>Yakub pertama kali berbicara kepada Ruben, Simeon dan Lewi. Pesan untuk Ruben, Simeon dan Lewi, semuanya merujuk kepada hal-hal yang dilakukan anak-anak ini di masa lalu yang tidak dihukum pada saat itu.</w:t>
+      </w:r>
+    </w:p>
+    <w:p>
+      <w:pPr/>
+      <w:r>
+        <w:rPr>
+          <w:lang w:val="id_ID" w:bidi="id_ID"/>
+        </w:rPr>
+      </w:r>
+      <w:r>
+        <w:rPr>
+          <w:lang w:val="id_ID" w:bidi="id_ID"/>
+        </w:rPr>
+        <w:t>Hentikan adegannya: Tanyakan kepada setiap anak, "Bagaimana perasaan kamu sekarang ketika kamu mendengar apa yang dikatakan ayahmu kepadamu?" Kamu mungkin mendengar, "Saya menyesali apa yang saya lakukan." Saya seharusnya tidak tidur dengan Bilha. Sulit untuk kehilangan warisan saya karena sesuatu yang saya lakukan sejak lama. Saya seharusnya mengatakan kepada ayah saya bahwa saya menyesalinya." Atau, "Saya tidak menyesal." Kami harus membalas dendam untuk saudari kami. Ayah tidak akan melakukan apa pun. Kami harus bertindak. Lagi pula, aku tidak peduli soal berkat." Mulai ulang tindakan tersebut.</w:t>
+      </w:r>
+    </w:p>
+    <w:p>
+      <w:pPr/>
+      <w:r>
+        <w:rPr>
+          <w:lang w:val="id_ID" w:bidi="id_ID"/>
+        </w:rPr>
+      </w:r>
+      <w:r>
+        <w:rPr>
+          <w:lang w:val="id_ID" w:bidi="id_ID"/>
+        </w:rPr>
+        <w:t>Yakub memberikan berkat yang panjang kepada Yehuda. Yakub mengatakan bahwa keluarga Yehuda akan memerintah atas yang lain. Keluarga Yehuda akan menjadi kaya.</w:t>
+      </w:r>
+    </w:p>
+    <w:p>
+      <w:pPr/>
+      <w:r>
+        <w:rPr>
+          <w:lang w:val="id_ID" w:bidi="id_ID"/>
+        </w:rPr>
+      </w:r>
+      <w:r>
+        <w:rPr>
+          <w:lang w:val="id_ID" w:bidi="id_ID"/>
+        </w:rPr>
+        <w:t>Hentikan adegannya: Tanyakan kepada Yehuda, "Bagaimana perasaanmu tentang berkat ini?" Kamu mungkin mendengar, "Aku tercengang." Saya tidak tahu mengapa Bapa telah memilih saya untuk berkat ini. Bapa mengatakan bahwa raja-raja akan datang dari keturunanku. Ayah tampaknya membuat janji tertentu tentang seorang raja di masa depan. Saya bertanya-tanya apa artinya itu." Mulai ulang tindakan tersebut.</w:t>
+      </w:r>
+    </w:p>
+    <w:p>
+      <w:pPr/>
+      <w:r>
+        <w:rPr>
+          <w:lang w:val="id_ID" w:bidi="id_ID"/>
+        </w:rPr>
+      </w:r>
+      <w:r>
+        <w:rPr>
+          <w:lang w:val="id_ID" w:bidi="id_ID"/>
+        </w:rPr>
+        <w:t>Yakub mengatakan kepada Isakhar bahwa keturunan Isakhar akan ingin tinggal di tempat yang makmur dan aman dan akan kehilangan kebebasan mereka karena hal ini.</w:t>
+      </w:r>
+    </w:p>
+    <w:p>
+      <w:pPr/>
+      <w:r>
+        <w:rPr>
+          <w:lang w:val="id_ID" w:bidi="id_ID"/>
+        </w:rPr>
+      </w:r>
+      <w:r>
+        <w:rPr>
+          <w:lang w:val="id_ID" w:bidi="id_ID"/>
+        </w:rPr>
+        <w:t>Hentikan adegannya: Tanyakan kepada Isakhar, "Bagaimana perasaanmu tentang apa yang akan terjadi pada keturunanmu?" Anda mungkin mendengar, "Saya tidak mengerti mengapa mereka harus kehilangan kebebasan dan bekerja untuk orang lain." Tampaknya wajar untuk ingin tinggal di tempat yang aman dan sejahtera. Mungkin ayah salah tentang ini. Saya ingin mereka bahagia." Mulai ulang tindakan tersebut.</w:t>
+      </w:r>
+    </w:p>
+    <w:p>
+      <w:pPr/>
+      <w:r>
+        <w:rPr>
+          <w:lang w:val="id_ID" w:bidi="id_ID"/>
+        </w:rPr>
+      </w:r>
+      <w:r>
+        <w:rPr>
+          <w:lang w:val="id_ID" w:bidi="id_ID"/>
+        </w:rPr>
+        <w:t>Yakub memberikan berkat yang lebih pendek kepada Zebulon, Dan, Gad, Asyer, Naftali, dan Benyamin. Setiap berkat berbeda.</w:t>
+      </w:r>
+    </w:p>
+    <w:p>
+      <w:pPr/>
+      <w:r>
+        <w:rPr>
+          <w:lang w:val="id_ID" w:bidi="id_ID"/>
+        </w:rPr>
+      </w:r>
+      <w:r>
+        <w:rPr>
+          <w:lang w:val="id_ID" w:bidi="id_ID"/>
+        </w:rPr>
+        <w:t>Hentikan adegannya: Tanyakan kepada masing-masing orang, "Bagaimana perasaan Anda tentang berkat Anda?" Anda mungkin mendengar, "Saya bahagia. Tampaknya adil. Semoga keturunanku hidup dengan baik dan berbahagia." Atau, "Saya tidak suka dibandingkan dengan ular beracun. Saya pikir Ayah seharusnya bisa menemukan sesuatu yang lebih baik untuk saya dan keturunan saya." Atau, "Saya tidak suka dianggap sebagai serigala yang lapar. Itu memberikan citra yang buruk. Saya lebih suka menjadi salah satu ilustrasi lain yang digunakan Ayah." Atau, "Saya ingin keturunanku hidup baik dan berbahagia." Ayah tampaknya menunjukkan bahwa mereka akan bahagia dan itu membuat saya bahagia." Mulai ulang tindakan tersebut.</w:t>
+      </w:r>
+    </w:p>
+    <w:p>
+      <w:pPr/>
+      <w:r>
+        <w:rPr>
+          <w:lang w:val="id_ID" w:bidi="id_ID"/>
+        </w:rPr>
+      </w:r>
+      <w:r>
+        <w:rPr>
+          <w:lang w:val="id_ID" w:bidi="id_ID"/>
+        </w:rPr>
+        <w:t>Yakub memberikan berkat yang paling lama kepada Yusuf. Yakub telah memberkati Yusuf dan memberkati dua anak Yusuf, Manasye dan Efraim. Sekarang Yakub memberkati Yusuf lagi, dan ini adalah berkat paling panjang yang diucapkan Yakub. Yakub berseru kepada Allah untuk memberkati Yusuf. Yakub tidak berseru kepada Allah ketika menyampaikan pesannya kepada anak-anak lainnya.</w:t>
+      </w:r>
+    </w:p>
+    <w:p>
+      <w:pPr/>
+      <w:r>
+        <w:rPr>
+          <w:lang w:val="id_ID" w:bidi="id_ID"/>
+        </w:rPr>
+      </w:r>
+      <w:r>
+        <w:rPr>
+          <w:lang w:val="id_ID" w:bidi="id_ID"/>
+        </w:rPr>
+        <w:t>Hentikan adegannya: Tanyakan kepada saudara-saudara lainnya, "Bagaimana perasaan kalian sekarang setelah kalian mendengar berkat Yusuf?" Anda mungkin mendengar, "Saya baik-baik saja. Saya menerima yang baik untuk saya. Saya tidak cemburu kepada Yusuf lagi. Ayah selalu paling mengasihi Yusuf dan kita semua tahu itu. Joseph telah memperlakukan kita dengan baik. Saya mendoakan yang terbaik untuk Joseph". Atau, "Ayah paling mengasihi Yusuf." Kita tahu itu. Saya berharap ayah mencintai saya sebesar itu, tetapi itu tidak akan terjadi." Atau, "Saya berharap Yusuf tidak mencoba membunuh kita atau membalas dendam setelah ayah meninggal. Berkat ini memberikan Yusuf banyak kuasa. Saya tidak ingin Joseph membalas dendam atas apa yang kami lakukan kepada Joseph." Tanyakan kepada Yusuf, "Bagaimana perasaan Anda tentang berkat ini?" Anda mungkin mendengar, "Aku senang dengan itu. Saya mengasihi ayah saya. Saya tidak ingin dia mati, tetapi saya tahu bahwa waktunya telah tiba. Saya akan senang mengingat hal-hal yang telah dikatakan ayah kepada saya. Bapa telah meminta kepada Allah untuk memberkati saya dengan lebih banyak lagi dari yang telah Allah berikan kepada saya sekarang. Saya sangat bersyukur." Mulai ulang tindakan tersebut.</w:t>
+      </w:r>
+      <w:r>
+        <w:rPr>
+          <w:lang w:val="id_ID" w:bidi="id_ID"/>
+        </w:rPr>
+      </w:r>
+    </w:p>
+    <w:p>
+      <w:pPr>
+        <w:pStyle w:val="Heading3"/>
+      </w:pPr>
+      <w:r>
+        <w:rPr>
+          <w:lang w:val="id_ID" w:bidi="id_ID"/>
+        </w:rPr>
+        <w:t>Melengkapi yang Kurang</w:t>
+      </w:r>
+    </w:p>
+    <w:p>
+      <w:pPr/>
+      <w:r>
+        <w:rPr>
+          <w:lang w:val="id_ID" w:bidi="id_ID"/>
+        </w:rPr>
+      </w:r>
+      <w:r>
+        <w:rPr>
+          <w:lang w:val="id_ID" w:bidi="id_ID"/>
+        </w:rPr>
+        <w:t>Dengarkan teks satu kali dalam versi yang paling mudah dimengerti.</w:t>
+      </w:r>
+    </w:p>
+    <w:p>
+      <w:pPr/>
+      <w:r>
+        <w:rPr>
+          <w:lang w:val="id_ID" w:bidi="id_ID"/>
+        </w:rPr>
+      </w:r>
+      <w:r>
+        <w:rPr>
+          <w:lang w:val="id_ID" w:bidi="id_ID"/>
+        </w:rPr>
+        <w:t xml:space="preserve">Yakub berbicara kepada setiap anak. Sebagian dari perkataan Yakub adalah sebuah berkat. Gunakan kata yang sama untuk </w:t>
+      </w:r>
+      <w:r>
+        <w:rPr>
+          <w:b/>
+          <w:lang w:val="id_ID" w:bidi="id_ID"/>
+        </w:rPr>
+        <w:t>memberkati</w:t>
+      </w:r>
+      <w:r>
+        <w:rPr>
+          <w:lang w:val="id_ID" w:bidi="id_ID"/>
+        </w:rPr>
+        <w:t xml:space="preserve"> seperti yang telah Anda gunakan pada perikop sebelumnya. </w:t>
+      </w:r>
+      <w:r>
+        <w:rPr>
+          <w:b/>
+          <w:lang w:val="id_ID" w:bidi="id_ID"/>
+        </w:rPr>
+        <w:t>Memberkati</w:t>
+      </w:r>
+      <w:r>
+        <w:rPr>
+          <w:lang w:val="id_ID" w:bidi="id_ID"/>
+        </w:rPr>
+        <w:t xml:space="preserve"> dibahas dalam Glosarium Utama. Yakub mengutuk beberapa putranya Gunakan kata yang sama untuk </w:t>
+      </w:r>
+      <w:r>
+        <w:rPr>
+          <w:b/>
+          <w:lang w:val="id_ID" w:bidi="id_ID"/>
+        </w:rPr>
+        <w:t>kutukan</w:t>
+      </w:r>
+      <w:r>
+        <w:rPr>
+          <w:lang w:val="id_ID" w:bidi="id_ID"/>
+        </w:rPr>
+        <w:t xml:space="preserve"> seperti yang telah Anda gunakan pada perikop lainnya. </w:t>
+      </w:r>
+      <w:r>
+        <w:rPr>
+          <w:b/>
+          <w:lang w:val="id_ID" w:bidi="id_ID"/>
+        </w:rPr>
+        <w:t>kutukan</w:t>
+      </w:r>
+      <w:r>
+        <w:rPr>
+          <w:lang w:val="id_ID" w:bidi="id_ID"/>
+        </w:rPr>
+        <w:t xml:space="preserve"> dibahas dalam Glosarium Utama.</w:t>
+      </w:r>
+    </w:p>
+    <w:p>
+      <w:pPr/>
+      <w:r>
+        <w:rPr>
+          <w:lang w:val="id_ID" w:bidi="id_ID"/>
+        </w:rPr>
+      </w:r>
+      <w:r>
+        <w:rPr>
+          <w:lang w:val="id_ID" w:bidi="id_ID"/>
+        </w:rPr>
+        <w:t xml:space="preserve">Yakub merujuk kepada dirinya sendiri sebagai </w:t>
+      </w:r>
+      <w:r>
+        <w:rPr>
+          <w:b/>
+          <w:lang w:val="id_ID" w:bidi="id_ID"/>
+        </w:rPr>
+        <w:t>Israel</w:t>
+      </w:r>
+      <w:r>
+        <w:rPr>
+          <w:lang w:val="id_ID" w:bidi="id_ID"/>
+        </w:rPr>
+        <w:t xml:space="preserve">. Yakub dan Israel adalah orang yang sama. </w:t>
+      </w:r>
+      <w:r>
+        <w:rPr>
+          <w:b/>
+          <w:lang w:val="id_ID" w:bidi="id_ID"/>
+        </w:rPr>
+        <w:t>Israel</w:t>
+      </w:r>
+      <w:r>
+        <w:rPr>
+          <w:lang w:val="id_ID" w:bidi="id_ID"/>
+        </w:rPr>
+        <w:t xml:space="preserve"> dibahas dalam Glosarium Utama. Gunakan kata yang sama untuk Israel seperti yang Anda gunakan pada perikop sebelumnya.</w:t>
+      </w:r>
+    </w:p>
+    <w:p>
+      <w:pPr/>
+      <w:r>
+        <w:rPr>
+          <w:lang w:val="id_ID" w:bidi="id_ID"/>
+        </w:rPr>
+      </w:r>
+      <w:r>
+        <w:rPr>
+          <w:lang w:val="id_ID" w:bidi="id_ID"/>
+        </w:rPr>
+        <w:t xml:space="preserve">Yakub menggunakan nama-nama berikut untuk Allah. </w:t>
+      </w:r>
+      <w:r>
+        <w:rPr>
+          <w:b/>
+          <w:lang w:val="id_ID" w:bidi="id_ID"/>
+        </w:rPr>
+        <w:t>Allah</w:t>
+      </w:r>
+      <w:r>
+        <w:rPr>
+          <w:lang w:val="id_ID" w:bidi="id_ID"/>
+        </w:rPr>
+        <w:t xml:space="preserve"> dibahas dalam Glosarium Utama. Ketika Anda menggunakan nama-nama ini, pastikan bahwa pendengar Anda memahami bahwa ini adalah nama yang sama untuk Allah </w:t>
+      </w:r>
+    </w:p>
+    <w:p>
+      <w:pPr>
+        <w:pStyle w:val="ListBullet"/>
+        <w:spacing w:line="240" w:lineRule="auto"/>
+        <w:ind w:left="720"/>
+      </w:pPr>
+      <w:r>
+        <w:rPr>
+          <w:lang w:val="id_ID" w:bidi="id_ID"/>
+        </w:rPr>
+      </w:r>
+      <w:r>
+        <w:rPr>
+          <w:lang w:val="id_ID" w:bidi="id_ID"/>
+        </w:rPr>
+        <w:t>Yang Perkasa dari Yakub: Ini adalah gelar untuk Allah yang menyatakan bahwa Allah sangat berkuasa. Yakub menyembah Allah ini.</w:t>
+      </w:r>
+    </w:p>
+    <w:p>
+      <w:pPr>
+        <w:pStyle w:val="ListBullet"/>
+        <w:spacing w:line="240" w:lineRule="auto"/>
+        <w:ind w:left="720"/>
+      </w:pPr>
+      <w:r>
+        <w:rPr>
+          <w:lang w:val="id_ID" w:bidi="id_ID"/>
+        </w:rPr>
+      </w:r>
+      <w:r>
+        <w:rPr>
+          <w:lang w:val="id_ID" w:bidi="id_ID"/>
+        </w:rPr>
+        <w:t>Gembala: Gelar ini adalah kiasan kata. Gembala itu merawat domba-dombanya. Gembala itu membimbing dan melindungi domba-domba. Allah seperti gembala yang peduli dan melindungi umat-Nya.</w:t>
+      </w:r>
+    </w:p>
+    <w:p>
+      <w:pPr>
+        <w:pStyle w:val="ListBullet"/>
+        <w:spacing w:line="240" w:lineRule="auto"/>
+        <w:ind w:left="720"/>
+      </w:pPr>
+      <w:r>
+        <w:rPr>
+          <w:lang w:val="id_ID" w:bidi="id_ID"/>
+        </w:rPr>
+      </w:r>
+      <w:r>
+        <w:rPr>
+          <w:lang w:val="id_ID" w:bidi="id_ID"/>
+        </w:rPr>
+        <w:t>Batu Israel: Ini adalah gambaran kata yang menggambarkan Allah sebagai batu besar seperti batu fondasi. Allah itu kuat. Allah itu permanen atau kekal. Orang-orang dapat percaya dan bergantung kepada Allah. Jika bangsamu tidak memahami kiasan kata itu, kamu mungkin mengatakan bahwa Allah adalah sosok yang menjadi tumpuan Israel.</w:t>
+      </w:r>
+    </w:p>
+    <w:p>
+      <w:pPr>
+        <w:pStyle w:val="ListBullet"/>
+        <w:spacing w:line="240" w:lineRule="auto"/>
+        <w:ind w:left="720"/>
+      </w:pPr>
+      <w:r>
+        <w:rPr>
+          <w:lang w:val="id_ID" w:bidi="id_ID"/>
+        </w:rPr>
+      </w:r>
+      <w:r>
+        <w:rPr>
+          <w:lang w:val="id_ID" w:bidi="id_ID"/>
+        </w:rPr>
+        <w:t>Allah ayahmu: Yakub menggunakan frasa ini sebagai gelar untuk Allah. Yakub menyembah Allah. Karena Yakub menyembah Allah, maka putra-putra juga harus menyembah Allah yang sama.</w:t>
+      </w:r>
+    </w:p>
+    <w:p>
+      <w:pPr>
+        <w:pStyle w:val="ListBullet"/>
+        <w:spacing w:line="240" w:lineRule="auto"/>
+        <w:ind w:left="720"/>
+      </w:pPr>
+      <w:r>
+        <w:rPr>
+          <w:lang w:val="id_ID" w:bidi="id_ID"/>
+        </w:rPr>
+      </w:r>
+      <w:r>
+        <w:rPr>
+          <w:lang w:val="id_ID" w:bidi="id_ID"/>
+        </w:rPr>
+        <w:t xml:space="preserve">Yang Mahakuasa: Ini adalah gelar untuk Allah Shaddai yang berarti Mahakuasa. Kata untuk Allah tidak ada dalam teks. Gelar biasanya adalah </w:t>
+      </w:r>
+      <w:r>
+        <w:rPr>
+          <w:b/>
+          <w:lang w:val="id_ID" w:bidi="id_ID"/>
+        </w:rPr>
+        <w:t>el-shaddai</w:t>
+      </w:r>
+      <w:r>
+        <w:rPr>
+          <w:lang w:val="id_ID" w:bidi="id_ID"/>
+        </w:rPr>
+        <w:t xml:space="preserve">. </w:t>
+      </w:r>
+      <w:r>
+        <w:rPr>
+          <w:b/>
+          <w:lang w:val="id_ID" w:bidi="id_ID"/>
+        </w:rPr>
+        <w:t>El-shaddai</w:t>
+      </w:r>
+      <w:r>
+        <w:rPr>
+          <w:lang w:val="id_ID" w:bidi="id_ID"/>
+        </w:rPr>
+        <w:t xml:space="preserve"> dibahas dalam Glosarium Utama. Gunakan kata yang sama yang telah Anda gunakan pada perikop sebelumnya.</w:t>
+      </w:r>
+    </w:p>
+    <w:p>
+      <w:pPr/>
+      <w:r>
+        <w:rPr>
+          <w:lang w:val="id_ID" w:bidi="id_ID"/>
+        </w:rPr>
+      </w:r>
+      <w:r>
+        <w:rPr>
+          <w:lang w:val="id_ID" w:bidi="id_ID"/>
+        </w:rPr>
+        <w:t xml:space="preserve">Ini adalah 12 suku Israel. Setiap anak Yakub memiliki keturunan yang membentuk suku-suku. Ke-12 suku tersebut menggunakan nama putra-putra Yakub. Sebuah </w:t>
+      </w:r>
+      <w:r>
+        <w:rPr>
+          <w:b/>
+          <w:lang w:val="id_ID" w:bidi="id_ID"/>
+        </w:rPr>
+        <w:t>suku</w:t>
+      </w:r>
+      <w:r>
+        <w:rPr>
+          <w:lang w:val="id_ID" w:bidi="id_ID"/>
+        </w:rPr>
+        <w:t xml:space="preserve"> adalah kumpulan keluarga yang berasal dari satu leluhur.</w:t>
+      </w:r>
+      <w:r>
+        <w:rPr>
+          <w:lang w:val="id_ID" w:bidi="id_ID"/>
+        </w:rPr>
+      </w:r>
+    </w:p>
+    <w:p>
+      <w:pPr>
+        <w:pStyle w:val="Heading3"/>
+      </w:pPr>
+      <w:r>
+        <w:rPr>
+          <w:lang w:val="id_ID" w:bidi="id_ID"/>
+        </w:rPr>
+        <w:t>Menyampaikan Firman Tuhan</w:t>
+      </w:r>
+    </w:p>
+    <w:p>
+      <w:pPr/>
+      <w:r>
+        <w:rPr>
+          <w:lang w:val="id_ID" w:bidi="id_ID"/>
+        </w:rPr>
+      </w:r>
+      <w:r>
+        <w:rPr>
+          <w:lang w:val="id_ID" w:bidi="id_ID"/>
+        </w:rPr>
+        <w:t>Dengarkan rekaman perikop ini dalam versi terjemahan yang paling mudah dimengerti.</w:t>
+      </w:r>
+    </w:p>
+    <w:p>
+      <w:pPr/>
+      <w:r>
+        <w:rPr>
+          <w:lang w:val="id_ID" w:bidi="id_ID"/>
+        </w:rPr>
+      </w:r>
+      <w:r>
+        <w:rPr>
+          <w:lang w:val="id_ID" w:bidi="id_ID"/>
+        </w:rPr>
+        <w:t>Dalam sesi ini, ceritakan kembali perikop ini, secara berkelompok, dalam bahasa Anda sendiri.</w:t>
+      </w:r>
+    </w:p>
+    <w:p>
+      <w:pPr/>
+      <w:r>
+        <w:rPr>
+          <w:lang w:val="id_ID" w:bidi="id_ID"/>
+        </w:rPr>
+      </w:r>
+      <w:r>
+        <w:rPr>
+          <w:lang w:val="id_ID" w:bidi="id_ID"/>
+        </w:rPr>
+        <w:t>Pertama, seluruh kelompok harus berlatih menceritakan perikop ini dalam bahasa Anda sendiri. Ingatlah untuk mengikut sertakan hal-hal yang kamu putuskan dalam langkah sebelumnya, seperti kronologi, kata, frasa, emosi, atau apa pun yang Anda diskusikan.</w:t>
+      </w:r>
+    </w:p>
+    <w:p>
+      <w:pPr/>
+      <w:r>
+        <w:rPr>
+          <w:lang w:val="id_ID" w:bidi="id_ID"/>
+        </w:rPr>
+      </w:r>
+      <w:r>
+        <w:rPr>
+          <w:lang w:val="id_ID" w:bidi="id_ID"/>
+        </w:rPr>
+        <w:t xml:space="preserve">Seorang anggota kelompok harus menyampaikan beberapa kalimat dari nats itu dan berhenti sejenak. Anggota yang lain harus menceritakan bagian selanjutnya dari perikop tersebut dan berhenti sebentar. Lakukan ini sampai kelompok itu telah menceritakan kembali semua nats tersebut. Anggota-anggota kelompok dapat saling memperbaiki dalam tahap ini. </w:t>
+      </w:r>
+    </w:p>
+    <w:p>
+      <w:pPr/>
+      <w:r>
+        <w:rPr>
+          <w:lang w:val="id_ID" w:bidi="id_ID"/>
+        </w:rPr>
+      </w:r>
+      <w:r>
+        <w:rPr>
+          <w:lang w:val="id_ID" w:bidi="id_ID"/>
+        </w:rPr>
+        <w:t xml:space="preserve">Jeda rekaman suara di sini. </w:t>
+      </w:r>
+    </w:p>
+    <w:p>
+      <w:pPr/>
+      <w:r>
+        <w:rPr>
+          <w:lang w:val="id_ID" w:bidi="id_ID"/>
+        </w:rPr>
+      </w:r>
+      <w:r>
+        <w:rPr>
+          <w:lang w:val="id_ID" w:bidi="id_ID"/>
+        </w:rPr>
+        <w:t>Selanjutnya, setiap anggota kelompok harus menceritakan seluruh nats tersebut tanpa gangguan setidaknya satu kali. Seorang anggota kelompok dapat menggunakan benda apa saja, gerakan, atau papan cerita untuk membantu mereka mengingat bagian nats tersebut.</w:t>
+      </w:r>
+    </w:p>
+    <w:p>
+      <w:pPr/>
+      <w:r>
+        <w:rPr>
+          <w:lang w:val="id_ID" w:bidi="id_ID"/>
+        </w:rPr>
+      </w:r>
+      <w:r>
+        <w:rPr>
+          <w:lang w:val="id_ID" w:bidi="id_ID"/>
+        </w:rPr>
+        <w:t xml:space="preserve">Jeda rekaman suara di sini. </w:t>
+      </w:r>
+    </w:p>
+    <w:p>
+      <w:pPr/>
+      <w:r>
+        <w:rPr>
+          <w:lang w:val="id_ID" w:bidi="id_ID"/>
+        </w:rPr>
+      </w:r>
+      <w:r>
+        <w:rPr>
+          <w:lang w:val="id_ID" w:bidi="id_ID"/>
+        </w:rPr>
+        <w:t xml:space="preserve">Selanjutnya, kelompok dapat memutuskan versi mana dari bagian tersebut yang paling disukai. Anda mungkin memutuskan untuk menyukai cara bercerita seorang anggota kelompok untuk suatu adegan, tetapi menyukai cara anggota kelompok lain menceritakan adegan lainnya. </w:t>
+      </w:r>
+    </w:p>
+    <w:p>
+      <w:pPr/>
+      <w:r>
+        <w:rPr>
+          <w:lang w:val="id_ID" w:bidi="id_ID"/>
+        </w:rPr>
+      </w:r>
+      <w:r>
+        <w:rPr>
+          <w:lang w:val="id_ID" w:bidi="id_ID"/>
+        </w:rPr>
+        <w:t xml:space="preserve">Jeda rekaman suara di sini. </w:t>
+      </w:r>
+    </w:p>
+    <w:p>
+      <w:pPr/>
+      <w:r>
+        <w:rPr>
+          <w:lang w:val="id_ID" w:bidi="id_ID"/>
+        </w:rPr>
+      </w:r>
+      <w:r>
+        <w:rPr>
+          <w:lang w:val="id_ID" w:bidi="id_ID"/>
+        </w:rPr>
+        <w:t xml:space="preserve">Akhirnya, kelompok dapat menyusun versi akhir dari bagian itu yang disetujui oleh semua anggota kelompok. Setiap anggota kelompok harus berlatih menceritakan bentuk akhir dari kisah itu. </w:t>
+      </w:r>
+      <w:r>
+        <w:rPr>
+          <w:lang w:val="id_ID" w:bidi="id_ID"/>
+        </w:rPr>
+      </w:r>
+      <w:r>
+        <w:rPr>
+          <w:lang w:val="id_ID" w:bidi="id_ID"/>
+        </w:rPr>
+      </w:r>
+    </w:p>
+    <w:p>
+      <w:pPr/>
+      <w:r>
+        <w:rPr>
+          <w:lang w:val="id_ID" w:bidi="id_ID"/>
+        </w:rPr>
+      </w:r>
+    </w:p>
+    <w:p>
+      <w:pPr>
+        <w:pStyle w:val="Heading2"/>
+      </w:pPr>
+      <w:r>
+        <w:rPr>
+          <w:lang w:val="id_ID" w:bidi="id_ID"/>
+        </w:rPr>
+        <w:t>Kejadian 49:29–50:14</w:t>
+      </w:r>
+      <w:r>
+        <w:rPr>
+          <w:lang w:val="id_ID" w:bidi="id_ID"/>
+        </w:rPr>
+      </w:r>
+    </w:p>
+    <w:p>
+      <w:pPr>
+        <w:pStyle w:val="Heading3"/>
+      </w:pPr>
+      <w:r>
+        <w:rPr>
+          <w:lang w:val="id_ID" w:bidi="id_ID"/>
+        </w:rPr>
+        <w:t>Dengar dan Renungkan</w:t>
+      </w:r>
+    </w:p>
+    <w:p>
+      <w:pPr/>
+      <w:r>
+        <w:rPr>
+          <w:lang w:val="id_ID" w:bidi="id_ID"/>
+        </w:rPr>
+      </w:r>
+      <w:r>
+        <w:rPr>
+          <w:lang w:val="id_ID" w:bidi="id_ID"/>
+        </w:rPr>
+        <w:t>Dengarkan Kejadian 49:29–50:14 dan renungkan dalam hati Anda. Dengarkan teks tiga kali (dalam tiga terjemahan yang berbeda, jika memungkinkan). Kemudian secara berkelompok diskusikan pertanyaan-pertanyaan berikut ini:</w:t>
+      </w:r>
+    </w:p>
+    <w:p>
+      <w:pPr>
+        <w:pStyle w:val="ListBullet"/>
+        <w:spacing w:line="240" w:lineRule="auto"/>
+        <w:ind w:left="720"/>
+      </w:pPr>
+      <w:r>
+        <w:rPr>
+          <w:lang w:val="id_ID" w:bidi="id_ID"/>
+        </w:rPr>
+      </w:r>
+      <w:r>
+        <w:rPr>
+          <w:lang w:val="id_ID" w:bidi="id_ID"/>
+        </w:rPr>
+        <w:t xml:space="preserve">Apa yang Anda sukai dalam kisah ini? </w:t>
+      </w:r>
+    </w:p>
+    <w:p>
+      <w:pPr>
+        <w:pStyle w:val="ListBullet"/>
+        <w:spacing w:line="240" w:lineRule="auto"/>
+        <w:ind w:left="720"/>
+      </w:pPr>
+      <w:r>
+        <w:rPr>
+          <w:lang w:val="id_ID" w:bidi="id_ID"/>
+        </w:rPr>
+      </w:r>
+      <w:r>
+        <w:rPr>
+          <w:lang w:val="id_ID" w:bidi="id_ID"/>
+        </w:rPr>
+        <w:t>Apa yang saudara tidak suka atau tidak mengerti?</w:t>
+      </w:r>
+    </w:p>
+    <w:p>
+      <w:pPr>
+        <w:pStyle w:val="ListBullet"/>
+        <w:spacing w:line="240" w:lineRule="auto"/>
+        <w:ind w:left="720"/>
+      </w:pPr>
+      <w:r>
+        <w:rPr>
+          <w:lang w:val="id_ID" w:bidi="id_ID"/>
+        </w:rPr>
+      </w:r>
+      <w:r>
+        <w:rPr>
+          <w:lang w:val="id_ID" w:bidi="id_ID"/>
+        </w:rPr>
+        <w:t>Apa yang diajarkan cerita ini mengenai Tuhan</w:t>
+      </w:r>
+    </w:p>
+    <w:p>
+      <w:pPr>
+        <w:pStyle w:val="ListBullet"/>
+        <w:spacing w:line="240" w:lineRule="auto"/>
+        <w:ind w:left="720"/>
+      </w:pPr>
+      <w:r>
+        <w:rPr>
+          <w:lang w:val="id_ID" w:bidi="id_ID"/>
+        </w:rPr>
+      </w:r>
+      <w:r>
+        <w:rPr>
+          <w:lang w:val="id_ID" w:bidi="id_ID"/>
+        </w:rPr>
+        <w:t>Apa yang diceritakan kisah ini tentang orang-orang?</w:t>
+      </w:r>
+    </w:p>
+    <w:p>
+      <w:pPr>
+        <w:pStyle w:val="ListBullet"/>
+        <w:spacing w:line="240" w:lineRule="auto"/>
+        <w:ind w:left="720"/>
+      </w:pPr>
+      <w:r>
+        <w:rPr>
+          <w:lang w:val="id_ID" w:bidi="id_ID"/>
+        </w:rPr>
+      </w:r>
+      <w:r>
+        <w:rPr>
+          <w:lang w:val="id_ID" w:bidi="id_ID"/>
+        </w:rPr>
+        <w:t>Bagaimana kisah ini mempengaruhi kehidupan sehari-hari kita?</w:t>
+      </w:r>
+    </w:p>
+    <w:p>
+      <w:pPr>
+        <w:pStyle w:val="ListBullet"/>
+        <w:spacing w:line="240" w:lineRule="auto"/>
+        <w:ind w:left="720"/>
+      </w:pPr>
+      <w:r>
+        <w:rPr>
+          <w:lang w:val="id_ID" w:bidi="id_ID"/>
+        </w:rPr>
+      </w:r>
+      <w:r>
+        <w:rPr>
+          <w:lang w:val="id_ID" w:bidi="id_ID"/>
+        </w:rPr>
+        <w:t>Siapakah orang yang saudara kenal yang perlu mendengar kisah ini?</w:t>
+      </w:r>
+      <w:r>
+        <w:rPr>
+          <w:lang w:val="id_ID" w:bidi="id_ID"/>
+        </w:rPr>
+      </w:r>
+    </w:p>
+    <w:p>
+      <w:pPr>
+        <w:pStyle w:val="Heading3"/>
+      </w:pPr>
+      <w:r>
+        <w:rPr>
+          <w:lang w:val="id_ID" w:bidi="id_ID"/>
+        </w:rPr>
+        <w:t>Menyiapkan Panggung</w:t>
+      </w:r>
+    </w:p>
+    <w:p>
+      <w:pPr/>
+      <w:r>
+        <w:rPr>
+          <w:lang w:val="id_ID" w:bidi="id_ID"/>
+        </w:rPr>
+      </w:r>
+      <w:r>
+        <w:rPr>
+          <w:lang w:val="id_ID" w:bidi="id_ID"/>
+        </w:rPr>
+        <w:t>MEMPERSIAPKAN PANGGUNG</w:t>
+      </w:r>
+    </w:p>
+    <w:p>
+      <w:pPr/>
+      <w:r>
+        <w:rPr>
+          <w:lang w:val="id_ID" w:bidi="id_ID"/>
+        </w:rPr>
+      </w:r>
+      <w:r>
+        <w:rPr>
+          <w:lang w:val="id_ID" w:bidi="id_ID"/>
+        </w:rPr>
+        <w:t>Kejadian 49:29–50:14</w:t>
+      </w:r>
+    </w:p>
+    <w:p>
+      <w:pPr/>
+      <w:r>
+        <w:rPr>
+          <w:lang w:val="id_ID" w:bidi="id_ID"/>
+        </w:rPr>
+      </w:r>
+      <w:r>
+        <w:rPr>
+          <w:lang w:val="id_ID" w:bidi="id_ID"/>
+        </w:rPr>
+        <w:t>Dengarkan teks satu kali dalam versi yang paling mudah dimengerti.</w:t>
+      </w:r>
+    </w:p>
+    <w:p>
+      <w:pPr/>
+      <w:r>
+        <w:rPr>
+          <w:lang w:val="id_ID" w:bidi="id_ID"/>
+        </w:rPr>
+      </w:r>
+      <w:r>
+        <w:rPr>
+          <w:lang w:val="id_ID" w:bidi="id_ID"/>
+        </w:rPr>
+        <w:t>Yakub menyadari bahwa Yakub hampir mati. Yakub telah memanggil anak-anaknya untuk datang dan Yakub telah memberikan kata-kata terakhirnya kepada anak-anaknya. Ini adalah kisah narasi tentang kematian dan penguburan Yakub.</w:t>
+      </w:r>
+    </w:p>
+    <w:p>
+      <w:pPr/>
+      <w:r>
+        <w:rPr>
+          <w:lang w:val="id_ID" w:bidi="id_ID"/>
+        </w:rPr>
+      </w:r>
+      <w:r>
+        <w:rPr>
+          <w:lang w:val="id_ID" w:bidi="id_ID"/>
+        </w:rPr>
+        <w:t>Yakub mengatakan kepada anak-anaknya bahwa Yakub akan segera bergabung dengan nenek moyangnya. Yakub bermaksud bahwa Yakub akan segera mati dan kemudian ia akan bersama nenek moyangnya yang telah meninggal. Berhenti dan diskusikan: Ceritakan kisah tentang seseorang yang tahu bahwa ia akan segera mati. Bagaimana orang ini berbicara tentang kematiannya yang akan datang? Kata gambar apa yang ia gunakan untuk menggambarkan kematiannya yang akan datang?</w:t>
+      </w:r>
+    </w:p>
+    <w:p>
+      <w:pPr/>
+      <w:r>
+        <w:rPr>
+          <w:lang w:val="id_ID" w:bidi="id_ID"/>
+        </w:rPr>
+      </w:r>
+      <w:r>
+        <w:rPr>
+          <w:lang w:val="id_ID" w:bidi="id_ID"/>
+        </w:rPr>
+        <w:t>Yakub mengatakan kepada anak-anaknya bahwa Yakub ingin dikubur bersama ayah Yakub, Ishak, dan kakek Yakub, Abraham, di gua yang telah dibeli Abraham. Yakub mengingat detail yang tepat tentang di mana gua ini berada. Efron, orang Het, menjual ladang dan gua Makhpela kepada Abraham. Nama-nama itu semua digunakan dalam perikop sebelumnya ketika Abraham membeli gua itu. Lihat Kejadian 23 untuk cara Anda mengucapkan nama-nama orang yang memiliki ladang itu, dan di mana gua itu berada. Gua itu berada di Hebron tempat Yakub tinggal untuk waktu yang lama. Yakub ingin dikubur di gua ini. Ini berarti bahwa jenazah Yakub akan ditempatkan di gua, bukan di sebuah lubang yang digali di tanah. Yakub mengingatkan anak-anaknya bahwa Abraham, Sara, Ishak, Ribka, dan Lea semua sudah dikuburkan di gua ini. Abraham dan Sara adalah kakek-nenek Yakub. Ishak dan Ribka adalah orang tua Yakub. Lea adalah istri pertama Yakub. Rahel, saudari Lea, dan istri yang dikasihi Yakub meninggal di dekat Betlehem dan dimakamkan di sana di jalan yang menuju Betlehem.</w:t>
+      </w:r>
+    </w:p>
+    <w:p>
+      <w:pPr/>
+      <w:r>
+        <w:rPr>
+          <w:lang w:val="id_ID" w:bidi="id_ID"/>
+        </w:rPr>
+      </w:r>
+      <w:r>
+        <w:rPr>
+          <w:lang w:val="id_ID" w:bidi="id_ID"/>
+        </w:rPr>
+        <w:t>Setelah Yakub menyelesaikan petunjuk ini, Yakub menarik kakinya ke tempat tidurnya dan menghembuskan napas terakhir dan bergabung dengan leluhurnya. Menurut perikop sebelumnya, Yakub duduk untuk berbicara dengan Yusuf dan memberkati Yusuf. Yakub terus duduk untuk memberikan kata-kata terakhirnya kepada putra-putra lainnya. Sekarang setelah Yakub selesai berbicara, Yakub berbaring. Maksud menarik kakinya ke tempat tidur berarti bahwa Yakub kemudian berbaring di tempat tidur. Menghembus napas terakhirnya adalah kata kata kata untuk mengatakan bahwa Yakub meninggal. Menghembus napas terakhir dan bergabung dengan leluhur Anda adalah cara yang umum untuk menggambarkan kematian. Kata yang sama ini digunakan untuk kematian Abraham dan kematian Ishak.</w:t>
+      </w:r>
+    </w:p>
+    <w:p>
+      <w:pPr/>
+      <w:r>
+        <w:rPr>
+          <w:lang w:val="id_ID" w:bidi="id_ID"/>
+        </w:rPr>
+      </w:r>
+      <w:r>
+        <w:rPr>
+          <w:lang w:val="id_ID" w:bidi="id_ID"/>
+        </w:rPr>
+        <w:t>Berhenti dan diskusikan: Ceritakan beberapa kisah tentang seseorang yang meninggal. Dengarkan dengan seksama bagaimana pencerita itu mengatakan bahwa orang itu sudah mati. Perhatikan gambar atau kata-kata khusus yang digunakan berulang kali untuk menggambarkan kematian.</w:t>
+      </w:r>
+    </w:p>
+    <w:p>
+      <w:pPr/>
+      <w:r>
+        <w:rPr>
+          <w:lang w:val="id_ID" w:bidi="id_ID"/>
+        </w:rPr>
+      </w:r>
+      <w:r>
+        <w:rPr>
+          <w:lang w:val="id_ID" w:bidi="id_ID"/>
+        </w:rPr>
+        <w:t>Yusuf melemparkan dirinya ke atas Yakub dan menangis. Ini adalah tindakan membungkuk dan memeluk tubuh Yakub dengan kesedihan yang besar. Cara normal untuk mengungkapkan kesedihan adalah dengan menangis dengan keras dan mencium mayat orang yang sudah meninggal. Tindakan Yusuf mengikuti kebiasaan Ibrani yang biasa. Tindakan Yusuf menunjukkan betapa Yusuf mengasihi Yakub.</w:t>
+      </w:r>
+    </w:p>
+    <w:p>
+      <w:pPr/>
+      <w:r>
+        <w:rPr>
+          <w:lang w:val="id_ID" w:bidi="id_ID"/>
+        </w:rPr>
+      </w:r>
+      <w:r>
+        <w:rPr>
+          <w:lang w:val="id_ID" w:bidi="id_ID"/>
+        </w:rPr>
+        <w:t>Berhenti dan diskusikan: Ceritakan kisah tentang seorang orang yang dikasihi yang meninggal pada usia tua. Perhatikan bagaimana para anggota keluarga mengungkapkan kesedihan mereka.</w:t>
+      </w:r>
+    </w:p>
+    <w:p>
+      <w:pPr/>
+      <w:r>
+        <w:rPr>
+          <w:lang w:val="id_ID" w:bidi="id_ID"/>
+        </w:rPr>
+      </w:r>
+      <w:r>
+        <w:rPr>
+          <w:lang w:val="id_ID" w:bidi="id_ID"/>
+        </w:rPr>
+        <w:t>Yusuf memerintahkan orang-orang Mesir untuk menyiapkan tubuh Yakub untuk penguburan. Orang-orang Mesir memiliki cara tertentu untuk mengawetkan mayat. Para dokter Mesir akan membalsukan tubuh yang merupakan proses yang memakan waktu 40 hari. Pembalseman mengawetkan tubuh sehingga jenazah tidak membusuk. Dengan membalsukan tubuh, putra-putra Yakub dapat membawa tubuh Yakub kembali ke Kanaan seperti yang diinginkan Yakub. Proses pembalseman melibatkan penggunaan rempah-rempah dan minyak dan membungkus mayat dengan kain tersebut. Tunjukkan gambar seorang mumi Mesir.</w:t>
+      </w:r>
+    </w:p>
+    <w:p>
+      <w:pPr/>
+      <w:r>
+        <w:rPr>
+          <w:lang w:val="id_ID" w:bidi="id_ID"/>
+        </w:rPr>
+      </w:r>
+      <w:r>
+        <w:rPr>
+          <w:lang w:val="id_ID" w:bidi="id_ID"/>
+        </w:rPr>
+        <w:t>Orang-orang Mesir berkabung atas kematian Yakub selama 70 hari. Pembalseman memakan waktu 40 hari sehingga orang-orang Mesir terus berkabung selama 30 hari lagi. Orang-orang Mesir berkabung atas Yakub selama 70 hari tampaknya seolah-olah mereka memperlakukan Yakub sebagai orang yang memiliki kedudukan tinggi. Beberapa percaya bahwa raja memerintahkan masa berkabung ini untuk menunjukkan rasa hormat kepada ayah Yusuf. Perikop itu menggunakan nama Israel ketika merujuk kepada pembalap Yakub. Beberapa terjemahan menggunakan Israel dan terjemahan lain mempertahankan nama Yakub.</w:t>
+      </w:r>
+    </w:p>
+    <w:p>
+      <w:pPr/>
+      <w:r>
+        <w:rPr>
+          <w:lang w:val="id_ID" w:bidi="id_ID"/>
+        </w:rPr>
+      </w:r>
+      <w:r>
+        <w:rPr>
+          <w:lang w:val="id_ID" w:bidi="id_ID"/>
+        </w:rPr>
+        <w:t>Setelah masa berkabung, Yusuf meminta para penasihat raja untuk berbicara kepada raja atas nama Yusuf. Yusuf tidak mendekati raja secara langsung dengan permintaan ini. Yusuf telah terlibat dalam proses pembalseman atau menyentuh mayat Yakub. Biasanya, orang Mesir tidak akan mengizinkan Yusuf mendekati raja tepat setelah memegang mayat.</w:t>
+      </w:r>
+    </w:p>
+    <w:p>
+      <w:pPr/>
+      <w:r>
+        <w:rPr>
+          <w:lang w:val="id_ID" w:bidi="id_ID"/>
+        </w:rPr>
+      </w:r>
+      <w:r>
+        <w:rPr>
+          <w:lang w:val="id_ID" w:bidi="id_ID"/>
+        </w:rPr>
+        <w:t>Yusuf menjelaskan bahwa Yusuf telah bersumpah kepada Yakub untuk membawa jenazah Yakub kembali ke Kanaan untuk dikuburkan. Yusuf meminta izin dari raja untuk membawa jenazah Yakub kembali ke Kanaan. Yusuf berjanji untuk kembali ke Mesir. Raja mengabulkan permintaan Yusuf.</w:t>
+      </w:r>
+    </w:p>
+    <w:p>
+      <w:pPr/>
+      <w:r>
+        <w:rPr>
+          <w:lang w:val="id_ID" w:bidi="id_ID"/>
+        </w:rPr>
+      </w:r>
+      <w:r>
+        <w:rPr>
+          <w:lang w:val="id_ID" w:bidi="id_ID"/>
+        </w:rPr>
+        <w:t>Para pejabat senior Mesir, para anggota senior dari rumah tangga raja dan para pejabat lainnya dari Mesir pergi bersama Yusuf. Yusuf mengambil rumah tangganya sendiri yang berarti keluarganya dan para pelayannya. Saudara-saudara mengambil rumah tangga mereka. Mereka meninggalkan anak-anak kecil dan binatang-binatang di Mesir. Kawanan biasanya termasuk binatang-binatang seperti domba dan kambing. Kawanan termasuk binatang-binatang seperti sapi, keledai, unta atau kuda. Sejumlah besar kereta perang dengan para pengendara kereta perang juga pergi bersama Yusuf. []{.tanda}</w:t>
+      </w:r>
+    </w:p>
+    <w:p>
+      <w:pPr/>
+      <w:r>
+        <w:rPr>
+          <w:lang w:val="id_ID" w:bidi="id_ID"/>
+        </w:rPr>
+      </w:r>
+      <w:r>
+        <w:rPr>
+          <w:lang w:val="id_ID" w:bidi="id_ID"/>
+        </w:rPr>
+        <w:t>Tunjukkan peta Mesir dan Kanaan dengan tanah Gosyen dan Hebron yang ditandai. Tunjukkan rute normal antara Mesir dan Kanaan. Tunjukkan gambar sebuah kereta perang Mesir dengan seorang penunggang kereta perang yang mengemudi.</w:t>
+      </w:r>
+    </w:p>
+    <w:p>
+      <w:pPr/>
+      <w:r>
+        <w:rPr>
+          <w:lang w:val="id_ID" w:bidi="id_ID"/>
+        </w:rPr>
+      </w:r>
+      <w:r>
+        <w:rPr>
+          <w:lang w:val="id_ID" w:bidi="id_ID"/>
+        </w:rPr>
+        <w:t>Mereka berhenti di tempat yang disebut lantai pengirikan Atad, yang terletak di dekat Sungai Yordan dan mengadakan upacara peringatan yang besar dan khidmat dengan 7 hari berkabung bagi Yakub. Lantai pengirikan adalah tempat gandum dikocok sehingga gandum dipisahkan dari tangkai. Ini adalah tempat di mana tanah sangat keras sehingga gandum tidak masuk ke tanah tetapi tetap berada di atas tanah. Orang-orang Kanaan menyaksikan upacara peringatan ini. Lantai pengirikan akan menjadi tempat yang baik untuk mengadakan upacara peringatan. Lantai pengirikan adalah ruang terbuka yang luas di mana orang dapat berkumpul. Kita tidak tahu mengapa Yusuf memilih lantai pengirikan ini. Biasanya, setiap desa akan memiliki lantai pengirikan.</w:t>
+      </w:r>
+    </w:p>
+    <w:p>
+      <w:pPr/>
+      <w:r>
+        <w:rPr>
+          <w:lang w:val="id_ID" w:bidi="id_ID"/>
+        </w:rPr>
+      </w:r>
+      <w:r>
+        <w:rPr>
+          <w:lang w:val="id_ID" w:bidi="id_ID"/>
+        </w:rPr>
+        <w:t>Tunjukkan gambar sebuah lantai pengirikan.</w:t>
+      </w:r>
+    </w:p>
+    <w:p>
+      <w:pPr/>
+      <w:r>
+        <w:rPr>
+          <w:lang w:val="id_ID" w:bidi="id_ID"/>
+        </w:rPr>
+      </w:r>
+      <w:r>
+        <w:rPr>
+          <w:lang w:val="id_ID" w:bidi="id_ID"/>
+        </w:rPr>
+        <w:t>Akhirnya anak-anak Yakub, 12 dari mereka, membawa Yakub ke gua dan menguburkan Yakub di tempat yang sama di mana Abraham dan Ishak dikuburkan.</w:t>
+      </w:r>
+      <w:r>
+        <w:rPr>
+          <w:lang w:val="id_ID" w:bidi="id_ID"/>
+        </w:rPr>
+      </w:r>
+    </w:p>
+    <w:p>
+      <w:pPr>
+        <w:pStyle w:val="Heading3"/>
+      </w:pPr>
+      <w:r>
+        <w:rPr>
+          <w:lang w:val="id_ID" w:bidi="id_ID"/>
+        </w:rPr>
+        <w:t>Menjelaskan Adegan</w:t>
+      </w:r>
+    </w:p>
+    <w:p>
+      <w:pPr/>
+      <w:r>
+        <w:rPr>
+          <w:lang w:val="id_ID" w:bidi="id_ID"/>
+        </w:rPr>
+      </w:r>
+      <w:r>
+        <w:rPr>
+          <w:lang w:val="id_ID" w:bidi="id_ID"/>
+        </w:rPr>
+        <w:t>Dengarkan teks sekali lagi dalam versi yang paling mudah dimengerti.</w:t>
+      </w:r>
+    </w:p>
+    <w:p>
+      <w:pPr/>
+      <w:r>
+        <w:rPr>
+          <w:lang w:val="id_ID" w:bidi="id_ID"/>
+        </w:rPr>
+      </w:r>
+      <w:r>
+        <w:rPr>
+          <w:lang w:val="id_ID" w:bidi="id_ID"/>
+        </w:rPr>
+        <w:t>Dalam sesi ini, Anda akan membantu kelompok memeragakan kisah ini. Saudara akan membantu kelompok mendefinisikan atau memerankan adegan, latar, dan karakter dari kisah ini.</w:t>
+      </w:r>
+    </w:p>
+    <w:p>
+      <w:pPr/>
+      <w:r>
+        <w:rPr>
+          <w:lang w:val="id_ID" w:bidi="id_ID"/>
+        </w:rPr>
+      </w:r>
+      <w:r>
+        <w:rPr>
+          <w:lang w:val="id_ID" w:bidi="id_ID"/>
+        </w:rPr>
+        <w:t>Kisah ini memiliki 4 adegan.</w:t>
+      </w:r>
+    </w:p>
+    <w:p>
+      <w:pPr/>
+      <w:r>
+        <w:rPr>
+          <w:lang w:val="id_ID" w:bidi="id_ID"/>
+        </w:rPr>
+      </w:r>
+      <w:r>
+        <w:rPr>
+          <w:b/>
+          <w:lang w:val="id_ID" w:bidi="id_ID"/>
+        </w:rPr>
+        <w:t>Adegan pertama:</w:t>
+      </w:r>
+      <w:r>
+        <w:rPr>
+          <w:lang w:val="id_ID" w:bidi="id_ID"/>
+        </w:rPr>
+        <w:t xml:space="preserve"> Yakub memberikan petunjuk terakhirnya tentang tempat Yakub akan dikuburkan. Kemudian Yakub meninggal.</w:t>
+      </w:r>
+    </w:p>
+    <w:p>
+      <w:pPr/>
+      <w:r>
+        <w:rPr>
+          <w:lang w:val="id_ID" w:bidi="id_ID"/>
+        </w:rPr>
+      </w:r>
+      <w:r>
+        <w:rPr>
+          <w:b/>
+          <w:lang w:val="id_ID" w:bidi="id_ID"/>
+        </w:rPr>
+        <w:t>Adegan kedua:</w:t>
+      </w:r>
+      <w:r>
+        <w:rPr>
+          <w:lang w:val="id_ID" w:bidi="id_ID"/>
+        </w:rPr>
+        <w:t xml:space="preserve"> Yusuf berkabung. Yusuf memerintahkan Yakub dibaptis. Orang-orang Mesir berkabung atas Yakub selama 70 hari.</w:t>
+      </w:r>
+    </w:p>
+    <w:p>
+      <w:pPr/>
+      <w:r>
+        <w:rPr>
+          <w:lang w:val="id_ID" w:bidi="id_ID"/>
+        </w:rPr>
+      </w:r>
+      <w:r>
+        <w:rPr>
+          <w:b/>
+          <w:lang w:val="id_ID" w:bidi="id_ID"/>
+        </w:rPr>
+        <w:t>Adegan ketiga:</w:t>
+      </w:r>
+      <w:r>
+        <w:rPr>
+          <w:lang w:val="id_ID" w:bidi="id_ID"/>
+        </w:rPr>
+        <w:t xml:space="preserve"> Yusuf pergi meminta izin untuk membawa jenazah Yakub kembali ke Kanaan untuk dikubur. Raja setuju.</w:t>
+      </w:r>
+    </w:p>
+    <w:p>
+      <w:pPr/>
+      <w:r>
+        <w:rPr>
+          <w:lang w:val="id_ID" w:bidi="id_ID"/>
+        </w:rPr>
+      </w:r>
+      <w:r>
+        <w:rPr>
+          <w:b/>
+          <w:lang w:val="id_ID" w:bidi="id_ID"/>
+        </w:rPr>
+        <w:t>Adegan keempat:</w:t>
+      </w:r>
+      <w:r>
+        <w:rPr>
+          <w:lang w:val="id_ID" w:bidi="id_ID"/>
+        </w:rPr>
+        <w:t xml:space="preserve"> Sejumlah besar orang pergi bersama Yusuf dan saudara-saudaranya untuk membawa Yakub kembali ke Kanaan untuk dikubur. Mereka menguburkan Yakub seperti yang diminta Yakub, di gua bersama nenek moyangnya.</w:t>
+      </w:r>
+    </w:p>
+    <w:p>
+      <w:pPr/>
+      <w:r>
+        <w:rPr>
+          <w:lang w:val="id_ID" w:bidi="id_ID"/>
+        </w:rPr>
+      </w:r>
+      <w:r>
+        <w:rPr>
+          <w:lang w:val="id_ID" w:bidi="id_ID"/>
+        </w:rPr>
+        <w:t>Para tokoh dalam kisah ini meliputi:</w:t>
+      </w:r>
+    </w:p>
+    <w:p>
+      <w:pPr>
+        <w:pStyle w:val="ListBullet"/>
+        <w:spacing w:line="240" w:lineRule="auto"/>
+        <w:ind w:left="720"/>
+      </w:pPr>
+      <w:r>
+        <w:rPr>
+          <w:lang w:val="id_ID" w:bidi="id_ID"/>
+        </w:rPr>
+      </w:r>
+      <w:r>
+        <w:rPr>
+          <w:lang w:val="id_ID" w:bidi="id_ID"/>
+        </w:rPr>
+        <w:t>Yakub</w:t>
+      </w:r>
+    </w:p>
+    <w:p>
+      <w:pPr>
+        <w:pStyle w:val="ListBullet"/>
+        <w:spacing w:line="240" w:lineRule="auto"/>
+        <w:ind w:left="720"/>
+      </w:pPr>
+      <w:r>
+        <w:rPr>
+          <w:lang w:val="id_ID" w:bidi="id_ID"/>
+        </w:rPr>
+      </w:r>
+      <w:r>
+        <w:rPr>
+          <w:lang w:val="id_ID" w:bidi="id_ID"/>
+        </w:rPr>
+        <w:t>Yusuf</w:t>
+      </w:r>
+    </w:p>
+    <w:p>
+      <w:pPr>
+        <w:pStyle w:val="ListBullet"/>
+        <w:spacing w:line="240" w:lineRule="auto"/>
+        <w:ind w:left="720"/>
+      </w:pPr>
+      <w:r>
+        <w:rPr>
+          <w:lang w:val="id_ID" w:bidi="id_ID"/>
+        </w:rPr>
+      </w:r>
+      <w:r>
+        <w:rPr>
+          <w:lang w:val="id_ID" w:bidi="id_ID"/>
+        </w:rPr>
+        <w:t>Saudara-saudara Yusuf</w:t>
+      </w:r>
+    </w:p>
+    <w:p>
+      <w:pPr>
+        <w:pStyle w:val="ListBullet"/>
+        <w:spacing w:line="240" w:lineRule="auto"/>
+        <w:ind w:left="720"/>
+      </w:pPr>
+      <w:r>
+        <w:rPr>
+          <w:lang w:val="id_ID" w:bidi="id_ID"/>
+        </w:rPr>
+      </w:r>
+      <w:r>
+        <w:rPr>
+          <w:lang w:val="id_ID" w:bidi="id_ID"/>
+        </w:rPr>
+        <w:t>Para dokter Mesir</w:t>
+      </w:r>
+    </w:p>
+    <w:p>
+      <w:pPr>
+        <w:pStyle w:val="ListBullet"/>
+        <w:spacing w:line="240" w:lineRule="auto"/>
+        <w:ind w:left="720"/>
+      </w:pPr>
+      <w:r>
+        <w:rPr>
+          <w:lang w:val="id_ID" w:bidi="id_ID"/>
+        </w:rPr>
+      </w:r>
+      <w:r>
+        <w:rPr>
+          <w:lang w:val="id_ID" w:bidi="id_ID"/>
+        </w:rPr>
+        <w:t>Raja Mesir</w:t>
+      </w:r>
+    </w:p>
+    <w:p>
+      <w:pPr>
+        <w:pStyle w:val="ListBullet"/>
+        <w:spacing w:line="240" w:lineRule="auto"/>
+        <w:ind w:left="720"/>
+      </w:pPr>
+      <w:r>
+        <w:rPr>
+          <w:lang w:val="id_ID" w:bidi="id_ID"/>
+        </w:rPr>
+      </w:r>
+      <w:r>
+        <w:rPr>
+          <w:lang w:val="id_ID" w:bidi="id_ID"/>
+        </w:rPr>
+        <w:t>Para penasihat raja</w:t>
+      </w:r>
+    </w:p>
+    <w:p>
+      <w:pPr>
+        <w:pStyle w:val="ListBullet"/>
+        <w:spacing w:line="240" w:lineRule="auto"/>
+        <w:ind w:left="720"/>
+      </w:pPr>
+      <w:r>
+        <w:rPr>
+          <w:lang w:val="id_ID" w:bidi="id_ID"/>
+        </w:rPr>
+      </w:r>
+      <w:r>
+        <w:rPr>
+          <w:lang w:val="id_ID" w:bidi="id_ID"/>
+        </w:rPr>
+        <w:t>Para pejabat senior Mesir</w:t>
+      </w:r>
+    </w:p>
+    <w:p>
+      <w:pPr>
+        <w:pStyle w:val="ListBullet"/>
+        <w:spacing w:line="240" w:lineRule="auto"/>
+        <w:ind w:left="720"/>
+      </w:pPr>
+      <w:r>
+        <w:rPr>
+          <w:lang w:val="id_ID" w:bidi="id_ID"/>
+        </w:rPr>
+      </w:r>
+      <w:r>
+        <w:rPr>
+          <w:lang w:val="id_ID" w:bidi="id_ID"/>
+        </w:rPr>
+        <w:t>Anggota senior dari rumah tangga raja</w:t>
+      </w:r>
+    </w:p>
+    <w:p>
+      <w:pPr>
+        <w:pStyle w:val="ListBullet"/>
+        <w:spacing w:line="240" w:lineRule="auto"/>
+        <w:ind w:left="720"/>
+      </w:pPr>
+      <w:r>
+        <w:rPr>
+          <w:lang w:val="id_ID" w:bidi="id_ID"/>
+        </w:rPr>
+      </w:r>
+      <w:r>
+        <w:rPr>
+          <w:lang w:val="id_ID" w:bidi="id_ID"/>
+        </w:rPr>
+        <w:t>Para pejabat raja</w:t>
+      </w:r>
+    </w:p>
+    <w:p>
+      <w:pPr>
+        <w:pStyle w:val="ListBullet"/>
+        <w:spacing w:line="240" w:lineRule="auto"/>
+        <w:ind w:left="720"/>
+      </w:pPr>
+      <w:r>
+        <w:rPr>
+          <w:lang w:val="id_ID" w:bidi="id_ID"/>
+        </w:rPr>
+      </w:r>
+      <w:r>
+        <w:rPr>
+          <w:lang w:val="id_ID" w:bidi="id_ID"/>
+        </w:rPr>
+        <w:t>Seluruh rumah tangga Yusuf</w:t>
+      </w:r>
+    </w:p>
+    <w:p>
+      <w:pPr>
+        <w:pStyle w:val="ListBullet"/>
+        <w:spacing w:line="240" w:lineRule="auto"/>
+        <w:ind w:left="720"/>
+      </w:pPr>
+      <w:r>
+        <w:rPr>
+          <w:lang w:val="id_ID" w:bidi="id_ID"/>
+        </w:rPr>
+      </w:r>
+      <w:r>
+        <w:rPr>
+          <w:lang w:val="id_ID" w:bidi="id_ID"/>
+        </w:rPr>
+        <w:t>Seluruh rumah tangga dari setiap saudara laki-laki.</w:t>
+      </w:r>
+    </w:p>
+    <w:p>
+      <w:pPr>
+        <w:pStyle w:val="ListBullet"/>
+        <w:spacing w:line="240" w:lineRule="auto"/>
+        <w:ind w:left="720"/>
+      </w:pPr>
+      <w:r>
+        <w:rPr>
+          <w:lang w:val="id_ID" w:bidi="id_ID"/>
+        </w:rPr>
+      </w:r>
+      <w:r>
+        <w:rPr>
+          <w:lang w:val="id_ID" w:bidi="id_ID"/>
+        </w:rPr>
+        <w:t>Para penunggang kuda</w:t>
+      </w:r>
+    </w:p>
+    <w:p>
+      <w:pPr>
+        <w:pStyle w:val="ListBullet"/>
+        <w:spacing w:line="240" w:lineRule="auto"/>
+        <w:ind w:left="720"/>
+      </w:pPr>
+      <w:r>
+        <w:rPr>
+          <w:lang w:val="id_ID" w:bidi="id_ID"/>
+        </w:rPr>
+      </w:r>
+      <w:r>
+        <w:rPr>
+          <w:lang w:val="id_ID" w:bidi="id_ID"/>
+        </w:rPr>
+        <w:t>Orang-orang Kanaan setempat</w:t>
+      </w:r>
+    </w:p>
+    <w:p>
+      <w:pPr/>
+      <w:r>
+        <w:rPr>
+          <w:lang w:val="id_ID" w:bidi="id_ID"/>
+        </w:rPr>
+      </w:r>
+      <w:r>
+        <w:rPr>
+          <w:lang w:val="id_ID" w:bidi="id_ID"/>
+        </w:rPr>
+        <w:t xml:space="preserve">Dalam sesi ini, ambillah papan cerita kelompok, gambarlah, atau gunakan beberapa macam alat peraga (benda-benda yang dapat Anda pindahkan seperti batu, batang, mainan anak-anak) untuk menggambarkan kisah dan adegan di dalamnya. </w:t>
+      </w:r>
+    </w:p>
+    <w:p>
+      <w:pPr/>
+      <w:r>
+        <w:rPr>
+          <w:lang w:val="id_ID" w:bidi="id_ID"/>
+        </w:rPr>
+      </w:r>
+      <w:r>
+        <w:rPr>
+          <w:lang w:val="id_ID" w:bidi="id_ID"/>
+        </w:rPr>
+        <w:t>Dalam adegan 1, Yakub mengatakan kepada anak-anaknya bahwa ia ingin dikubur di gua yang sama tempat Abraham dan Ishak dikuburkan. Yakub mengingat dengan tepat di mana gua itu berada dan memberikan informasi spesifik tentang gua itu kepada para putra tersebut agar tidak ada kebingungan di kemudian hari. Yakub sedang duduk ketika Yakub berbicara kepada putra-putranya. Ketika Yakub selesai berbicara, Yakub berbaring di tempat tidur dan meninggal. Perikop itu menggunakan formula yang sama untuk kematian yang digunakan untuk Abraham dan Ishak. Perikop itu berkata, "Dia menghembuskan napas terakhir dan bergabung dengan leluhur-Nya dalam kematian."</w:t>
+      </w:r>
+    </w:p>
+    <w:p>
+      <w:pPr/>
+      <w:r>
+        <w:rPr>
+          <w:lang w:val="id_ID" w:bidi="id_ID"/>
+        </w:rPr>
+      </w:r>
+      <w:r>
+        <w:rPr>
+          <w:lang w:val="id_ID" w:bidi="id_ID"/>
+        </w:rPr>
+        <w:t>Dalam adegan 2, Yusuf memeluk tubuh ayahnya dan menangis. Yusuf juga mencium wajah Yakub. Yusuf memerintahkan para dokter Mesir untuk membalsukan atau mempertahankan tubuh Yakub sehingga jenazah itu dapat dibawa ke Kanaan untuk dikuburkan. Orang-orang Mesir berkabung untuk Yakub selama 70 hari. Mereka memperlakukan Yakub seolah-olah Yakub adalah orang yang sangat penting.</w:t>
+      </w:r>
+    </w:p>
+    <w:p>
+      <w:pPr/>
+      <w:r>
+        <w:rPr>
+          <w:lang w:val="id_ID" w:bidi="id_ID"/>
+        </w:rPr>
+      </w:r>
+      <w:r>
+        <w:rPr>
+          <w:lang w:val="id_ID" w:bidi="id_ID"/>
+        </w:rPr>
+        <w:t>Dalam adegan 3, Yusuf meminta para penasihat raja untuk meminta raja agar Yusuf membawa jenazah Yakub kembali ke Kanaan untuk dikuburkan. Yusuf berjanji untuk kembali ke Mesir. Raja memberikan izin kepada Yusuf untuk membawa jenazah Yakub ke Kanaan.</w:t>
+      </w:r>
+    </w:p>
+    <w:p>
+      <w:pPr/>
+      <w:r>
+        <w:rPr>
+          <w:lang w:val="id_ID" w:bidi="id_ID"/>
+        </w:rPr>
+      </w:r>
+      <w:r>
+        <w:rPr>
+          <w:lang w:val="id_ID" w:bidi="id_ID"/>
+        </w:rPr>
+        <w:t>Dalam adegan 4, Yusuf dan saudara-saudara membawa rumah tangga mereka dan pergi ke Kanaan. Mereka meninggalkan anak-anak kecil dan binatang-binatang mereka di Mesir. Sejumlah besar pejabat Mesir menemani keluarga itu ketika mereka membawa Yakub kembali ke Kanaan. Mereka berhenti di lantai pengirikan dekat Sungai Yordan dan memiliki upacara peringatan dengan 7 hari berkabung. Orang-orang Kanaan setempat menonton ini.</w:t>
+      </w:r>
+    </w:p>
+    <w:p>
+      <w:pPr/>
+      <w:r>
+        <w:rPr>
+          <w:lang w:val="id_ID" w:bidi="id_ID"/>
+        </w:rPr>
+      </w:r>
+      <w:r>
+        <w:rPr>
+          <w:lang w:val="id_ID" w:bidi="id_ID"/>
+        </w:rPr>
+        <w:t>Mereka membawa mayat Yakub ke gua dan menguburkan Yakub. Ini adalah gua yang telah dibeli Abraham. Putra-putra Yakub melakukan seperti yang telah Yakub perintahkan mereka.</w:t>
+      </w:r>
+      <w:r>
+        <w:rPr>
+          <w:lang w:val="id_ID" w:bidi="id_ID"/>
+        </w:rPr>
+      </w:r>
+    </w:p>
+    <w:p>
+      <w:pPr>
+        <w:pStyle w:val="Heading3"/>
+      </w:pPr>
+      <w:r>
+        <w:rPr>
+          <w:lang w:val="id_ID" w:bidi="id_ID"/>
+        </w:rPr>
+        <w:t>Memperagakan Bacaan</w:t>
+      </w:r>
+    </w:p>
+    <w:p>
+      <w:pPr/>
+      <w:r>
+        <w:rPr>
+          <w:lang w:val="id_ID" w:bidi="id_ID"/>
+        </w:rPr>
+      </w:r>
+      <w:r>
+        <w:rPr>
+          <w:lang w:val="id_ID" w:bidi="id_ID"/>
+        </w:rPr>
+        <w:t>Dengarkan teks sekali lagi dalam versi yang paling mudah dimengerti.</w:t>
+      </w:r>
+    </w:p>
+    <w:p>
+      <w:pPr/>
+      <w:r>
+        <w:rPr>
+          <w:lang w:val="id_ID" w:bidi="id_ID"/>
+        </w:rPr>
+      </w:r>
+      <w:r>
+        <w:rPr>
+          <w:lang w:val="id_ID" w:bidi="id_ID"/>
+        </w:rPr>
+        <w:t>Dalam sesi ini, tim akan mendramatisir kisah tersebut.</w:t>
+      </w:r>
+    </w:p>
+    <w:p>
+      <w:pPr/>
+      <w:r>
+        <w:rPr>
+          <w:lang w:val="id_ID" w:bidi="id_ID"/>
+        </w:rPr>
+      </w:r>
+      <w:r>
+        <w:rPr>
+          <w:lang w:val="id_ID" w:bidi="id_ID"/>
+        </w:rPr>
+        <w:t>Kisah ini memiliki 4 adegan.</w:t>
+      </w:r>
+    </w:p>
+    <w:p>
+      <w:pPr/>
+      <w:r>
+        <w:rPr>
+          <w:lang w:val="id_ID" w:bidi="id_ID"/>
+        </w:rPr>
+      </w:r>
+      <w:r>
+        <w:rPr>
+          <w:lang w:val="id_ID" w:bidi="id_ID"/>
+        </w:rPr>
+        <w:t>Para tokoh dalam kisah ini meliputi:</w:t>
+      </w:r>
+    </w:p>
+    <w:p>
+      <w:pPr>
+        <w:pStyle w:val="ListBullet"/>
+        <w:spacing w:line="240" w:lineRule="auto"/>
+        <w:ind w:left="720"/>
+      </w:pPr>
+      <w:r>
+        <w:rPr>
+          <w:lang w:val="id_ID" w:bidi="id_ID"/>
+        </w:rPr>
+      </w:r>
+      <w:r>
+        <w:rPr>
+          <w:lang w:val="id_ID" w:bidi="id_ID"/>
+        </w:rPr>
+        <w:t>Yakub</w:t>
+      </w:r>
+    </w:p>
+    <w:p>
+      <w:pPr>
+        <w:pStyle w:val="ListBullet"/>
+        <w:spacing w:line="240" w:lineRule="auto"/>
+        <w:ind w:left="720"/>
+      </w:pPr>
+      <w:r>
+        <w:rPr>
+          <w:lang w:val="id_ID" w:bidi="id_ID"/>
+        </w:rPr>
+      </w:r>
+      <w:r>
+        <w:rPr>
+          <w:lang w:val="id_ID" w:bidi="id_ID"/>
+        </w:rPr>
+        <w:t>Yusuf</w:t>
+      </w:r>
+    </w:p>
+    <w:p>
+      <w:pPr>
+        <w:pStyle w:val="ListBullet"/>
+        <w:spacing w:line="240" w:lineRule="auto"/>
+        <w:ind w:left="720"/>
+      </w:pPr>
+      <w:r>
+        <w:rPr>
+          <w:lang w:val="id_ID" w:bidi="id_ID"/>
+        </w:rPr>
+      </w:r>
+      <w:r>
+        <w:rPr>
+          <w:lang w:val="id_ID" w:bidi="id_ID"/>
+        </w:rPr>
+        <w:t>Saudara-saudara Yusuf</w:t>
+      </w:r>
+    </w:p>
+    <w:p>
+      <w:pPr>
+        <w:pStyle w:val="ListBullet"/>
+        <w:spacing w:line="240" w:lineRule="auto"/>
+        <w:ind w:left="720"/>
+      </w:pPr>
+      <w:r>
+        <w:rPr>
+          <w:lang w:val="id_ID" w:bidi="id_ID"/>
+        </w:rPr>
+      </w:r>
+      <w:r>
+        <w:rPr>
+          <w:lang w:val="id_ID" w:bidi="id_ID"/>
+        </w:rPr>
+        <w:t>Para dokter Mesir</w:t>
+      </w:r>
+    </w:p>
+    <w:p>
+      <w:pPr>
+        <w:pStyle w:val="ListBullet"/>
+        <w:spacing w:line="240" w:lineRule="auto"/>
+        <w:ind w:left="720"/>
+      </w:pPr>
+      <w:r>
+        <w:rPr>
+          <w:lang w:val="id_ID" w:bidi="id_ID"/>
+        </w:rPr>
+      </w:r>
+      <w:r>
+        <w:rPr>
+          <w:lang w:val="id_ID" w:bidi="id_ID"/>
+        </w:rPr>
+        <w:t>Raja Mesir</w:t>
+      </w:r>
+    </w:p>
+    <w:p>
+      <w:pPr>
+        <w:pStyle w:val="ListBullet"/>
+        <w:spacing w:line="240" w:lineRule="auto"/>
+        <w:ind w:left="720"/>
+      </w:pPr>
+      <w:r>
+        <w:rPr>
+          <w:lang w:val="id_ID" w:bidi="id_ID"/>
+        </w:rPr>
+      </w:r>
+      <w:r>
+        <w:rPr>
+          <w:lang w:val="id_ID" w:bidi="id_ID"/>
+        </w:rPr>
+        <w:t>Para penasihat raja</w:t>
+      </w:r>
+    </w:p>
+    <w:p>
+      <w:pPr>
+        <w:pStyle w:val="ListBullet"/>
+        <w:spacing w:line="240" w:lineRule="auto"/>
+        <w:ind w:left="720"/>
+      </w:pPr>
+      <w:r>
+        <w:rPr>
+          <w:lang w:val="id_ID" w:bidi="id_ID"/>
+        </w:rPr>
+      </w:r>
+      <w:r>
+        <w:rPr>
+          <w:lang w:val="id_ID" w:bidi="id_ID"/>
+        </w:rPr>
+        <w:t>Para pejabat senior Mesir</w:t>
+      </w:r>
+    </w:p>
+    <w:p>
+      <w:pPr>
+        <w:pStyle w:val="ListBullet"/>
+        <w:spacing w:line="240" w:lineRule="auto"/>
+        <w:ind w:left="720"/>
+      </w:pPr>
+      <w:r>
+        <w:rPr>
+          <w:lang w:val="id_ID" w:bidi="id_ID"/>
+        </w:rPr>
+      </w:r>
+      <w:r>
+        <w:rPr>
+          <w:lang w:val="id_ID" w:bidi="id_ID"/>
+        </w:rPr>
+        <w:t>Anggota senior dari rumah tangga raja</w:t>
+      </w:r>
+    </w:p>
+    <w:p>
+      <w:pPr>
+        <w:pStyle w:val="ListBullet"/>
+        <w:spacing w:line="240" w:lineRule="auto"/>
+        <w:ind w:left="720"/>
+      </w:pPr>
+      <w:r>
+        <w:rPr>
+          <w:lang w:val="id_ID" w:bidi="id_ID"/>
+        </w:rPr>
+      </w:r>
+      <w:r>
+        <w:rPr>
+          <w:lang w:val="id_ID" w:bidi="id_ID"/>
+        </w:rPr>
+        <w:t>Para pejabat raja</w:t>
+      </w:r>
+    </w:p>
+    <w:p>
+      <w:pPr>
+        <w:pStyle w:val="ListBullet"/>
+        <w:spacing w:line="240" w:lineRule="auto"/>
+        <w:ind w:left="720"/>
+      </w:pPr>
+      <w:r>
+        <w:rPr>
+          <w:lang w:val="id_ID" w:bidi="id_ID"/>
+        </w:rPr>
+      </w:r>
+      <w:r>
+        <w:rPr>
+          <w:lang w:val="id_ID" w:bidi="id_ID"/>
+        </w:rPr>
+        <w:t>Seluruh rumah tangga Yusuf</w:t>
+      </w:r>
+    </w:p>
+    <w:p>
+      <w:pPr>
+        <w:pStyle w:val="ListBullet"/>
+        <w:spacing w:line="240" w:lineRule="auto"/>
+        <w:ind w:left="720"/>
+      </w:pPr>
+      <w:r>
+        <w:rPr>
+          <w:lang w:val="id_ID" w:bidi="id_ID"/>
+        </w:rPr>
+      </w:r>
+      <w:r>
+        <w:rPr>
+          <w:lang w:val="id_ID" w:bidi="id_ID"/>
+        </w:rPr>
+        <w:t>Seluruh rumah tangga dari setiap saudara laki-laki.</w:t>
+      </w:r>
+    </w:p>
+    <w:p>
+      <w:pPr>
+        <w:pStyle w:val="ListBullet"/>
+        <w:spacing w:line="240" w:lineRule="auto"/>
+        <w:ind w:left="720"/>
+      </w:pPr>
+      <w:r>
+        <w:rPr>
+          <w:lang w:val="id_ID" w:bidi="id_ID"/>
+        </w:rPr>
+      </w:r>
+      <w:r>
+        <w:rPr>
+          <w:lang w:val="id_ID" w:bidi="id_ID"/>
+        </w:rPr>
+        <w:t>Para penunggang kuda</w:t>
+      </w:r>
+    </w:p>
+    <w:p>
+      <w:pPr>
+        <w:pStyle w:val="ListBullet"/>
+        <w:spacing w:line="240" w:lineRule="auto"/>
+        <w:ind w:left="720"/>
+      </w:pPr>
+      <w:r>
+        <w:rPr>
+          <w:lang w:val="id_ID" w:bidi="id_ID"/>
+        </w:rPr>
+      </w:r>
+      <w:r>
+        <w:rPr>
+          <w:lang w:val="id_ID" w:bidi="id_ID"/>
+        </w:rPr>
+        <w:t>Orang-orang Kanaan setempat</w:t>
+      </w:r>
+    </w:p>
+    <w:p>
+      <w:pPr/>
+      <w:r>
+        <w:rPr>
+          <w:lang w:val="id_ID" w:bidi="id_ID"/>
+        </w:rPr>
+      </w:r>
+      <w:r>
+        <w:rPr>
+          <w:lang w:val="id_ID" w:bidi="id_ID"/>
+        </w:rPr>
+        <w:t>Minta kelompok untuk memerankan kisah ini dua kali. Mereka harus memerankannya dalam bahasa yang mereka terjemahkan. Pertama, minta mereka memerankan kisah itu tanpa berhenti. Pada saat kelompok memerankan kisah itu untuk kedua kali, hentikan mereka pada titik yang berbeda dalam kisah tersebut.</w:t>
+      </w:r>
+    </w:p>
+    <w:p>
+      <w:pPr/>
+      <w:r>
+        <w:rPr>
+          <w:lang w:val="id_ID" w:bidi="id_ID"/>
+        </w:rPr>
+      </w:r>
+      <w:r>
+        <w:rPr>
+          <w:lang w:val="id_ID" w:bidi="id_ID"/>
+        </w:rPr>
+        <w:t>Ketika kelompok memerankan kisah itu untuk pertama kali, perhatikan dialog, alur, plot, dan kronologi kisah tersebut. Perhatikan bagian penting atau sulit dari kisah maupun bagian yang akan diperankan atau diperagakan dan jangan dilewati. Bantu kelompok untuk mengingat bagian dari kisah tersebut.</w:t>
+      </w:r>
+    </w:p>
+    <w:p>
+      <w:pPr/>
+      <w:r>
+        <w:rPr>
+          <w:lang w:val="id_ID" w:bidi="id_ID"/>
+        </w:rPr>
+      </w:r>
+      <w:r>
+        <w:rPr>
+          <w:lang w:val="id_ID" w:bidi="id_ID"/>
+        </w:rPr>
+        <w:t>Dalam adegan 1, Yakub telah selesai memberikan kata-kata terakhirnya kepada masing-masing anaknya. Sekarang Yakub mengatakan kepada para putra bahwa Yakub ingin dibawa kembali ke Kanaan dan dikubur di gua yang sama dengan Abraham dan Ishak.</w:t>
+      </w:r>
+    </w:p>
+    <w:p>
+      <w:pPr/>
+      <w:r>
+        <w:rPr>
+          <w:lang w:val="id_ID" w:bidi="id_ID"/>
+        </w:rPr>
+      </w:r>
+      <w:r>
+        <w:rPr>
+          <w:lang w:val="id_ID" w:bidi="id_ID"/>
+        </w:rPr>
+        <w:t>Hentikan adegannya: Tanyakan kepada Yakub, "Mengapa hal itu sangat penting bagimu sehingga kamu dikuburkan bersama leluhurmu?" Anda mungkin mendengar, "Kanaan adalah rumah kami. Allah berjanji tanah itu kepada saya dan kepada keturunan saya. Jika mereka membawa saya ke sana untuk menguburkan saya, maka mereka akan kembali untuk tinggal di sana suatu hari di masa depan. Mereka harus kembali ke Kanaan. Ini adalah apa yang Allah inginkan." Ulangi adegannya.</w:t>
+      </w:r>
+    </w:p>
+    <w:p>
+      <w:pPr/>
+      <w:r>
+        <w:rPr>
+          <w:lang w:val="id_ID" w:bidi="id_ID"/>
+        </w:rPr>
+      </w:r>
+      <w:r>
+        <w:rPr>
+          <w:lang w:val="id_ID" w:bidi="id_ID"/>
+        </w:rPr>
+        <w:t>Kemudian Yakub berbaring, menghembuskan napas terakhir dan meninggal.</w:t>
+      </w:r>
+    </w:p>
+    <w:p>
+      <w:pPr/>
+      <w:r>
+        <w:rPr>
+          <w:lang w:val="id_ID" w:bidi="id_ID"/>
+        </w:rPr>
+      </w:r>
+      <w:r>
+        <w:rPr>
+          <w:lang w:val="id_ID" w:bidi="id_ID"/>
+        </w:rPr>
+        <w:t>Dalam adegan 2, Yusuf melemparkan dirinya ke tubuh Yakub dan menangis. Yusuf mencium Yakub.</w:t>
+      </w:r>
+    </w:p>
+    <w:p>
+      <w:pPr/>
+      <w:r>
+        <w:rPr>
+          <w:lang w:val="id_ID" w:bidi="id_ID"/>
+        </w:rPr>
+      </w:r>
+      <w:r>
+        <w:rPr>
+          <w:lang w:val="id_ID" w:bidi="id_ID"/>
+        </w:rPr>
+        <w:t>Hentikan adegannya: Tanyakan kepada saudara-saudara, "Bagaimana perasaan Anda sekarang?" Anda mungkin mendengar, "Bapa sudah meninggal." Tampaknya kita akan selalu memiliki ayah kita. Saya tidak tahu bagaimana kami akan melanjutkan tanpa ayah kami. Aku senang dia bisa bersama Yusuf lagi sebelum ia meninggal. Kita harus menghormati permintaannya untuk kembali ke Kanaan untuk dikuburkan. Saya bertanya-tanya bagaimana Yusuf akan memperlakukan kita sekarang setelah ayah sudah meninggal. Saya akan khawatir tentang itu nanti. Saya ingin berduka kepada ayah saya sekarang. Adalah baik bahwa Yusuf adalah orang yang berada di sampingnya untuk menciumnya. Yusuf adalah kesayangan Bapa. Kita selalu tahu itu." Ulangi adegannya.</w:t>
+      </w:r>
+    </w:p>
+    <w:p>
+      <w:pPr/>
+      <w:r>
+        <w:rPr>
+          <w:lang w:val="id_ID" w:bidi="id_ID"/>
+        </w:rPr>
+      </w:r>
+      <w:r>
+        <w:rPr>
+          <w:lang w:val="id_ID" w:bidi="id_ID"/>
+        </w:rPr>
+        <w:t>Yusuf memerintahkan para dokter Mesir untuk membalaskan atau mempertahankan tubuh Yakub. Proses ini membuat tubuh Yakub tidak membusuk. Orang-orang Mesir berkabung atas Yakub selama 70 hari.</w:t>
+      </w:r>
+    </w:p>
+    <w:p>
+      <w:pPr/>
+      <w:r>
+        <w:rPr>
+          <w:lang w:val="id_ID" w:bidi="id_ID"/>
+        </w:rPr>
+      </w:r>
+      <w:r>
+        <w:rPr>
+          <w:lang w:val="id_ID" w:bidi="id_ID"/>
+        </w:rPr>
+        <w:t>Hentikan adegannya: Tanyakan kepada orang-orang Mesir, "Mengapa Anda berkabung atas Yakub?" Dia bukan salah satu dari kamu." Anda mungkin mendengar, "Dia adalah orang yang besar." Lihatlah anak-anaknya. Lihatlah Yusuf yang adalah gubernur kita. Kita harus menghormati kenangan akan ayah Yusuf." Ulangi adegannya.</w:t>
+      </w:r>
+    </w:p>
+    <w:p>
+      <w:pPr/>
+      <w:r>
+        <w:rPr>
+          <w:lang w:val="id_ID" w:bidi="id_ID"/>
+        </w:rPr>
+      </w:r>
+      <w:r>
+        <w:rPr>
+          <w:lang w:val="id_ID" w:bidi="id_ID"/>
+        </w:rPr>
+        <w:t>Dalam adegan 3, Yusuf meminta izin dari raja untuk membawa jenazah Yakub kembali ke Kanaan untuk dikubur. Yusuf menjelaskan bahwa Yusuf bersumpah atau memberikan janji khidmat kepada Yakub bahwa ini akan dilakukan. Raja setuju bahwa Yusuf harus menepati janjinya.</w:t>
+      </w:r>
+    </w:p>
+    <w:p>
+      <w:pPr/>
+      <w:r>
+        <w:rPr>
+          <w:lang w:val="id_ID" w:bidi="id_ID"/>
+        </w:rPr>
+      </w:r>
+      <w:r>
+        <w:rPr>
+          <w:lang w:val="id_ID" w:bidi="id_ID"/>
+        </w:rPr>
+        <w:t>Hentikan adegannya: Tanyakan kepada raja, "Mengapa Anda membiarkan Yusuf pergi ke Kanaan." Tidakkah Anda takut dia tidak akan kembali?" Anda mungkin mendengar, "Yusuf berjanji bahwa ia akan kembali." Satu hal yang telah saya pelajari adalah Yusuf menepati janji-janjinya. Yusuf akan melakukan seperti yang ia katakan. Yusuf berjanji kepada ayahnya dan ia harus menepati janji itu. Saya tidak khawatir tentang ini. Saya tahu Yusuf akan kembali." Ulangi adegannya.</w:t>
+      </w:r>
+    </w:p>
+    <w:p>
+      <w:pPr/>
+      <w:r>
+        <w:rPr>
+          <w:lang w:val="id_ID" w:bidi="id_ID"/>
+        </w:rPr>
+      </w:r>
+      <w:r>
+        <w:rPr>
+          <w:lang w:val="id_ID" w:bidi="id_ID"/>
+        </w:rPr>
+        <w:t>Dalam adegan 4, Yusuf, saudara-saudara dan semua rumah tangga mereka pergi ke Kanaan. Mereka meninggalkan anak-anak kecil dan binatang-binatang di Mesir. Banyak pejabat Mesir pergi bersama mereka.</w:t>
+      </w:r>
+    </w:p>
+    <w:p>
+      <w:pPr/>
+      <w:r>
+        <w:rPr>
+          <w:lang w:val="id_ID" w:bidi="id_ID"/>
+        </w:rPr>
+      </w:r>
+      <w:r>
+        <w:rPr>
+          <w:lang w:val="id_ID" w:bidi="id_ID"/>
+        </w:rPr>
+        <w:t>Hentikan adegannya: Tanyakan kepada Yusuf, "Bagaimana rasanya kembali ke Kanaan lagi?" Anda mungkin mendengar, "Ini adalah rumah saya." Saya senang melihatnya lagi bahkan pada kesempatan yang menyedihkan. Saya berharap saya dapat kembali sekarang dan tinggal di sini. Saya harus menepati janji saya kepada raja. Adalah baik untuk mengetahui bahwa ini adalah rumah kita yang sebenarnya. Suatu hari, anak-anakku akan datang ke sini untuk hidup. Allah memberikan kita tanah ini. Mereka harus datang untuk mendapatkan warisan mereka." Tanyakan kepada saudara-saudara, "Bagaimana perasaan Anda kembali ke Kanaan?" Anda mungkin mendengar, "Ini adalah rumah. Itu jauh lebih baik di sini daripada Mesir. Saya senang kami dapat pergi ke Mesir sehingga kami dapat bertahan hidup dari kelaparan. Kita perlu kembali dan tinggal di sini. Ini adalah rumah leluhur kita. Kita tahu Allah memberikan kita tanah ini. Saya harus terus mengajar anak-anak saya agar mereka tidak lupa. Saya pikir fakta bahwa nenek moyang kita dimakamkan di sini akan membantu mereka ingin kembali ke sini untuk hidup. Ditambah lagi, Bapa dalam perkataan terakhirnya mengatakan kepada kita tentang tinggal di sini. Bapa mengharapkan kita untuk kembali ke sini. Anak-anak harus kembali ke sini untuk hidup." Ulangi adegannya.</w:t>
+      </w:r>
+      <w:r>
+        <w:rPr>
+          <w:lang w:val="id_ID" w:bidi="id_ID"/>
+        </w:rPr>
+      </w:r>
+    </w:p>
+    <w:p>
+      <w:pPr>
+        <w:pStyle w:val="Heading3"/>
+      </w:pPr>
+      <w:r>
+        <w:rPr>
+          <w:lang w:val="id_ID" w:bidi="id_ID"/>
+        </w:rPr>
+        <w:t>Melengkapi yang Kurang</w:t>
+      </w:r>
+    </w:p>
+    <w:p>
+      <w:pPr/>
+      <w:r>
+        <w:rPr>
+          <w:lang w:val="id_ID" w:bidi="id_ID"/>
+        </w:rPr>
+      </w:r>
+      <w:r>
+        <w:rPr>
+          <w:lang w:val="id_ID" w:bidi="id_ID"/>
+        </w:rPr>
+        <w:t>Dengarkan teks satu kali dalam versi yang paling mudah dimengerti.</w:t>
+      </w:r>
+    </w:p>
+    <w:p>
+      <w:pPr/>
+      <w:r>
+        <w:rPr>
+          <w:lang w:val="id_ID" w:bidi="id_ID"/>
+        </w:rPr>
+      </w:r>
+      <w:r>
+        <w:rPr>
+          <w:lang w:val="id_ID" w:bidi="id_ID"/>
+        </w:rPr>
+        <w:t>Yakub berbicara tentang gua pemakaman leluhur di Kanaan. Yakub mengingat kembali nama orang yang dibeli Abraham untuk gua itu serta lokasi yang tepat. Gunakan pengucapan yang sama untuk nama-nama ini seperti yang Anda gunakan pada perikop sebelumnya.</w:t>
+      </w:r>
+    </w:p>
+    <w:p>
+      <w:pPr/>
+      <w:r>
+        <w:rPr>
+          <w:lang w:val="id_ID" w:bidi="id_ID"/>
+        </w:rPr>
+      </w:r>
+      <w:r>
+        <w:rPr>
+          <w:lang w:val="id_ID" w:bidi="id_ID"/>
+        </w:rPr>
+        <w:t>Perikop itu menggunakan cara yang sama untuk menggambarkan kematian yang digunakan untuk Abraham dan Ishak. Yakub menghembuskan napas terakhir dan bergabung dengan nenek moyangnya / leluhurnya Akan lebih baik menggunakan ungkapan yang sama seperti Anda gunakan pada Abraham dan Ishak.</w:t>
+      </w:r>
+    </w:p>
+    <w:p>
+      <w:pPr/>
+      <w:r>
+        <w:rPr>
+          <w:lang w:val="id_ID" w:bidi="id_ID"/>
+        </w:rPr>
+      </w:r>
+      <w:r>
+        <w:rPr>
+          <w:lang w:val="id_ID" w:bidi="id_ID"/>
+        </w:rPr>
+        <w:t>Yusuf memeluk tubuh Yakub, menangis dan mencium wajah Yakub. Ini adalah tindakan berkabung dalam budaya yang normal bagi orang-orang Ibrani pada saat itu. Cara Yusuf menunjukkan kesedihan atau kehilangan mungkin tampak aneh dalam budaya Anda. Kemungkinan lain adalah untuk menerjemahkan apa yang dilakukan Yusuf dan menambahkan pernyataan seperti, "Inilah cara orang-orang Ibrani kuno berkabung."</w:t>
+      </w:r>
+    </w:p>
+    <w:p>
+      <w:pPr/>
+      <w:r>
+        <w:rPr>
+          <w:lang w:val="id_ID" w:bidi="id_ID"/>
+        </w:rPr>
+      </w:r>
+      <w:r>
+        <w:rPr>
+          <w:lang w:val="id_ID" w:bidi="id_ID"/>
+        </w:rPr>
+        <w:t>Berkabung bagi seseorang berarti bahwa Anda merasakan kesedihan atau rasa pilu karena orang ini telah meninggal. Masa berkabung dalam banyak budaya adalah saat ketika orang-orang berkumpul untuk berkabung melalui kebiasaan atau ritual. Beberapa mengenakan pakaian khusus. Beberapa menangis bersama-sama. Dalam beberapa budaya, para pelayat melemparkan abu atau debu ke atas kepala mereka. Orang-orang Mesir berkabung atas Yakub selama 70 hari.</w:t>
+      </w:r>
+    </w:p>
+    <w:p>
+      <w:pPr/>
+      <w:r>
+        <w:rPr>
+          <w:lang w:val="id_ID" w:bidi="id_ID"/>
+        </w:rPr>
+      </w:r>
+      <w:r>
+        <w:rPr>
+          <w:lang w:val="id_ID" w:bidi="id_ID"/>
+        </w:rPr>
+        <w:t>Membalsemkan atau mengawetkan tubuh berarti menjalani proses tertentu untuk mempertahankan tubuh agar tidak membusuk seperti biasanya. Dalam beberapa budaya, proses pembalseman tidak diketahui. Daripada menjelaskan pembalseman, Anda mungkin mengatakan bahwa Yusuf memerintahkan para dokter Mesir untuk menyiapkan jenazah Yakub untuk dimakamkan. Atau, Anda dapat mengatakan bahwa Yusuf memerintahkan agar jenazah Yakub disiapkan untuk dimakamkan.</w:t>
+      </w:r>
+    </w:p>
+    <w:p>
+      <w:pPr/>
+      <w:r>
+        <w:rPr>
+          <w:lang w:val="id_ID" w:bidi="id_ID"/>
+        </w:rPr>
+      </w:r>
+      <w:r>
+        <w:rPr>
+          <w:lang w:val="id_ID" w:bidi="id_ID"/>
+        </w:rPr>
+        <w:t>Yusuf pergi untuk meminta izin dari raja untuk membawa jenazah Yakub ke Kanaan untuk dikuburkan. Beberapa terjemahan menggunakan raja dan yang lain menggunakan kata Firaun. Firaun adalah gelar yang digunakan oleh raja Mesir. Gunakan cara yang sama untuk berbicara tentang raja yang telah Anda gunakan pada perikop sebelumnya.</w:t>
+      </w:r>
+    </w:p>
+    <w:p>
+      <w:pPr/>
+      <w:r>
+        <w:rPr>
+          <w:lang w:val="id_ID" w:bidi="id_ID"/>
+        </w:rPr>
+      </w:r>
+      <w:r>
+        <w:rPr>
+          <w:lang w:val="id_ID" w:bidi="id_ID"/>
+        </w:rPr>
+        <w:t xml:space="preserve">Yusuf menjelaskan bahwa Yusuf telah bersumpah untuk membawa tubuh Yakub </w:t>
+      </w:r>
+      <w:r>
+        <w:rPr>
+          <w:b/>
+          <w:lang w:val="id_ID" w:bidi="id_ID"/>
+        </w:rPr>
+        <w:t>kembali</w:t>
+      </w:r>
+      <w:r>
+        <w:rPr>
+          <w:lang w:val="id_ID" w:bidi="id_ID"/>
+        </w:rPr>
+        <w:t xml:space="preserve"> ke Kanaan. Sumpah adalah janji yang penuh. Sumpah dibahas dalam Glosarium Utama. Gunakan kata yang sama untuk sumpah seperti yang telah Anda gunakan pada perikop sebelumnya.</w:t>
+      </w:r>
+    </w:p>
+    <w:p>
+      <w:pPr/>
+      <w:r>
+        <w:rPr>
+          <w:lang w:val="id_ID" w:bidi="id_ID"/>
+        </w:rPr>
+      </w:r>
+      <w:r>
+        <w:rPr>
+          <w:lang w:val="id_ID" w:bidi="id_ID"/>
+        </w:rPr>
+        <w:t>Yusuf dan saudara-saudaranya membawa seisi rumah mereka kecuali anak-anak yang masih kecil. seisi rumah adalah semua orang yang tinggal dan bekerja di rumah itu. Ini akan termasuk anggota keluarga serta para pelayan. seisi rumah terdapat di Glosarium Utama.</w:t>
+      </w:r>
+    </w:p>
+    <w:p>
+      <w:pPr/>
+      <w:r>
+        <w:rPr>
+          <w:lang w:val="id_ID" w:bidi="id_ID"/>
+        </w:rPr>
+      </w:r>
+      <w:r>
+        <w:rPr>
+          <w:lang w:val="id_ID" w:bidi="id_ID"/>
+        </w:rPr>
+        <w:t>Kereta-kereta perang yang dikemudikan oleh para penunggang kuda bersama keluarga Yakub pergi ke Kanaan. Penunggang kuda adalah orang yang berdiri di dalam kereta dan mengemudikan atau mengarahkan kuda-kuda.</w:t>
+      </w:r>
+    </w:p>
+    <w:p>
+      <w:pPr/>
+      <w:r>
+        <w:rPr>
+          <w:lang w:val="id_ID" w:bidi="id_ID"/>
+        </w:rPr>
+      </w:r>
+      <w:r>
+        <w:rPr>
+          <w:lang w:val="id_ID" w:bidi="id_ID"/>
+        </w:rPr>
+        <w:t>Tunjukkan gambar sebuah kereta perang dengan seorang penunggang kereta.</w:t>
+      </w:r>
+    </w:p>
+    <w:p>
+      <w:pPr/>
+      <w:r>
+        <w:rPr>
+          <w:lang w:val="id_ID" w:bidi="id_ID"/>
+        </w:rPr>
+      </w:r>
+      <w:r>
+        <w:rPr>
+          <w:lang w:val="id_ID" w:bidi="id_ID"/>
+        </w:rPr>
+        <w:t>Keluarga dan orang-orang Mesir berhenti di lantai pengirikan dekat Sungai Yordan untuk mengadakan upacara peringatan dan menjalani periode 7 hari berkabung. Lantai pengirikan adalah area tanah yang penuh kerumunan tempat gandum dipukuli dari tangkai.</w:t>
+      </w:r>
+    </w:p>
+    <w:p>
+      <w:pPr/>
+      <w:r>
+        <w:rPr>
+          <w:lang w:val="id_ID" w:bidi="id_ID"/>
+        </w:rPr>
+      </w:r>
+      <w:r>
+        <w:rPr>
+          <w:lang w:val="id_ID" w:bidi="id_ID"/>
+        </w:rPr>
+        <w:t>Tunjukkan gambar lantai pengirikan.</w:t>
+      </w:r>
+      <w:r>
+        <w:rPr>
+          <w:lang w:val="id_ID" w:bidi="id_ID"/>
+        </w:rPr>
+      </w:r>
+    </w:p>
+    <w:p>
+      <w:pPr>
+        <w:pStyle w:val="Heading3"/>
+      </w:pPr>
+      <w:r>
+        <w:rPr>
+          <w:lang w:val="id_ID" w:bidi="id_ID"/>
+        </w:rPr>
+        <w:t>Menyampaikan Firman Tuhan</w:t>
+      </w:r>
+    </w:p>
+    <w:p>
+      <w:pPr/>
+      <w:r>
+        <w:rPr>
+          <w:lang w:val="id_ID" w:bidi="id_ID"/>
+        </w:rPr>
+      </w:r>
+      <w:r>
+        <w:rPr>
+          <w:lang w:val="id_ID" w:bidi="id_ID"/>
+        </w:rPr>
+        <w:t>Dengarkan rekaman perikop ini dalam versi terjemahan yang paling mudah dimengerti.</w:t>
+      </w:r>
+    </w:p>
+    <w:p>
+      <w:pPr/>
+      <w:r>
+        <w:rPr>
+          <w:lang w:val="id_ID" w:bidi="id_ID"/>
+        </w:rPr>
+      </w:r>
+      <w:r>
+        <w:rPr>
+          <w:lang w:val="id_ID" w:bidi="id_ID"/>
+        </w:rPr>
+        <w:t>Dalam sesi ini, ceritakan kembali perikop ini, secara berkelompok, dalam bahasa Anda sendiri.</w:t>
+      </w:r>
+    </w:p>
+    <w:p>
+      <w:pPr/>
+      <w:r>
+        <w:rPr>
+          <w:lang w:val="id_ID" w:bidi="id_ID"/>
+        </w:rPr>
+      </w:r>
+      <w:r>
+        <w:rPr>
+          <w:lang w:val="id_ID" w:bidi="id_ID"/>
+        </w:rPr>
+        <w:t>Pertama, seluruh kelompok harus berlatih menceritakan perikop ini dalam bahasa Anda sendiri. Ingatlah untuk mengikut sertakan hal-hal yang kamu putuskan dalam langkah sebelumnya, seperti kronologi, kata, frasa, emosi, atau apa pun yang Anda diskusikan.</w:t>
+      </w:r>
+    </w:p>
+    <w:p>
+      <w:pPr/>
+      <w:r>
+        <w:rPr>
+          <w:lang w:val="id_ID" w:bidi="id_ID"/>
+        </w:rPr>
+      </w:r>
+      <w:r>
+        <w:rPr>
+          <w:lang w:val="id_ID" w:bidi="id_ID"/>
+        </w:rPr>
+        <w:t xml:space="preserve">Seorang anggota kelompok harus menyampaikan beberapa kalimat dari nats itu dan berhenti sejenak. Anggota yang lain harus menceritakan bagian selanjutnya dari perikop tersebut dan berhenti sebentar. Lakukan ini sampai kelompok itu telah menceritakan kembali semua nats tersebut. Anggota-anggota kelompok dapat saling memperbaiki dalam tahap ini. </w:t>
+      </w:r>
+    </w:p>
+    <w:p>
+      <w:pPr/>
+      <w:r>
+        <w:rPr>
+          <w:lang w:val="id_ID" w:bidi="id_ID"/>
+        </w:rPr>
+      </w:r>
+      <w:r>
+        <w:rPr>
+          <w:lang w:val="id_ID" w:bidi="id_ID"/>
+        </w:rPr>
+        <w:t xml:space="preserve">Jeda rekaman suara di sini. </w:t>
+      </w:r>
+    </w:p>
+    <w:p>
+      <w:pPr/>
+      <w:r>
+        <w:rPr>
+          <w:lang w:val="id_ID" w:bidi="id_ID"/>
+        </w:rPr>
+      </w:r>
+      <w:r>
+        <w:rPr>
+          <w:lang w:val="id_ID" w:bidi="id_ID"/>
+        </w:rPr>
+        <w:t>Selanjutnya, setiap anggota kelompok harus menceritakan seluruh nats tersebut tanpa gangguan setidaknya satu kali. Seorang anggota kelompok dapat menggunakan benda apa saja, gerakan, atau papan cerita untuk membantu mereka mengingat bagian nats tersebut.</w:t>
+      </w:r>
+    </w:p>
+    <w:p>
+      <w:pPr/>
+      <w:r>
+        <w:rPr>
+          <w:lang w:val="id_ID" w:bidi="id_ID"/>
+        </w:rPr>
+      </w:r>
+      <w:r>
+        <w:rPr>
+          <w:lang w:val="id_ID" w:bidi="id_ID"/>
+        </w:rPr>
+        <w:t xml:space="preserve">Jeda rekaman suara di sini. </w:t>
+      </w:r>
+    </w:p>
+    <w:p>
+      <w:pPr/>
+      <w:r>
+        <w:rPr>
+          <w:lang w:val="id_ID" w:bidi="id_ID"/>
+        </w:rPr>
+      </w:r>
+      <w:r>
+        <w:rPr>
+          <w:lang w:val="id_ID" w:bidi="id_ID"/>
+        </w:rPr>
+        <w:t xml:space="preserve">Selanjutnya, kelompok dapat memutuskan versi mana dari bagian tersebut yang paling disukai. Anda mungkin memutuskan untuk menyukai cara bercerita seorang anggota kelompok untuk suatu adegan, tetapi menyukai cara anggota kelompok lain menceritakan adegan lainnya. </w:t>
+      </w:r>
+    </w:p>
+    <w:p>
+      <w:pPr/>
+      <w:r>
+        <w:rPr>
+          <w:lang w:val="id_ID" w:bidi="id_ID"/>
+        </w:rPr>
+      </w:r>
+      <w:r>
+        <w:rPr>
+          <w:lang w:val="id_ID" w:bidi="id_ID"/>
+        </w:rPr>
+        <w:t xml:space="preserve">Jeda rekaman suara di sini. </w:t>
+      </w:r>
+    </w:p>
+    <w:p>
+      <w:pPr/>
+      <w:r>
+        <w:rPr>
+          <w:lang w:val="id_ID" w:bidi="id_ID"/>
+        </w:rPr>
+      </w:r>
+      <w:r>
+        <w:rPr>
+          <w:lang w:val="id_ID" w:bidi="id_ID"/>
+        </w:rPr>
+        <w:t xml:space="preserve">Akhirnya, kelompok dapat menyusun versi akhir dari bagian itu yang disetujui oleh semua anggota kelompok. Setiap anggota kelompok harus berlatih menceritakan bentuk akhir dari kisah itu. </w:t>
+      </w:r>
+      <w:r>
+        <w:rPr>
+          <w:lang w:val="id_ID" w:bidi="id_ID"/>
+        </w:rPr>
+      </w:r>
+      <w:r>
+        <w:rPr>
+          <w:lang w:val="id_ID" w:bidi="id_ID"/>
+        </w:rPr>
+      </w:r>
+    </w:p>
+    <w:p>
+      <w:pPr/>
+      <w:r>
+        <w:rPr>
+          <w:lang w:val="id_ID" w:bidi="id_ID"/>
+        </w:rPr>
+      </w:r>
+    </w:p>
+    <w:p>
+      <w:pPr>
+        <w:pStyle w:val="Heading2"/>
+      </w:pPr>
+      <w:r>
+        <w:rPr>
+          <w:lang w:val="id_ID" w:bidi="id_ID"/>
+        </w:rPr>
+        <w:t>Kejadian 50:15–21</w:t>
+      </w:r>
+      <w:r>
+        <w:rPr>
+          <w:lang w:val="id_ID" w:bidi="id_ID"/>
+        </w:rPr>
+      </w:r>
+    </w:p>
+    <w:p>
+      <w:pPr>
+        <w:pStyle w:val="Heading3"/>
+      </w:pPr>
+      <w:r>
+        <w:rPr>
+          <w:lang w:val="id_ID" w:bidi="id_ID"/>
+        </w:rPr>
+        <w:t>Dengar dan Renungkan</w:t>
+      </w:r>
+    </w:p>
+    <w:p>
+      <w:pPr/>
+      <w:r>
+        <w:rPr>
+          <w:lang w:val="id_ID" w:bidi="id_ID"/>
+        </w:rPr>
+      </w:r>
+      <w:r>
+        <w:rPr>
+          <w:lang w:val="id_ID" w:bidi="id_ID"/>
+        </w:rPr>
+        <w:t>Dengarkan Kejadian 50:15–21 dan renungkan dalam hati Anda. Dengarkan teks tiga kali (dalam tiga terjemahan yang berbeda, jika memungkinkan). Kemudian secara berkelompok diskusikan pertanyaan-pertanyaan berikut ini:</w:t>
+      </w:r>
+    </w:p>
+    <w:p>
+      <w:pPr>
+        <w:pStyle w:val="ListBullet"/>
+        <w:spacing w:line="240" w:lineRule="auto"/>
+        <w:ind w:left="720"/>
+      </w:pPr>
+      <w:r>
+        <w:rPr>
+          <w:lang w:val="id_ID" w:bidi="id_ID"/>
+        </w:rPr>
+      </w:r>
+      <w:r>
+        <w:rPr>
+          <w:lang w:val="id_ID" w:bidi="id_ID"/>
+        </w:rPr>
+        <w:t xml:space="preserve">Apa yang Anda sukai dalam kisah ini? </w:t>
+      </w:r>
+    </w:p>
+    <w:p>
+      <w:pPr>
+        <w:pStyle w:val="ListBullet"/>
+        <w:spacing w:line="240" w:lineRule="auto"/>
+        <w:ind w:left="720"/>
+      </w:pPr>
+      <w:r>
+        <w:rPr>
+          <w:lang w:val="id_ID" w:bidi="id_ID"/>
+        </w:rPr>
+      </w:r>
+      <w:r>
+        <w:rPr>
+          <w:lang w:val="id_ID" w:bidi="id_ID"/>
+        </w:rPr>
+        <w:t>Apa yang saudara tidak suka atau tidak mengerti?</w:t>
+      </w:r>
+    </w:p>
+    <w:p>
+      <w:pPr>
+        <w:pStyle w:val="ListBullet"/>
+        <w:spacing w:line="240" w:lineRule="auto"/>
+        <w:ind w:left="720"/>
+      </w:pPr>
+      <w:r>
+        <w:rPr>
+          <w:lang w:val="id_ID" w:bidi="id_ID"/>
+        </w:rPr>
+      </w:r>
+      <w:r>
+        <w:rPr>
+          <w:lang w:val="id_ID" w:bidi="id_ID"/>
+        </w:rPr>
+        <w:t>Apa yang diajarkan cerita ini mengenai Tuhan</w:t>
+      </w:r>
+    </w:p>
+    <w:p>
+      <w:pPr>
+        <w:pStyle w:val="ListBullet"/>
+        <w:spacing w:line="240" w:lineRule="auto"/>
+        <w:ind w:left="720"/>
+      </w:pPr>
+      <w:r>
+        <w:rPr>
+          <w:lang w:val="id_ID" w:bidi="id_ID"/>
+        </w:rPr>
+      </w:r>
+      <w:r>
+        <w:rPr>
+          <w:lang w:val="id_ID" w:bidi="id_ID"/>
+        </w:rPr>
+        <w:t>Apa yang diceritakan kisah ini tentang orang-orang?</w:t>
+      </w:r>
+    </w:p>
+    <w:p>
+      <w:pPr>
+        <w:pStyle w:val="ListBullet"/>
+        <w:spacing w:line="240" w:lineRule="auto"/>
+        <w:ind w:left="720"/>
+      </w:pPr>
+      <w:r>
+        <w:rPr>
+          <w:lang w:val="id_ID" w:bidi="id_ID"/>
+        </w:rPr>
+      </w:r>
+      <w:r>
+        <w:rPr>
+          <w:lang w:val="id_ID" w:bidi="id_ID"/>
+        </w:rPr>
+        <w:t>Bagaimana kisah ini mempengaruhi kehidupan sehari-hari kita?</w:t>
+      </w:r>
+    </w:p>
+    <w:p>
+      <w:pPr>
+        <w:pStyle w:val="ListBullet"/>
+        <w:spacing w:line="240" w:lineRule="auto"/>
+        <w:ind w:left="720"/>
+      </w:pPr>
+      <w:r>
+        <w:rPr>
+          <w:lang w:val="id_ID" w:bidi="id_ID"/>
+        </w:rPr>
+      </w:r>
+      <w:r>
+        <w:rPr>
+          <w:lang w:val="id_ID" w:bidi="id_ID"/>
+        </w:rPr>
+        <w:t>Siapakah orang yang saudara kenal yang perlu mendengar kisah ini?</w:t>
+      </w:r>
+      <w:r>
+        <w:rPr>
+          <w:lang w:val="id_ID" w:bidi="id_ID"/>
+        </w:rPr>
+      </w:r>
+    </w:p>
+    <w:p>
+      <w:pPr>
+        <w:pStyle w:val="Heading3"/>
+      </w:pPr>
+      <w:r>
+        <w:rPr>
+          <w:lang w:val="id_ID" w:bidi="id_ID"/>
+        </w:rPr>
+        <w:t>Menyiapkan Panggung</w:t>
+      </w:r>
+    </w:p>
+    <w:p>
+      <w:pPr/>
+      <w:r>
+        <w:rPr>
+          <w:lang w:val="id_ID" w:bidi="id_ID"/>
+        </w:rPr>
+      </w:r>
+      <w:r>
+        <w:rPr>
+          <w:lang w:val="id_ID" w:bidi="id_ID"/>
+        </w:rPr>
+        <w:t>MEMPERSIAPKAN PANGGUNG</w:t>
+      </w:r>
+    </w:p>
+    <w:p>
+      <w:pPr/>
+      <w:r>
+        <w:rPr>
+          <w:lang w:val="id_ID" w:bidi="id_ID"/>
+        </w:rPr>
+      </w:r>
+      <w:r>
+        <w:rPr>
+          <w:lang w:val="id_ID" w:bidi="id_ID"/>
+        </w:rPr>
+        <w:t>Kejadian 50:15–21</w:t>
+      </w:r>
+    </w:p>
+    <w:p>
+      <w:pPr/>
+      <w:r>
+        <w:rPr>
+          <w:lang w:val="id_ID" w:bidi="id_ID"/>
+        </w:rPr>
+      </w:r>
+      <w:r>
+        <w:rPr>
+          <w:lang w:val="id_ID" w:bidi="id_ID"/>
+        </w:rPr>
+        <w:t>Dengarkan teks satu kali dalam versi yang paling mudah dimengerti.</w:t>
+      </w:r>
+    </w:p>
+    <w:p>
+      <w:pPr/>
+      <w:r>
+        <w:rPr>
+          <w:lang w:val="id_ID" w:bidi="id_ID"/>
+        </w:rPr>
+      </w:r>
+      <w:r>
+        <w:rPr>
+          <w:lang w:val="id_ID" w:bidi="id_ID"/>
+        </w:rPr>
+        <w:t>Masa pemakaman dan berkabung akan Yakub telah berlalu. Saudara-saudara Yusuf sekarang menyadari bahwa setelah Yakub mati, Yusuf mungkin membalas dendam atas hal-hal mengerikan yang mereka lakukan kepada Yusuf bertahun-tahun sebelumnya. Penulis Kejadian bergerak cepat menuju akhir kisah Yakub dan Yusuf. Ini adalah kisah narasi tentang pertemuan saudara-saudara dengan Yusuf.</w:t>
+      </w:r>
+    </w:p>
+    <w:p>
+      <w:pPr/>
+      <w:r>
+        <w:rPr>
+          <w:lang w:val="id_ID" w:bidi="id_ID"/>
+        </w:rPr>
+      </w:r>
+      <w:r>
+        <w:rPr>
+          <w:lang w:val="id_ID" w:bidi="id_ID"/>
+        </w:rPr>
+        <w:t>Yakub dimakamkan di Kanaan. Semua orang yang pergi ke Kanaan harus kembali ke Mesir. Selain 70 hari berkabung, perjalanan ke Hebron dan kembali ke Mesir akan memakan waktu beberapa hari. Berhenti dan tunjukkan peta dengan Kanaan dan Mesir yang ditandai. Hebron dan Tanah Gosen harus ditandai pada peta. Rute antara Hebron dan Tanah Gosen harus ditandai.</w:t>
+      </w:r>
+    </w:p>
+    <w:p>
+      <w:pPr/>
+      <w:r>
+        <w:rPr>
+          <w:lang w:val="id_ID" w:bidi="id_ID"/>
+        </w:rPr>
+      </w:r>
+      <w:r>
+        <w:rPr>
+          <w:lang w:val="id_ID" w:bidi="id_ID"/>
+        </w:rPr>
+        <w:t>Semua orang kembali ke Mesir dan kembali ke kehidupan normal. Saudara-saudara itu pasti berada di daerah Goshen bersama keluarga dan binatang-binatang mereka. Yusuf pasti berada di kota bersama raja untuk melakukan pekerjaan Yusuf sebagai gubernur Mesir. 10 saudara Yusuf, orang-orang yang telah menjual Yusuf sebagai seorang budak, menjadi takut. Mereka sekarang menyadari bahwa Yakub tidak lagi hidup dan dapat melindungi mereka. Benyamin bukan bagian dari kelompok ini. Selama Yakub hidup, saudara-saudara merasa bahwa Yusuf tidak akan menghukum mereka atas perbuatan mereka. Yakub tidak lagi di sana sebagai seorang pelindung. Sekarang saudara-saudara itu takut bahwa Yusuf akan membalas dendam.</w:t>
+      </w:r>
+    </w:p>
+    <w:p>
+      <w:pPr/>
+      <w:r>
+        <w:rPr>
+          <w:lang w:val="id_ID" w:bidi="id_ID"/>
+        </w:rPr>
+      </w:r>
+      <w:r>
+        <w:rPr>
+          <w:lang w:val="id_ID" w:bidi="id_ID"/>
+        </w:rPr>
+        <w:t>Berhenti dan diskusikan: Ceritakan kisah tentang sebuah keluarga besar. Seseorang melakukan sesuatu yang mengerikan kepada orang lain dalam keluarga. Selama ayah itu hidup, tidak ada yang terjadi pada orang yang melakukan perbuatan mengerikan itu. Apa yang terjadi ketika ayah itu meninggal? Mengapa mereka menunggu sampai kematian ayah untuk membalas dendam?</w:t>
+      </w:r>
+    </w:p>
+    <w:p>
+      <w:pPr/>
+      <w:r>
+        <w:rPr>
+          <w:lang w:val="id_ID" w:bidi="id_ID"/>
+        </w:rPr>
+      </w:r>
+      <w:r>
+        <w:rPr>
+          <w:lang w:val="id_ID" w:bidi="id_ID"/>
+        </w:rPr>
+        <w:t>Saudara-saudara takut bahwa Yusuf sekarang akan menghukum mereka karena apa yang mereka lakukan kepada Yusuf ketika mereka menjual Yusuf sebagai seorang budak. Mereka mengajukan pertanyaan hipotetis. Ini adalah jenis pertanyaan yang dimulai dengan kata-kata seperti kira atau bagaimana jika. Orang yang mengajukan pertanyaan itu tidak tahu apakah apa yang ia pikirkan adalah benar. Dia mengajukan pertanyaan itu jika ini benar. Apa yang dikatakan saudara-saudara jika Yusuf membenci kita atau menyimpan dendam terhadap kita. Menanggung dendam adalah kata gambaran yang berarti bahwa orang itu memiliki perasaan kemarahan dan keinginan untuk membalas dendam yang ia bawa dalam dirinya. Perasaan ini adalah kebencian terhadap seseorang atas sesuatu yang dilakukan orang itu. Beberapa terjemahan menggunakan gambaran kata dan mengatakan "Yusuf akan membayar kita atas kesalahan yang kita lakukan." Ini adalah kata gambaran untuk balas dendam. Ini berarti bahwa mereka melakukan sesuatu yang buruk kepada Yusuf dan sekarang Yusuf akan melakukan sesuatu yang buruk kepada mereka.</w:t>
+      </w:r>
+    </w:p>
+    <w:p>
+      <w:pPr/>
+      <w:r>
+        <w:rPr>
+          <w:lang w:val="id_ID" w:bidi="id_ID"/>
+        </w:rPr>
+      </w:r>
+      <w:r>
+        <w:rPr>
+          <w:lang w:val="id_ID" w:bidi="id_ID"/>
+        </w:rPr>
+        <w:t>Berhenti dan diskusikan: Ceritakan kisah tentang seorang pria yang memutuskan untuk membalas dendam atas sesuatu yang dilakukan bertahun-tahun yang lalu. Dengarkan apa yang dikatakan orang itu ketika ia merencanakan tindakannya. Bagaimana dia menggambarkan apa yang ingin dia lakukan dan mengapa dia ingin melakukannya? Anda mendengarkan gambar kata yang merupakan hal yang wajar dalam budaya Anda.</w:t>
+      </w:r>
+    </w:p>
+    <w:p>
+      <w:pPr/>
+      <w:r>
+        <w:rPr>
+          <w:lang w:val="id_ID" w:bidi="id_ID"/>
+        </w:rPr>
+      </w:r>
+      <w:r>
+        <w:rPr>
+          <w:lang w:val="id_ID" w:bidi="id_ID"/>
+        </w:rPr>
+        <w:t>Saudara-saudara menyadari bahwa menjual Yusuf sebagai budak adalah salah. Sekarang saudara-saudara itu memutuskan untuk mengambil tindakan sebelum Yusuf dapat membalas dendam kepada mereka. Saudara-saudara itu mencoba melindungi diri mereka dari balas dendam Yusuf. Mereka percaya bahwa Yusuf akan membalas dendam.</w:t>
+      </w:r>
+    </w:p>
+    <w:p>
+      <w:pPr/>
+      <w:r>
+        <w:rPr>
+          <w:lang w:val="id_ID" w:bidi="id_ID"/>
+        </w:rPr>
+      </w:r>
+      <w:r>
+        <w:rPr>
+          <w:lang w:val="id_ID" w:bidi="id_ID"/>
+        </w:rPr>
+        <w:t>10 saudara laki-laki mengirim pesan kepada Yusuf. Saudara-saudara itu mengatakan bahwa Yakub mengatakan kepada mereka untuk meminta pengampunan. Untuk melakukan ini, Yakub perlu tahu bahwa saudara-saudara itu telah menjual Yusuf bertahun-tahun yang lalu. Yakub tidak pernah melakukan apa pun yang menunjukkan bahwa Yakub tahu apa yang telah dilakukan saudara-saudaranya. Saudara-saudara tampaknya berpikir bahwa menggunakan nama ayah mereka dengan cara ini akan menyebabkan Yusuf menunjukkan kepada mereka rahmat. Saudara-saudara membuatnya tampak seperti Yakub meminta Yusuf untuk mengampuni saudara-saudaranya. Kitab Suci tidak memberikan petunjuk apa pun tentang pernyataan ini benar atau tidak. Para penerjemah harus menerjemahkannya seolah-olah itu benar.</w:t>
+      </w:r>
+    </w:p>
+    <w:p>
+      <w:pPr/>
+      <w:r>
+        <w:rPr>
+          <w:lang w:val="id_ID" w:bidi="id_ID"/>
+        </w:rPr>
+      </w:r>
+      <w:r>
+        <w:rPr>
+          <w:lang w:val="id_ID" w:bidi="id_ID"/>
+        </w:rPr>
+        <w:t>Saudara-saudara merujuk kepada diri mereka sebagai hamba Allah dari ayahmu. Ini berarti bahwa saudara-saudara menyembah Allah yang sama seperti Yakub dan Yusuf. Saudara-saudara melayani Allah atau menyembah Allah. Mereka terus merujuk kepada Yakub sebagai ayahmu atau sebagai ayah Yusuf. Mereka melakukan ini untuk mengingatkan Yusuf tentang tanggung jawab Yusuf untuk melakukan kehendak Yakub. Pesan itu berbunyi, "Mohon ampunilah saudara-saudaramu atas dosa atau kejahatan besar yang mereka lakukan kepadamu." Teks itu menggunakan 3 kata untuk menggambarkan apa yang dilakukan saudara-saudara. Teks tersebut menggunakan kata-kata kejahatan, dosa, dan kesalahan. Kejahatan adalah tindakan berdosa yang melibatkan pemberontakan dan pemberontakan. Kejahatan adalah kata yang sangat kuat. Salah adalah kata yang lebih umum yang mencakup banyak jenis pelanggaran. Mengampuni berarti menghilangkan atau mengambil dosa atau kesalahan. Dosa atau kesalahan di sini adalah kata yang kuat yang merujuk kepada suatu kejahatan. Kata dosa memiliki gagasan bahwa seseorang telah dengan sengaja melanggar suatu hukum. Ini adalah pertama kalinya saudara-saudara mengakui kepada Yusuf bahwa menjual Yusuf sebagai seorang budak adalah salah.</w:t>
+      </w:r>
+    </w:p>
+    <w:p>
+      <w:pPr/>
+      <w:r>
+        <w:rPr>
+          <w:lang w:val="id_ID" w:bidi="id_ID"/>
+        </w:rPr>
+      </w:r>
+      <w:r>
+        <w:rPr>
+          <w:lang w:val="id_ID" w:bidi="id_ID"/>
+        </w:rPr>
+        <w:t>Berhenti dan diskusikan: Bicarakan tentang sebuah insiden antara anggota keluarga atau teman yang terjadi beberapa waktu yang lalu. Ini seharusnya menjadi sesuatu yang parah yang mengakibatkan perubahan kehidupan setidaknya bagi satu orang. Ketika orang itu berbicara tentang apa yang dilakukan seseorang kepadanya, perhatikan pilihan kata itu. Anda sedang mendengarkan untuk melihat apakah semua kata memiliki tingkat makna yang sama atau apakah beberapa kata lebih kuat daripada yang lain.</w:t>
+      </w:r>
+    </w:p>
+    <w:p>
+      <w:pPr/>
+      <w:r>
+        <w:rPr>
+          <w:lang w:val="id_ID" w:bidi="id_ID"/>
+        </w:rPr>
+      </w:r>
+      <w:r>
+        <w:rPr>
+          <w:lang w:val="id_ID" w:bidi="id_ID"/>
+        </w:rPr>
+        <w:t>Setelah mengatakan bahwa Yakub telah meminta pengampunan bagi saudara-saudara tersebut, saudara-saudara itu memohon pengampunan bagi diri mereka sendiri. Ketika Yusuf mendengar ini, Yusuf hancur dan menangis. Ini berarti bahwa Yusuf kehilangan kendali atas emosinya atau tidak dapat mengendalikan emosinya dan menangis. Kita tidak tahu mengapa Yusuf menangis.</w:t>
+      </w:r>
+    </w:p>
+    <w:p>
+      <w:pPr/>
+      <w:r>
+        <w:rPr>
+          <w:lang w:val="id_ID" w:bidi="id_ID"/>
+        </w:rPr>
+      </w:r>
+      <w:r>
+        <w:rPr>
+          <w:lang w:val="id_ID" w:bidi="id_ID"/>
+        </w:rPr>
+        <w:t>Kemudian saudara-saudara datang untuk melihat Yusuf dan mencampakkan diri mereka ke lantai di depan Yusuf. Melemparkan sesuatu adalah tindakan kekerasan. Ini bukan sekadar membungkuk atau hanya berlutut. Saudara-saudara menawarkan diri untuk menjadi budak Yusuf. Saudara-saudara menjual Yusuf sebagai seorang budak dan di sini saudara-saudara menawarkan diri untuk menjadi budak Yusuf. Seorang budak adalah milik orang lain. Seorang budak tidak memiliki kebebasan bertindak. Sebagai seorang anak laki-laki, Yusuf mendapat mimpi yang tampaknya menunjukkan bahwa suatu hari di masa depan, saudara-saudaranya akan bersujud kepada Yusuf. Teks tidak memberi tahu kita apakah Yusuf mengingat mimpi-mimpi ini pada titik ini.</w:t>
+      </w:r>
+    </w:p>
+    <w:p>
+      <w:pPr/>
+      <w:r>
+        <w:rPr>
+          <w:lang w:val="id_ID" w:bidi="id_ID"/>
+        </w:rPr>
+      </w:r>
+      <w:r>
+        <w:rPr>
+          <w:lang w:val="id_ID" w:bidi="id_ID"/>
+        </w:rPr>
+        <w:t>Yusuf mengatakan kepada mereka untuk tidak takut. Yusuf bertanya, "Apakah aku Allah?" Ini adalah pertanyaan yang tidak memerlukan jawaban. Yusuf bermaksud bahwa Allah-lah yang menghakimi manusia atau memutuskan tentang dosa. Yusuf berkata, "Aku bukan Allah. Saya tidak dapat menghukum Anda." Yusuf mengulangi beberapa hal yang dikatakan Yusuf ketika Yusuf pertama kali menampakkan dirinya kepada saudara-saudaranya. Yusuf mengatakan kepada saudara-saudara bahwa Allah membawa Yusuf ke tempat di mana Yusuf dapat menyelamatkan kehidupan banyak orang. Saudara-saudara itu bermaksud untuk menyakiti Yusuf, tetapi Allah benar-benar memegang kendali.</w:t>
+      </w:r>
+    </w:p>
+    <w:p>
+      <w:pPr/>
+      <w:r>
+        <w:rPr>
+          <w:lang w:val="id_ID" w:bidi="id_ID"/>
+        </w:rPr>
+      </w:r>
+      <w:r>
+        <w:rPr>
+          <w:lang w:val="id_ID" w:bidi="id_ID"/>
+        </w:rPr>
+        <w:t>Yusuf mengatakan kepada saudara-saudara untuk tidak takut. Yusuf berjanji untuk terus menjaga saudara-saudara dan keluarga mereka. Yusuf berbicara dengan baik kepada saudara-saudara. Yusuf membuat mereka merasa baik lagi.</w:t>
+      </w:r>
+      <w:r>
+        <w:rPr>
+          <w:lang w:val="id_ID" w:bidi="id_ID"/>
+        </w:rPr>
+      </w:r>
+    </w:p>
+    <w:p>
+      <w:pPr>
+        <w:pStyle w:val="Heading3"/>
+      </w:pPr>
+      <w:r>
+        <w:rPr>
+          <w:lang w:val="id_ID" w:bidi="id_ID"/>
+        </w:rPr>
+        <w:t>Menjelaskan Adegan</w:t>
+      </w:r>
+    </w:p>
+    <w:p>
+      <w:pPr/>
+      <w:r>
+        <w:rPr>
+          <w:lang w:val="id_ID" w:bidi="id_ID"/>
+        </w:rPr>
+      </w:r>
+      <w:r>
+        <w:rPr>
+          <w:lang w:val="id_ID" w:bidi="id_ID"/>
+        </w:rPr>
+        <w:t>Dengarkan teks sekali lagi dalam versi yang paling mudah dimengerti.</w:t>
+      </w:r>
+    </w:p>
+    <w:p>
+      <w:pPr/>
+      <w:r>
+        <w:rPr>
+          <w:lang w:val="id_ID" w:bidi="id_ID"/>
+        </w:rPr>
+      </w:r>
+      <w:r>
+        <w:rPr>
+          <w:lang w:val="id_ID" w:bidi="id_ID"/>
+        </w:rPr>
+        <w:t>Dalam sesi ini, Anda akan membantu kelompok memeragakan kisah ini. Saudara akan membantu kelompok mendefinisikan atau memerankan adegan, latar, dan karakter dari kisah ini.</w:t>
+      </w:r>
+    </w:p>
+    <w:p>
+      <w:pPr/>
+      <w:r>
+        <w:rPr>
+          <w:lang w:val="id_ID" w:bidi="id_ID"/>
+        </w:rPr>
+      </w:r>
+      <w:r>
+        <w:rPr>
+          <w:lang w:val="id_ID" w:bidi="id_ID"/>
+        </w:rPr>
+        <w:t>Kisah ini memiliki 3 adegan.</w:t>
+      </w:r>
+    </w:p>
+    <w:p>
+      <w:pPr/>
+      <w:r>
+        <w:rPr>
+          <w:lang w:val="id_ID" w:bidi="id_ID"/>
+        </w:rPr>
+      </w:r>
+      <w:r>
+        <w:rPr>
+          <w:b/>
+          <w:lang w:val="id_ID" w:bidi="id_ID"/>
+        </w:rPr>
+        <w:t>Adegan pertama:</w:t>
+      </w:r>
+      <w:r>
+        <w:rPr>
+          <w:lang w:val="id_ID" w:bidi="id_ID"/>
+        </w:rPr>
+        <w:t xml:space="preserve"> Saudara-saudaranya menjadi takut bahwa Yusuf akan membalas dendam atas semua yang dilakukan saudara-saudara itu kepada Yusuf.</w:t>
+      </w:r>
+    </w:p>
+    <w:p>
+      <w:pPr/>
+      <w:r>
+        <w:rPr>
+          <w:lang w:val="id_ID" w:bidi="id_ID"/>
+        </w:rPr>
+      </w:r>
+      <w:r>
+        <w:rPr>
+          <w:b/>
+          <w:lang w:val="id_ID" w:bidi="id_ID"/>
+        </w:rPr>
+        <w:t>Adegan kedua:</w:t>
+      </w:r>
+      <w:r>
+        <w:rPr>
+          <w:lang w:val="id_ID" w:bidi="id_ID"/>
+        </w:rPr>
+        <w:t xml:space="preserve"> Saudara-saudaranya mengirim pesan kepada Yusuf.</w:t>
+      </w:r>
+    </w:p>
+    <w:p>
+      <w:pPr/>
+      <w:r>
+        <w:rPr>
+          <w:lang w:val="id_ID" w:bidi="id_ID"/>
+        </w:rPr>
+      </w:r>
+      <w:r>
+        <w:rPr>
+          <w:b/>
+          <w:lang w:val="id_ID" w:bidi="id_ID"/>
+        </w:rPr>
+        <w:t>Adegan ketiga:</w:t>
+      </w:r>
+      <w:r>
+        <w:rPr>
+          <w:lang w:val="id_ID" w:bidi="id_ID"/>
+        </w:rPr>
+        <w:t xml:space="preserve"> Saudara-saudaranya datang untuk menghadap Yusuf. Yusuf mengingatkan mereka bahwa Allah membawa Yusuf ke Mesir sehingga Yusuf dapat menyelamatkan kehidupan banyak orang.</w:t>
+      </w:r>
+    </w:p>
+    <w:p>
+      <w:pPr/>
+      <w:r>
+        <w:rPr>
+          <w:lang w:val="id_ID" w:bidi="id_ID"/>
+        </w:rPr>
+      </w:r>
+      <w:r>
+        <w:rPr>
+          <w:lang w:val="id_ID" w:bidi="id_ID"/>
+        </w:rPr>
+        <w:t>Para tokoh dalam kisah ini meliputi:</w:t>
+      </w:r>
+    </w:p>
+    <w:p>
+      <w:pPr>
+        <w:pStyle w:val="ListBullet"/>
+        <w:spacing w:line="240" w:lineRule="auto"/>
+        <w:ind w:left="720"/>
+      </w:pPr>
+      <w:r>
+        <w:rPr>
+          <w:lang w:val="id_ID" w:bidi="id_ID"/>
+        </w:rPr>
+      </w:r>
+      <w:r>
+        <w:rPr>
+          <w:lang w:val="id_ID" w:bidi="id_ID"/>
+        </w:rPr>
+        <w:t>ke sepuluh saudara lelaki</w:t>
+      </w:r>
+    </w:p>
+    <w:p>
+      <w:pPr>
+        <w:pStyle w:val="ListBullet"/>
+        <w:spacing w:line="240" w:lineRule="auto"/>
+        <w:ind w:left="720"/>
+      </w:pPr>
+      <w:r>
+        <w:rPr>
+          <w:lang w:val="id_ID" w:bidi="id_ID"/>
+        </w:rPr>
+      </w:r>
+      <w:r>
+        <w:rPr>
+          <w:lang w:val="id_ID" w:bidi="id_ID"/>
+        </w:rPr>
+        <w:t>Yusuf</w:t>
+      </w:r>
+    </w:p>
+    <w:p>
+      <w:pPr>
+        <w:pStyle w:val="ListBullet"/>
+        <w:spacing w:line="240" w:lineRule="auto"/>
+        <w:ind w:left="720"/>
+      </w:pPr>
+      <w:r>
+        <w:rPr>
+          <w:lang w:val="id_ID" w:bidi="id_ID"/>
+        </w:rPr>
+      </w:r>
+      <w:r>
+        <w:rPr>
+          <w:lang w:val="id_ID" w:bidi="id_ID"/>
+        </w:rPr>
+        <w:t>Yakub disebut.</w:t>
+      </w:r>
+    </w:p>
+    <w:p>
+      <w:pPr/>
+      <w:r>
+        <w:rPr>
+          <w:lang w:val="id_ID" w:bidi="id_ID"/>
+        </w:rPr>
+      </w:r>
+      <w:r>
+        <w:rPr>
+          <w:lang w:val="id_ID" w:bidi="id_ID"/>
+        </w:rPr>
+        <w:t xml:space="preserve">Dalam sesi ini, ambillah papan cerita kelompok, gambarlah, atau gunakan beberapa macam alat peraga (benda-benda yang dapat Anda pindahkan seperti batu, batang, mainan anak-anak) untuk menggambarkan kisah dan adegan di dalamnya. </w:t>
+      </w:r>
+    </w:p>
+    <w:p>
+      <w:pPr/>
+      <w:r>
+        <w:rPr>
+          <w:lang w:val="id_ID" w:bidi="id_ID"/>
+        </w:rPr>
+      </w:r>
+      <w:r>
+        <w:rPr>
+          <w:lang w:val="id_ID" w:bidi="id_ID"/>
+        </w:rPr>
+        <w:t>Dalam adegan 1, pemakaman Yakub telah selesai. Semua orang telah kembali ke Mesir. Kehidupan kembali normal. Beberapa waktu telah berlalu. Saudara-saudaranya menyadari bahwa Yakub tidak ada lagi untuk melindungi mereka dari kemarahan Yusuf. Saudara-saudaranya mulai memikirkan hal-hal yang mungkin dilakukan Yusuf. Saudara-saudaranya menggunakan ungkapan, "Bagaimana jika ..." Atau "Seandainya..." Ini adalah cara untuk menyarankan bahwa sesuatu mungkin terjadi atau mungkin tidak terjadi.</w:t>
+      </w:r>
+    </w:p>
+    <w:p>
+      <w:pPr/>
+      <w:r>
+        <w:rPr>
+          <w:lang w:val="id_ID" w:bidi="id_ID"/>
+        </w:rPr>
+      </w:r>
+      <w:r>
+        <w:rPr>
+          <w:lang w:val="id_ID" w:bidi="id_ID"/>
+        </w:rPr>
+        <w:t>Berhenti dan diskusikan: Mintalah anggota tim yang berbeda berbicara tentang situasi yang mungkin terjadi tetapi belum terjadi, seperti, "Bagaimana jika hujan benar-benar deras?" Atau, "Bagaimana jika banjir terjadi?" Atau, "Bagaimana jika tanaman tidak berbuah tahun ini?" Atau, "Bagaimana jika saya tidak berhasil dalam ujian saya?" Dengarkan bagaimana setiap orang berbicara tentang kemungkinan ini yang mungkin atau mungkin tidak terjadi. Anda mencari cara untuk menyampaikan pernyataan dari saudara-saudara tersebut.</w:t>
+      </w:r>
+    </w:p>
+    <w:p>
+      <w:pPr/>
+      <w:r>
+        <w:rPr>
+          <w:lang w:val="id_ID" w:bidi="id_ID"/>
+        </w:rPr>
+      </w:r>
+      <w:r>
+        <w:rPr>
+          <w:lang w:val="id_ID" w:bidi="id_ID"/>
+        </w:rPr>
+        <w:t>Saudara-saudara tersebut takut bahwa Yusuf akan membalas dendam kepada mereka. Saudara-saudara tersebut mengakui bahwa mereka telah melakukan kesalahan ketika mereka menjual Yusuf.</w:t>
+      </w:r>
+    </w:p>
+    <w:p>
+      <w:pPr/>
+      <w:r>
+        <w:rPr>
+          <w:lang w:val="id_ID" w:bidi="id_ID"/>
+        </w:rPr>
+      </w:r>
+      <w:r>
+        <w:rPr>
+          <w:lang w:val="id_ID" w:bidi="id_ID"/>
+        </w:rPr>
+        <w:t>Dalam adegan 2, saudara-saudara ini mengirim pesan kepada Yusuf. Kita tidak tahu apakah pesan itu diucapkan oleh seorang juru bicara atau secara tertulis. Saudara-saudaranya merujuk kepada Yakub dan mengatakan, "ayahmu" kepada Yusuf. Saudara-saudaranya tidak mengatakan, "ayah kami." Saudara-saudara itu berkata kepada Yusuf bahwa Yakub meminta mereka menyampaikan pada Yusuf, "Ampunilah saudara-saudaramu atas kesalahan besar atau kejahatan yang telah mereka lakukan kepadamu." Setelah memberikan pesan dari Yakub, saudara-saudara itu kemudian meminta Yusuf untuk mengampuni mereka atas dosa mereka. Yusuf menangis tersedu-sedu setelah mendengar pesan itu.</w:t>
+      </w:r>
+    </w:p>
+    <w:p>
+      <w:pPr/>
+      <w:r>
+        <w:rPr>
+          <w:lang w:val="id_ID" w:bidi="id_ID"/>
+        </w:rPr>
+      </w:r>
+      <w:r>
+        <w:rPr>
+          <w:lang w:val="id_ID" w:bidi="id_ID"/>
+        </w:rPr>
+        <w:t>Dalam adegan 3, saudara-saudaranya datang untuk melihat Yusuf dan menjatuhkan diri mereka ke lantai di depan Yusuf. menjatuhkan diri adalah suatu tindakan kekerasan. Ini bukan sekedar membungkuk ataupun hanya sekedar berlutut.</w:t>
+      </w:r>
+    </w:p>
+    <w:p>
+      <w:pPr/>
+      <w:r>
+        <w:rPr>
+          <w:lang w:val="id_ID" w:bidi="id_ID"/>
+        </w:rPr>
+      </w:r>
+      <w:r>
+        <w:rPr>
+          <w:lang w:val="id_ID" w:bidi="id_ID"/>
+        </w:rPr>
+        <w:t>Berhenti dan lakukan: Tunjukkan berbagai cara untuk berlutut dan meletakkan wajah Anda ke lantai. Setiap kali Anda melakukan ini, lakukan aksi jatuh sebagai tindakan yang lebih kuat. Cobalah untuk menggunakan kata-kata untuk menggambarkan setiap kali seseorang jatuh. Perhatikan bahwa kata-kata yang digunakan semakin kuat dan lebih keras. Lanjutkan sampai Anda mendapatkan seseorang yang jatuh ke lantai. Berhati-hatilah agar tidak terluka. Terjemahan Anda akan menggambarkan tindakan yang paling kuat.</w:t>
+      </w:r>
+    </w:p>
+    <w:p>
+      <w:pPr/>
+      <w:r>
+        <w:rPr>
+          <w:lang w:val="id_ID" w:bidi="id_ID"/>
+        </w:rPr>
+      </w:r>
+      <w:r>
+        <w:rPr>
+          <w:lang w:val="id_ID" w:bidi="id_ID"/>
+        </w:rPr>
+        <w:t>Saudara-saudaranya menawarkan diri untuk menjadi budak Yusuf. Saudara-saudaranya takut bahwa Yusuf akan membunuh mereka. Menjadi budak lebih baik daripada mati. Mereka lebih suka hidup sebagai budak daripada dibunuh.</w:t>
+      </w:r>
+    </w:p>
+    <w:p>
+      <w:pPr/>
+      <w:r>
+        <w:rPr>
+          <w:lang w:val="id_ID" w:bidi="id_ID"/>
+        </w:rPr>
+      </w:r>
+      <w:r>
+        <w:rPr>
+          <w:lang w:val="id_ID" w:bidi="id_ID"/>
+        </w:rPr>
+        <w:t>Yusuf mengatakan kepada saudara-saudaranya untuk tidak takut kepada Yusuf. Yusuf mengatakan kepada mereka bahwa Yusuf bukan Allah. Yusuf mengatakan ini dalam bentuk pertanyaan yang tidak memerlukan jawaban. Yusuf berkata, "Apakah Aku Allah?" Kemudian Yusuf mengingatkan saudara-saudaranya bahwa Allah-lah yang menghakimi dosa. Yusuf tidak akan menghakimi mereka karena Yusuf bukan Allah. Yusuf mengingatkan mereka apa yang dikatakan Yusuf kepada saudara-saudaranya ketika Yusuf pertama kali menampakkan dirinya kepada mereka. Yusuf mengatakan kepada mereka, "Kamu bermaksud ini untuk mencelakakan, tetapi Allah bermaksud ini untuk kebaikan. Allah membawa saya ke Mesir sehingga saya dapat menyelamatkan kehidupan banyak orang." Yusuf terus berbicara dengan ramah kepada saudara-saudaranya. Akhirnya Yusuf meyakinkan saudara-saudara bahwa Yusuf tidak akan menyakiti mereka.</w:t>
+      </w:r>
+      <w:r>
+        <w:rPr>
+          <w:lang w:val="id_ID" w:bidi="id_ID"/>
+        </w:rPr>
+      </w:r>
+    </w:p>
+    <w:p>
+      <w:pPr>
+        <w:pStyle w:val="Heading3"/>
+      </w:pPr>
+      <w:r>
+        <w:rPr>
+          <w:lang w:val="id_ID" w:bidi="id_ID"/>
+        </w:rPr>
+        <w:t>Memperagakan Bacaan</w:t>
+      </w:r>
+    </w:p>
+    <w:p>
+      <w:pPr/>
+      <w:r>
+        <w:rPr>
+          <w:lang w:val="id_ID" w:bidi="id_ID"/>
+        </w:rPr>
+      </w:r>
+      <w:r>
+        <w:rPr>
+          <w:lang w:val="id_ID" w:bidi="id_ID"/>
+        </w:rPr>
+        <w:t>Dengarkan teks sekali lagi dalam versi yang paling mudah dimengerti.</w:t>
+      </w:r>
+    </w:p>
+    <w:p>
+      <w:pPr/>
+      <w:r>
+        <w:rPr>
+          <w:lang w:val="id_ID" w:bidi="id_ID"/>
+        </w:rPr>
+      </w:r>
+      <w:r>
+        <w:rPr>
+          <w:lang w:val="id_ID" w:bidi="id_ID"/>
+        </w:rPr>
+        <w:t>Dalam sesi ini, tim akan mendramatisir kisah tersebut.</w:t>
+      </w:r>
+    </w:p>
+    <w:p>
+      <w:pPr/>
+      <w:r>
+        <w:rPr>
+          <w:lang w:val="id_ID" w:bidi="id_ID"/>
+        </w:rPr>
+      </w:r>
+      <w:r>
+        <w:rPr>
+          <w:lang w:val="id_ID" w:bidi="id_ID"/>
+        </w:rPr>
+        <w:t>Kisah ini memiliki 3 adegan.</w:t>
+      </w:r>
+    </w:p>
+    <w:p>
+      <w:pPr/>
+      <w:r>
+        <w:rPr>
+          <w:lang w:val="id_ID" w:bidi="id_ID"/>
+        </w:rPr>
+      </w:r>
+      <w:r>
+        <w:rPr>
+          <w:lang w:val="id_ID" w:bidi="id_ID"/>
+        </w:rPr>
+        <w:t>Para tokoh dalam kisah ini meliputi:</w:t>
+      </w:r>
+    </w:p>
+    <w:p>
+      <w:pPr>
+        <w:pStyle w:val="ListBullet"/>
+        <w:spacing w:line="240" w:lineRule="auto"/>
+        <w:ind w:left="720"/>
+      </w:pPr>
+      <w:r>
+        <w:rPr>
+          <w:lang w:val="id_ID" w:bidi="id_ID"/>
+        </w:rPr>
+      </w:r>
+      <w:r>
+        <w:rPr>
+          <w:lang w:val="id_ID" w:bidi="id_ID"/>
+        </w:rPr>
+        <w:t>Ke sepuluh saudaranya</w:t>
+      </w:r>
+    </w:p>
+    <w:p>
+      <w:pPr>
+        <w:pStyle w:val="ListBullet"/>
+        <w:spacing w:line="240" w:lineRule="auto"/>
+        <w:ind w:left="720"/>
+      </w:pPr>
+      <w:r>
+        <w:rPr>
+          <w:lang w:val="id_ID" w:bidi="id_ID"/>
+        </w:rPr>
+      </w:r>
+      <w:r>
+        <w:rPr>
+          <w:lang w:val="id_ID" w:bidi="id_ID"/>
+        </w:rPr>
+        <w:t>Yusuf</w:t>
+      </w:r>
+    </w:p>
+    <w:p>
+      <w:pPr>
+        <w:pStyle w:val="ListBullet"/>
+        <w:spacing w:line="240" w:lineRule="auto"/>
+        <w:ind w:left="720"/>
+      </w:pPr>
+      <w:r>
+        <w:rPr>
+          <w:lang w:val="id_ID" w:bidi="id_ID"/>
+        </w:rPr>
+      </w:r>
+      <w:r>
+        <w:rPr>
+          <w:lang w:val="id_ID" w:bidi="id_ID"/>
+        </w:rPr>
+        <w:t>Yakub disebutkan.</w:t>
+      </w:r>
+    </w:p>
+    <w:p>
+      <w:pPr/>
+      <w:r>
+        <w:rPr>
+          <w:lang w:val="id_ID" w:bidi="id_ID"/>
+        </w:rPr>
+      </w:r>
+      <w:r>
+        <w:rPr>
+          <w:lang w:val="id_ID" w:bidi="id_ID"/>
+        </w:rPr>
+        <w:t>Minta kelompok untuk memerankan kisah ini dua kali. Mereka harus memerankannya dalam bahasa yang mereka terjemahkan. Pertama, minta mereka memerankan kisah itu tanpa berhenti. Pada saat kelompok memerankan kisah itu untuk kedua kali, hentikan mereka pada titik yang berbeda dalam kisah tersebut.</w:t>
+      </w:r>
+    </w:p>
+    <w:p>
+      <w:pPr/>
+      <w:r>
+        <w:rPr>
+          <w:lang w:val="id_ID" w:bidi="id_ID"/>
+        </w:rPr>
+      </w:r>
+      <w:r>
+        <w:rPr>
+          <w:lang w:val="id_ID" w:bidi="id_ID"/>
+        </w:rPr>
+        <w:t>Ketika kelompok memerankan kisah itu untuk pertama kali, perhatikan dialog, alur, plot, dan kronologi kisah tersebut. Perhatikan bagian penting atau sulit dari kisah maupun bagian yang akan diperankan atau diperagakan dan jangan dilewati. Bantu kelompok untuk mengingat bagian dari kisah tersebut.</w:t>
+      </w:r>
+    </w:p>
+    <w:p>
+      <w:pPr/>
+      <w:r>
+        <w:rPr>
+          <w:lang w:val="id_ID" w:bidi="id_ID"/>
+        </w:rPr>
+      </w:r>
+      <w:r>
+        <w:rPr>
+          <w:lang w:val="id_ID" w:bidi="id_ID"/>
+        </w:rPr>
+        <w:t>Dalam adegan 1, keluarga Yakub dan semua orang yang pergi ke pemakaman telah kembali ke Mesir. Kehidupan telah kembali normal. Saudara-saudara Yusuf mulai berpikir tentang apa yang mungkin terjadi pada mereka jika Yusuf memutuskan untuk membalas dendam. Yakub tidak ada di sana untuk melindungi saudara-saudara dari balas dendam Yusuf. Ini adalah 10 saudara laki-laki yang menjual Yusuf sebagai seorang budak. Benyamin bukan bagian dari kelompok ini.</w:t>
+      </w:r>
+    </w:p>
+    <w:p>
+      <w:pPr/>
+      <w:r>
+        <w:rPr>
+          <w:lang w:val="id_ID" w:bidi="id_ID"/>
+        </w:rPr>
+      </w:r>
+      <w:r>
+        <w:rPr>
+          <w:lang w:val="id_ID" w:bidi="id_ID"/>
+        </w:rPr>
+        <w:t>Hentikan adegannya: Tanyakan kepada saudara-saudara tersebut, "Mengapa kalian sekarang takut?" Mengapa Anda tidak takut sebelum Yakub mati?" Anda mungkin mendengar, "Selama ayah masih hidup, Yusuf tidak akan pernah bertindak." Yusuf tidak akan melakukan apa pun untuk membuat ayah kita kesal. Yusuf mengasihi ayah kita. Kita juga tidak ingin membuat ayah kita kesal. Inilah sebabnya mengapa kami tidak pernah mengatakan kepada ayah apa yang kami lakukan. Ayah akan benar-benar kesal karena hal itu. Sekarang ayah tidak berada di sini untuk mencegah Yusuf bertindak, kita tidak tahu apa yang akan dilakukan Yusuf. Saya tahu saya akan mendapatkan balas dendam. Saya pikir Yusuf mungkin mendapatkan balas dendam. Saya pikir Yusuf akan melakukan sesuatu yang mengerikan kepada kita untuk membalas apa yang kita lakukan." Ulangi adegannya.</w:t>
+      </w:r>
+    </w:p>
+    <w:p>
+      <w:pPr/>
+      <w:r>
+        <w:rPr>
+          <w:lang w:val="id_ID" w:bidi="id_ID"/>
+        </w:rPr>
+      </w:r>
+      <w:r>
+        <w:rPr>
+          <w:lang w:val="id_ID" w:bidi="id_ID"/>
+        </w:rPr>
+        <w:t>Dalam adegan 2, saudara-saudaranya mengirim pesan kepada Yusuf. Dalam pesan ini, saudara-saudaranya mengatakan kepada Yusuf bahwa Yakub telah mengatakan kepada mereka untuk memberikan pesan ini kepada Yusuf setelah kematian Yakub. Saudara-saudaranya merujuk kepada Yakub sebagai "ayahmu" ketika berbicara kepada Yusuf. Saudara-saudara itu mengatakan kepada Yusuf bahwa mereka menyembah Allah ayahmu. Dalam pesan itu, saudara-saudaranya mengaku kepada Yusuf bahwa mereka melakukan kesalahan dalam menjual Yusuf. Ini adalah pertama kalinya mereka mengakui kesalahan mereka atau bahwa apa yang telah mereka lakukan adalah salah. Yusuf menangis ketika Yusuf menerima pesan itu.</w:t>
+      </w:r>
+    </w:p>
+    <w:p>
+      <w:pPr/>
+      <w:r>
+        <w:rPr>
+          <w:lang w:val="id_ID" w:bidi="id_ID"/>
+        </w:rPr>
+      </w:r>
+      <w:r>
+        <w:rPr>
+          <w:lang w:val="id_ID" w:bidi="id_ID"/>
+        </w:rPr>
+        <w:t>Hentikan adegannya: Tanyakan kepada saudara-saudara ini, "Mengapa kalian menggunakan ungkapan, 'ayahmu' kepada Yusuf?" Anda mungkin mendengar, "Saya pikir saya perlu mengingatkan Yusuf bahwa kita memiliki ayah yang sama." Saya ingin Yusuf ingat bahwa Yakub mengasihi Yusuf. Saya ingin Yusuf berpikir tentang apa yang diinginkan Yakub sebelum Yusuf melakukan apa pun kepada kita. Saya ingin mengingatkan Yusuf bahwa kita semua menyembah Allah yang sama." Tanyakan kepada Yusuf, "Bagaimana perasaan Anda ketika Anda menerima pesan ini dari saudara-saudaramu?" Anda mungkin mendengar, "Aku sangat sedih bahwa mereka berpikir Aku akan menyakiti mereka." Saya mengatakan kepada mereka bahwa saya akan mengurus mereka. Saya sangat menyesal bahwa mereka tidak dapat menerimanya dan khawatir tentang masa depan mereka. Rasanya lega jika mereka mengatakan bahwa mereka melakukan kesalahan kepada saya. Mereka telah melakukannya. Tetapi saya sudah mengatakan kepada mereka bahwa Allah bermaksud itu untuk kebaikan. Mengapa mereka tidak dapat percaya ini?" Tanyakan kepada Yusuf, "Mengapa Anda menangis?" Anda mungkin mendengar, "Aku menangis karena banyak hal. Saya menangis karena hubungan kami masih tidak normal dan mungkin tidak akan pernah ada. Saya merindukan ayah saya. Saya sedih karena mereka telah menggunakan nama ayah seperti ini. Saya tahu ayah saya tidak mengirim pesan ini. Saya sedih karena mereka berpikir saya akan percaya ini. Saya harus mengatakan kepada mereka lagi untuk tidak takut untuk masa depan." Ulangi adegannya.</w:t>
+      </w:r>
+    </w:p>
+    <w:p>
+      <w:pPr/>
+      <w:r>
+        <w:rPr>
+          <w:lang w:val="id_ID" w:bidi="id_ID"/>
+        </w:rPr>
+      </w:r>
+      <w:r>
+        <w:rPr>
+          <w:lang w:val="id_ID" w:bidi="id_ID"/>
+        </w:rPr>
+        <w:t>Dalam adegan 3, saudara-saudaranya datang untuk melihat Yusuf. Saudara-saudara itu menjatuhkan diri mereka ke lantai di depan Yusuf. Saudara-saudaranya itu menawarkan diri untuk menjadi budak Yusuf.</w:t>
+      </w:r>
+    </w:p>
+    <w:p>
+      <w:pPr/>
+      <w:r>
+        <w:rPr>
+          <w:lang w:val="id_ID" w:bidi="id_ID"/>
+        </w:rPr>
+      </w:r>
+      <w:r>
+        <w:rPr>
+          <w:lang w:val="id_ID" w:bidi="id_ID"/>
+        </w:rPr>
+        <w:t>Hentikan adegannya: Tanyakan kepada saudara-saudara, "Mengapa kalian mempersembahkan diri untuk menjadi budak Yusuf?" Anda mungkin mendengar, "Saya pikir Yusuf mungkin membunuh kita." Menjadi budak akan lebih baik daripada kematian. Kami telah menjual Yusuf. Pembalasannya adalah bahwa Yusuf akan menjual kami." Ulangi adegannya.</w:t>
+      </w:r>
+    </w:p>
+    <w:p>
+      <w:pPr/>
+      <w:r>
+        <w:rPr>
+          <w:lang w:val="id_ID" w:bidi="id_ID"/>
+        </w:rPr>
+      </w:r>
+      <w:r>
+        <w:rPr>
+          <w:lang w:val="id_ID" w:bidi="id_ID"/>
+        </w:rPr>
+        <w:t>Yusuf mengatakan kepada saudara-saudaranya untuk tidak takut. Yusuf mengatakan kepada mereka bahwa Yusuf bukanlah Allah. Allah-lah yang menghakimi, bukan Yusuf. Yusuf mengingatkan mereka bahwa apa yang telah mereka maksudkan untuk kejahatan, Allah bermaksud untuk kebaikan. Yusuf mengingatkan saudara-saudaranya bahwa Allah membawa Yusuf ke Mesir dan kepada posisi gubernur Mesir sehingga Yusuf dapat menyelamatkan banyak nyawa. Yusuf terus berbicara dengan ramah kepada saudara-saudaranya. Akhirnya saudara-saudara itu percaya bahwa Yusuf berbicara kebenaran kepada mereka.</w:t>
+      </w:r>
+    </w:p>
+    <w:p>
+      <w:pPr/>
+      <w:r>
+        <w:rPr>
+          <w:lang w:val="id_ID" w:bidi="id_ID"/>
+        </w:rPr>
+      </w:r>
+      <w:r>
+        <w:rPr>
+          <w:lang w:val="id_ID" w:bidi="id_ID"/>
+        </w:rPr>
+        <w:t>Hentikan adegannya: Tanyakan kepada Yusuf, "Bagaimana perasaan Anda sekarang?" Anda mungkin mendengar, "Saya berharap saya telah meyakinkan mereka." Saya berharap mereka tidak takut lagi. Aku mengatakan kebenaran. Saya percaya Allah membawa saya ke sini dan menempatkan saya dalam posisi ini sehingga saya dapat menyelamatkan banyak nyawa. Saya berharap sekarang kita dapat memiliki hubungan keluarga yang normal." Tanyakan kepada saudara-saudaranya, "Bagaimana perasaan Anda sekarang?" Anda mungkin mendengar, "Saya percaya bahwa Yusuf tidak akan membahayakan kami." Saya percaya bahwa Yusuf mengatakan sebenarnya ketika Yusuf mengatakan bahwa ia tidak akan menghakimi kita. Pastilah benar bahwa Allah telah menempatkan Yusuf ke dalam posisi penting ini. Saya tahu bahwa dia adalah seorang budak saat ia meninggalkan Kanaan. Saya berharap kita tidak bertindak seperti yang telah kita lakukan. Saya telah memikul beban bersalah selama bertahun-tahun. Saya senang mengetahui bahwa Yusuf berhasil melewati ini baik. Mungkin kita dapat kembali menjadi keluarga." Ulangi adegannya.</w:t>
+      </w:r>
+      <w:r>
+        <w:rPr>
+          <w:lang w:val="id_ID" w:bidi="id_ID"/>
+        </w:rPr>
+      </w:r>
+    </w:p>
+    <w:p>
+      <w:pPr>
+        <w:pStyle w:val="Heading3"/>
+      </w:pPr>
+      <w:r>
+        <w:rPr>
+          <w:lang w:val="id_ID" w:bidi="id_ID"/>
+        </w:rPr>
+        <w:t>Melengkapi yang Kurang</w:t>
+      </w:r>
+    </w:p>
+    <w:p>
+      <w:pPr/>
+      <w:r>
+        <w:rPr>
+          <w:lang w:val="id_ID" w:bidi="id_ID"/>
+        </w:rPr>
+      </w:r>
+      <w:r>
+        <w:rPr>
+          <w:lang w:val="id_ID" w:bidi="id_ID"/>
+        </w:rPr>
+        <w:t>Dengarkan teks satu kali dalam versi yang paling mudah dimengerti.</w:t>
+      </w:r>
+    </w:p>
+    <w:p>
+      <w:pPr/>
+      <w:r>
+        <w:rPr>
+          <w:lang w:val="id_ID" w:bidi="id_ID"/>
+        </w:rPr>
+      </w:r>
+      <w:r>
+        <w:rPr>
+          <w:lang w:val="id_ID" w:bidi="id_ID"/>
+        </w:rPr>
+        <w:t>Saudara-saudaranya mengajukan suatu pertanyaan yang tidak memerlukan jawaban. Hal ini dapat dinyatakan sebagai pernyataan positif. "Bagaimana jika Yusuf menunjukkan amarahnya?" dapat menjadi "Yusuf akan menunjukkan kemarahannya." Jenis pertanyaan ini menunjukkan bahwa sesuatu mungkin terjadi di masa depan tetapi mungkin juga tidak terjadi.</w:t>
+      </w:r>
+    </w:p>
+    <w:p>
+      <w:pPr/>
+      <w:r>
+        <w:rPr>
+          <w:lang w:val="id_ID" w:bidi="id_ID"/>
+        </w:rPr>
+      </w:r>
+      <w:r>
+        <w:rPr>
+          <w:lang w:val="id_ID" w:bidi="id_ID"/>
+        </w:rPr>
+        <w:t xml:space="preserve">Saudara-saudara itu merujuk kepada </w:t>
+      </w:r>
+      <w:r>
+        <w:rPr>
+          <w:b/>
+          <w:lang w:val="id_ID" w:bidi="id_ID"/>
+        </w:rPr>
+        <w:t>dosa</w:t>
+      </w:r>
+      <w:r>
+        <w:rPr>
+          <w:lang w:val="id_ID" w:bidi="id_ID"/>
+        </w:rPr>
+        <w:t xml:space="preserve"> mereka dalam cara mereka memperlakukan Yusuf dan mereka meminta Yusuf untuk </w:t>
+      </w:r>
+      <w:r>
+        <w:rPr>
+          <w:b/>
+          <w:lang w:val="id_ID" w:bidi="id_ID"/>
+        </w:rPr>
+        <w:t>mengampuni</w:t>
+      </w:r>
+      <w:r>
+        <w:rPr>
+          <w:lang w:val="id_ID" w:bidi="id_ID"/>
+        </w:rPr>
+        <w:t xml:space="preserve"> mereka. Teks itu menggunakan 3 kata untuk menggambarkan apa yang dilakukan saudara-saudara. Teks tersebut menggunakan kata-kata kejahatan, dosa, dan kesalahan. Kejahatan adalah tindakan berdosa yang melibatkan pemberontakan dan pendurhakaan. Kejahatan adalah kata yang sangat keras. Salah adalah kata yang lebih umum yang mencakup berbagai jenis pelanggaran. </w:t>
+      </w:r>
+      <w:r>
+        <w:rPr>
+          <w:b/>
+          <w:lang w:val="id_ID" w:bidi="id_ID"/>
+        </w:rPr>
+        <w:t>Dosa</w:t>
+      </w:r>
+      <w:r>
+        <w:rPr>
+          <w:lang w:val="id_ID" w:bidi="id_ID"/>
+        </w:rPr>
+        <w:t xml:space="preserve"> dibahas dalam Glosarium Utama. </w:t>
+      </w:r>
+      <w:r>
+        <w:rPr>
+          <w:b/>
+          <w:lang w:val="id_ID" w:bidi="id_ID"/>
+        </w:rPr>
+        <w:t>Pengampunan</w:t>
+      </w:r>
+      <w:r>
+        <w:rPr>
+          <w:lang w:val="id_ID" w:bidi="id_ID"/>
+        </w:rPr>
+        <w:t xml:space="preserve"> dibahas dalam Glosarium Utama. Gunakanlah kata yang sama yang telah Anda gunakan di perikop lainnya.</w:t>
+      </w:r>
+    </w:p>
+    <w:p>
+      <w:pPr/>
+      <w:r>
+        <w:rPr>
+          <w:lang w:val="id_ID" w:bidi="id_ID"/>
+        </w:rPr>
+      </w:r>
+      <w:r>
+        <w:rPr>
+          <w:lang w:val="id_ID" w:bidi="id_ID"/>
+        </w:rPr>
+        <w:t xml:space="preserve">Saudara-saudaranya mengatakan bahwa mereka adalah </w:t>
+      </w:r>
+      <w:r>
+        <w:rPr>
+          <w:b/>
+          <w:lang w:val="id_ID" w:bidi="id_ID"/>
+        </w:rPr>
+        <w:t>pelayan</w:t>
+      </w:r>
+      <w:r>
+        <w:rPr>
+          <w:lang w:val="id_ID" w:bidi="id_ID"/>
+        </w:rPr>
+        <w:t xml:space="preserve"> Allah. Ini berarti bahwa mereka menyembah Allah. Kemudian saudara-saudara itu menawarkan diri untuk menjadi budak Yusuf. Kata hamba dan kata </w:t>
+      </w:r>
+      <w:r>
+        <w:rPr>
+          <w:b/>
+          <w:lang w:val="id_ID" w:bidi="id_ID"/>
+        </w:rPr>
+        <w:t>budak</w:t>
+      </w:r>
+      <w:r>
+        <w:rPr>
+          <w:lang w:val="id_ID" w:bidi="id_ID"/>
+        </w:rPr>
+        <w:t xml:space="preserve"> adalah kata yang sama di sini tetapi maknanya berbeda. Kata hamba seperti yang digunakan di sini merujuk kepada hubungan khusus antara Allah dan orang yang menyembah Allah. Salah satu cara untuk mengatakan ini adalah "Kami menyembah Allah yang sama dengan yang ayahmu sembah" atau "Kami melayani Allah yang sama dengan yang ayahmu layani." Dengan menawarkan diri untuk menjadi budak Yusuf, mereka memberikan diri untuk melepaskan kebebasan mereka. Jika mereka menjadi budak Yusuf, mereka tidak akan memiliki kebebasan. Kata </w:t>
+      </w:r>
+      <w:r>
+        <w:rPr>
+          <w:b/>
+          <w:lang w:val="id_ID" w:bidi="id_ID"/>
+        </w:rPr>
+        <w:t>hamba</w:t>
+      </w:r>
+      <w:r>
+        <w:rPr>
+          <w:lang w:val="id_ID" w:bidi="id_ID"/>
+        </w:rPr>
+        <w:t xml:space="preserve"> terdapat di Glosarium Utama. Kata </w:t>
+      </w:r>
+      <w:r>
+        <w:rPr>
+          <w:b/>
+          <w:lang w:val="id_ID" w:bidi="id_ID"/>
+        </w:rPr>
+        <w:t>budak</w:t>
+      </w:r>
+      <w:r>
+        <w:rPr>
+          <w:lang w:val="id_ID" w:bidi="id_ID"/>
+        </w:rPr>
+        <w:t xml:space="preserve"> terdapat di Glosarium Utama. Gunakanlah kata yang sama yang Anda gunakan sebelumnya. Kata yang digunakan untuk </w:t>
+      </w:r>
+      <w:r>
+        <w:rPr>
+          <w:b/>
+          <w:lang w:val="id_ID" w:bidi="id_ID"/>
+        </w:rPr>
+        <w:t>Allah</w:t>
+      </w:r>
+      <w:r>
+        <w:rPr>
+          <w:lang w:val="id_ID" w:bidi="id_ID"/>
+        </w:rPr>
+        <w:t xml:space="preserve"> adalah nama yang biasa digunakan untuk Allah. </w:t>
+      </w:r>
+      <w:r>
+        <w:rPr>
+          <w:b/>
+          <w:lang w:val="id_ID" w:bidi="id_ID"/>
+        </w:rPr>
+        <w:t>Allah</w:t>
+      </w:r>
+      <w:r>
+        <w:rPr>
+          <w:lang w:val="id_ID" w:bidi="id_ID"/>
+        </w:rPr>
+        <w:t xml:space="preserve"> dibahas dalam Glosarium Utama. Gunakanlah nama yang sama untuk Allah yang telah Anda gunakan.</w:t>
+      </w:r>
+      <w:r>
+        <w:rPr>
+          <w:lang w:val="id_ID" w:bidi="id_ID"/>
+        </w:rPr>
+      </w:r>
+    </w:p>
+    <w:p>
+      <w:pPr>
+        <w:pStyle w:val="Heading3"/>
+      </w:pPr>
+      <w:r>
+        <w:rPr>
+          <w:lang w:val="id_ID" w:bidi="id_ID"/>
+        </w:rPr>
+        <w:t>Menyampaikan Firman Tuhan</w:t>
+      </w:r>
+    </w:p>
+    <w:p>
+      <w:pPr/>
+      <w:r>
+        <w:rPr>
+          <w:lang w:val="id_ID" w:bidi="id_ID"/>
+        </w:rPr>
+      </w:r>
+      <w:r>
+        <w:rPr>
+          <w:lang w:val="id_ID" w:bidi="id_ID"/>
+        </w:rPr>
+        <w:t>Dengarkan rekaman perikop ini dalam versi terjemahan yang paling mudah dimengerti.</w:t>
+      </w:r>
+    </w:p>
+    <w:p>
+      <w:pPr/>
+      <w:r>
+        <w:rPr>
+          <w:lang w:val="id_ID" w:bidi="id_ID"/>
+        </w:rPr>
+      </w:r>
+      <w:r>
+        <w:rPr>
+          <w:lang w:val="id_ID" w:bidi="id_ID"/>
+        </w:rPr>
+        <w:t>Dalam sesi ini, ceritakan kembali perikop ini, secara berkelompok, dalam bahasa Anda sendiri.</w:t>
+      </w:r>
+    </w:p>
+    <w:p>
+      <w:pPr/>
+      <w:r>
+        <w:rPr>
+          <w:lang w:val="id_ID" w:bidi="id_ID"/>
+        </w:rPr>
+      </w:r>
+      <w:r>
+        <w:rPr>
+          <w:lang w:val="id_ID" w:bidi="id_ID"/>
+        </w:rPr>
+        <w:t>Pertama, seluruh kelompok harus berlatih menceritakan perikop ini dalam bahasa Anda sendiri. Ingatlah untuk mengikut sertakan hal-hal yang kamu putuskan dalam langkah sebelumnya, seperti kronologi, kata, frasa, emosi, atau apa pun yang Anda diskusikan.</w:t>
+      </w:r>
+    </w:p>
+    <w:p>
+      <w:pPr/>
+      <w:r>
+        <w:rPr>
+          <w:lang w:val="id_ID" w:bidi="id_ID"/>
+        </w:rPr>
+      </w:r>
+      <w:r>
+        <w:rPr>
+          <w:lang w:val="id_ID" w:bidi="id_ID"/>
+        </w:rPr>
+        <w:t xml:space="preserve">Seorang anggota kelompok harus menyampaikan beberapa kalimat dari nats itu dan berhenti sejenak. Anggota yang lain harus menceritakan bagian selanjutnya dari perikop tersebut dan berhenti sebentar. Lakukan ini sampai kelompok itu telah menceritakan kembali semua nats tersebut. Anggota-anggota kelompok dapat saling memperbaiki dalam tahap ini. </w:t>
+      </w:r>
+    </w:p>
+    <w:p>
+      <w:pPr/>
+      <w:r>
+        <w:rPr>
+          <w:lang w:val="id_ID" w:bidi="id_ID"/>
+        </w:rPr>
+      </w:r>
+      <w:r>
+        <w:rPr>
+          <w:lang w:val="id_ID" w:bidi="id_ID"/>
+        </w:rPr>
+        <w:t xml:space="preserve">Jeda rekaman suara di sini. </w:t>
+      </w:r>
+    </w:p>
+    <w:p>
+      <w:pPr/>
+      <w:r>
+        <w:rPr>
+          <w:lang w:val="id_ID" w:bidi="id_ID"/>
+        </w:rPr>
+      </w:r>
+      <w:r>
+        <w:rPr>
+          <w:lang w:val="id_ID" w:bidi="id_ID"/>
+        </w:rPr>
+        <w:t>Selanjutnya, setiap anggota kelompok harus menceritakan seluruh nats tersebut tanpa gangguan setidaknya satu kali. Seorang anggota kelompok dapat menggunakan benda apa saja, gerakan, atau papan cerita untuk membantu mereka mengingat bagian nats tersebut.</w:t>
+      </w:r>
+    </w:p>
+    <w:p>
+      <w:pPr/>
+      <w:r>
+        <w:rPr>
+          <w:lang w:val="id_ID" w:bidi="id_ID"/>
+        </w:rPr>
+      </w:r>
+      <w:r>
+        <w:rPr>
+          <w:lang w:val="id_ID" w:bidi="id_ID"/>
+        </w:rPr>
+        <w:t xml:space="preserve">Jeda rekaman suara di sini. </w:t>
+      </w:r>
+    </w:p>
+    <w:p>
+      <w:pPr/>
+      <w:r>
+        <w:rPr>
+          <w:lang w:val="id_ID" w:bidi="id_ID"/>
+        </w:rPr>
+      </w:r>
+      <w:r>
+        <w:rPr>
+          <w:lang w:val="id_ID" w:bidi="id_ID"/>
+        </w:rPr>
+        <w:t xml:space="preserve">Selanjutnya, kelompok dapat memutuskan versi mana dari bagian tersebut yang paling disukai. Anda mungkin memutuskan untuk menyukai cara bercerita seorang anggota kelompok untuk suatu adegan, tetapi menyukai cara anggota kelompok lain menceritakan adegan lainnya. </w:t>
+      </w:r>
+    </w:p>
+    <w:p>
+      <w:pPr/>
+      <w:r>
+        <w:rPr>
+          <w:lang w:val="id_ID" w:bidi="id_ID"/>
+        </w:rPr>
+      </w:r>
+      <w:r>
+        <w:rPr>
+          <w:lang w:val="id_ID" w:bidi="id_ID"/>
+        </w:rPr>
+        <w:t xml:space="preserve">Jeda rekaman suara di sini. </w:t>
+      </w:r>
+    </w:p>
+    <w:p>
+      <w:pPr/>
+      <w:r>
+        <w:rPr>
+          <w:lang w:val="id_ID" w:bidi="id_ID"/>
+        </w:rPr>
+      </w:r>
+      <w:r>
+        <w:rPr>
+          <w:lang w:val="id_ID" w:bidi="id_ID"/>
+        </w:rPr>
+        <w:t xml:space="preserve">Akhirnya, kelompok dapat menyusun versi akhir dari bagian itu yang disetujui oleh semua anggota kelompok. Setiap anggota kelompok harus berlatih menceritakan bentuk akhir dari kisah itu. </w:t>
+      </w:r>
+      <w:r>
+        <w:rPr>
+          <w:lang w:val="id_ID" w:bidi="id_ID"/>
+        </w:rPr>
+      </w:r>
+      <w:r>
+        <w:rPr>
+          <w:lang w:val="id_ID" w:bidi="id_ID"/>
+        </w:rPr>
+      </w:r>
+    </w:p>
+    <w:p>
+      <w:pPr/>
+      <w:r>
+        <w:rPr>
+          <w:lang w:val="id_ID" w:bidi="id_ID"/>
+        </w:rPr>
+      </w:r>
+    </w:p>
+    <w:p>
+      <w:pPr>
+        <w:pStyle w:val="Heading2"/>
+      </w:pPr>
+      <w:r>
+        <w:rPr>
+          <w:lang w:val="id_ID" w:bidi="id_ID"/>
+        </w:rPr>
+        <w:t>Kejadian 50:22–26</w:t>
+      </w:r>
+      <w:r>
+        <w:rPr>
+          <w:lang w:val="id_ID" w:bidi="id_ID"/>
+        </w:rPr>
+      </w:r>
+    </w:p>
+    <w:p>
+      <w:pPr>
+        <w:pStyle w:val="Heading3"/>
+      </w:pPr>
+      <w:r>
+        <w:rPr>
+          <w:lang w:val="id_ID" w:bidi="id_ID"/>
+        </w:rPr>
+        <w:t>Dengar dan Renungkan</w:t>
+      </w:r>
+    </w:p>
+    <w:p>
+      <w:pPr/>
+      <w:r>
+        <w:rPr>
+          <w:lang w:val="id_ID" w:bidi="id_ID"/>
+        </w:rPr>
+      </w:r>
+      <w:r>
+        <w:rPr>
+          <w:lang w:val="id_ID" w:bidi="id_ID"/>
+        </w:rPr>
+        <w:t>Dengarkan Kejadian 50:22–26 dan simpanlah dalam hatimu. Dengarkan teks tiga kali (dalam tiga terjemahan yang berbeda, jika memungkinkan). Kemudian secara berkelompok diskusikan pertanyaan-pertanyaan berikut ini:</w:t>
+      </w:r>
+    </w:p>
+    <w:p>
+      <w:pPr>
+        <w:pStyle w:val="ListBullet"/>
+        <w:spacing w:line="240" w:lineRule="auto"/>
+        <w:ind w:left="720"/>
+      </w:pPr>
+      <w:r>
+        <w:rPr>
+          <w:lang w:val="id_ID" w:bidi="id_ID"/>
+        </w:rPr>
+      </w:r>
+      <w:r>
+        <w:rPr>
+          <w:lang w:val="id_ID" w:bidi="id_ID"/>
+        </w:rPr>
+        <w:t xml:space="preserve">Apa yang Anda sukai dalam kisah ini? </w:t>
+      </w:r>
+    </w:p>
+    <w:p>
+      <w:pPr>
+        <w:pStyle w:val="ListBullet"/>
+        <w:spacing w:line="240" w:lineRule="auto"/>
+        <w:ind w:left="720"/>
+      </w:pPr>
+      <w:r>
+        <w:rPr>
+          <w:lang w:val="id_ID" w:bidi="id_ID"/>
+        </w:rPr>
+      </w:r>
+      <w:r>
+        <w:rPr>
+          <w:lang w:val="id_ID" w:bidi="id_ID"/>
+        </w:rPr>
+        <w:t>Apa yang saudara tidak suka atau tidak mengerti?</w:t>
+      </w:r>
+    </w:p>
+    <w:p>
+      <w:pPr>
+        <w:pStyle w:val="ListBullet"/>
+        <w:spacing w:line="240" w:lineRule="auto"/>
+        <w:ind w:left="720"/>
+      </w:pPr>
+      <w:r>
+        <w:rPr>
+          <w:lang w:val="id_ID" w:bidi="id_ID"/>
+        </w:rPr>
+      </w:r>
+      <w:r>
+        <w:rPr>
+          <w:lang w:val="id_ID" w:bidi="id_ID"/>
+        </w:rPr>
+        <w:t>Apa yang diajarkan cerita ini mengenai Tuhan</w:t>
+      </w:r>
+    </w:p>
+    <w:p>
+      <w:pPr>
+        <w:pStyle w:val="ListBullet"/>
+        <w:spacing w:line="240" w:lineRule="auto"/>
+        <w:ind w:left="720"/>
+      </w:pPr>
+      <w:r>
+        <w:rPr>
+          <w:lang w:val="id_ID" w:bidi="id_ID"/>
+        </w:rPr>
+      </w:r>
+      <w:r>
+        <w:rPr>
+          <w:lang w:val="id_ID" w:bidi="id_ID"/>
+        </w:rPr>
+        <w:t>Apa yang diceritakan kisah ini tentang orang-orang?</w:t>
+      </w:r>
+    </w:p>
+    <w:p>
+      <w:pPr>
+        <w:pStyle w:val="ListBullet"/>
+        <w:spacing w:line="240" w:lineRule="auto"/>
+        <w:ind w:left="720"/>
+      </w:pPr>
+      <w:r>
+        <w:rPr>
+          <w:lang w:val="id_ID" w:bidi="id_ID"/>
+        </w:rPr>
+      </w:r>
+      <w:r>
+        <w:rPr>
+          <w:lang w:val="id_ID" w:bidi="id_ID"/>
+        </w:rPr>
+        <w:t>Bagaimana kisah ini mempengaruhi kehidupan sehari-hari kita?</w:t>
+      </w:r>
+    </w:p>
+    <w:p>
+      <w:pPr>
+        <w:pStyle w:val="ListBullet"/>
+        <w:spacing w:line="240" w:lineRule="auto"/>
+        <w:ind w:left="720"/>
+      </w:pPr>
+      <w:r>
+        <w:rPr>
+          <w:lang w:val="id_ID" w:bidi="id_ID"/>
+        </w:rPr>
+      </w:r>
+      <w:r>
+        <w:rPr>
+          <w:lang w:val="id_ID" w:bidi="id_ID"/>
+        </w:rPr>
+        <w:t>Siapakah orang yang saudara kenal yang perlu mendengar kisah ini?</w:t>
+      </w:r>
+      <w:r>
+        <w:rPr>
+          <w:lang w:val="id_ID" w:bidi="id_ID"/>
+        </w:rPr>
+      </w:r>
+    </w:p>
+    <w:p>
+      <w:pPr>
+        <w:pStyle w:val="Heading3"/>
+      </w:pPr>
+      <w:r>
+        <w:rPr>
+          <w:lang w:val="id_ID" w:bidi="id_ID"/>
+        </w:rPr>
+        <w:t>Menyiapkan Panggung</w:t>
+      </w:r>
+    </w:p>
+    <w:p>
+      <w:pPr/>
+      <w:r>
+        <w:rPr>
+          <w:lang w:val="id_ID" w:bidi="id_ID"/>
+        </w:rPr>
+      </w:r>
+      <w:r>
+        <w:rPr>
+          <w:lang w:val="id_ID" w:bidi="id_ID"/>
+        </w:rPr>
+        <w:t>MEMPERSIAPKAN PANGGUNG</w:t>
+      </w:r>
+    </w:p>
+    <w:p>
+      <w:pPr/>
+      <w:r>
+        <w:rPr>
+          <w:lang w:val="id_ID" w:bidi="id_ID"/>
+        </w:rPr>
+      </w:r>
+      <w:r>
+        <w:rPr>
+          <w:lang w:val="id_ID" w:bidi="id_ID"/>
+        </w:rPr>
+        <w:t>Kejadian 50:22–26</w:t>
+      </w:r>
+    </w:p>
+    <w:p>
+      <w:pPr/>
+      <w:r>
+        <w:rPr>
+          <w:lang w:val="id_ID" w:bidi="id_ID"/>
+        </w:rPr>
+      </w:r>
+      <w:r>
+        <w:rPr>
+          <w:lang w:val="id_ID" w:bidi="id_ID"/>
+        </w:rPr>
+        <w:t>Dengarkan teks satu kali dalam versi yang paling mudah dimengerti.</w:t>
+      </w:r>
+    </w:p>
+    <w:p>
+      <w:pPr/>
+      <w:r>
+        <w:rPr>
+          <w:lang w:val="id_ID" w:bidi="id_ID"/>
+        </w:rPr>
+      </w:r>
+      <w:r>
+        <w:rPr>
+          <w:lang w:val="id_ID" w:bidi="id_ID"/>
+        </w:rPr>
+        <w:t>Penulis menyelesaikan kisah Yusuf. Ini adalah kesimpulan dari kisah dan akhir dari kitab Kejadian. Ini adalah kisah narasi tentang kematian Yusuf.</w:t>
+      </w:r>
+    </w:p>
+    <w:p>
+      <w:pPr/>
+      <w:r>
+        <w:rPr>
+          <w:lang w:val="id_ID" w:bidi="id_ID"/>
+        </w:rPr>
+      </w:r>
+      <w:r>
+        <w:rPr>
+          <w:lang w:val="id_ID" w:bidi="id_ID"/>
+        </w:rPr>
+        <w:t>Yusuf dan 11 saudara laki-laki Yusuf dan keluarga mereka terus tinggal di Mesir.</w:t>
+      </w:r>
+    </w:p>
+    <w:p>
+      <w:pPr/>
+      <w:r>
+        <w:rPr>
+          <w:lang w:val="id_ID" w:bidi="id_ID"/>
+        </w:rPr>
+      </w:r>
+      <w:r>
+        <w:rPr>
+          <w:b/>
+          <w:lang w:val="id_ID" w:bidi="id_ID"/>
+        </w:rPr>
+        <w:t>Berhenti dan diskusikan:</w:t>
+      </w:r>
+      <w:r>
+        <w:rPr>
+          <w:lang w:val="id_ID" w:bidi="id_ID"/>
+        </w:rPr>
+        <w:t xml:space="preserve"> Ceritakan tentang seorang ayah dengan banyak anak. Bicarakan tentang anak-anak dari anak-anak itu dan anak-anak mereka. Sekarang bicarakan tentang semua orang yang berhubungan satu sama lain sebagai keturunan dari ayah pertama. Kata-kata apa yang Anda gunakan untuk mendeskripsikan kelompok keluarga besar tersebut? Anda mencari kata-kata yang Anda gunakan untuk menggambarkan keluarga dan kelompok kekerabatan yang besar.</w:t>
+      </w:r>
+    </w:p>
+    <w:p>
+      <w:pPr/>
+      <w:r>
+        <w:rPr>
+          <w:lang w:val="id_ID" w:bidi="id_ID"/>
+        </w:rPr>
+      </w:r>
+      <w:r>
+        <w:rPr>
+          <w:lang w:val="id_ID" w:bidi="id_ID"/>
+        </w:rPr>
+        <w:t>Yusuf hidup sampai usia 110 tahun. Yusuf hidup 17 tahun di Kanaan. Yusuf hidup 93 tahun di Mesir. Orang-orang Mesir menganggap 110 sebagai usia yang ideal.</w:t>
+      </w:r>
+    </w:p>
+    <w:p>
+      <w:pPr/>
+      <w:r>
+        <w:rPr>
+          <w:lang w:val="id_ID" w:bidi="id_ID"/>
+        </w:rPr>
+      </w:r>
+      <w:r>
+        <w:rPr>
+          <w:lang w:val="id_ID" w:bidi="id_ID"/>
+        </w:rPr>
+        <w:t>Yusuf melihat tiga generasi keturunan Efraim. Ini berarti bahwa Efraim memiliki anak-anak, cucu dan cicit dan Yusuf melihat mereka. Terjemahan itu juga bisa berarti bahwa Yusuf melihat keturunan Efraim ke generasi ketiga.</w:t>
+      </w:r>
+    </w:p>
+    <w:p>
+      <w:pPr/>
+      <w:r>
+        <w:rPr>
+          <w:lang w:val="id_ID" w:bidi="id_ID"/>
+        </w:rPr>
+      </w:r>
+      <w:r>
+        <w:rPr>
+          <w:lang w:val="id_ID" w:bidi="id_ID"/>
+        </w:rPr>
+        <w:t>Yakub telah mengadopsi Manasye dan Efraim sebagai anak-anak Yakub sendiri. Yakub memberkati Efraim dan Manasye memberikan Efraim berkat bagi anak sulung meskipun Efraim adalah anak kedua. Sekarang Yusuf mengadopsi cucu Manasye.</w:t>
+      </w:r>
+    </w:p>
+    <w:p>
+      <w:pPr/>
+      <w:r>
+        <w:rPr>
+          <w:lang w:val="id_ID" w:bidi="id_ID"/>
+        </w:rPr>
+      </w:r>
+      <w:r>
+        <w:rPr>
+          <w:lang w:val="id_ID" w:bidi="id_ID"/>
+        </w:rPr>
+        <w:t>Anak tertua Yusuf, Manasye, memiliki seorang anak laki-laki bernama Makir. Perikop itu mengatakan bahwa anak-anak Makah lahir di atas lutut Yusuf. Kita pertama-tama melihat ungkapan ini dari Rahel ketika anak-anak Bilha lahir berlutut Rahel. Dengan cara ini, anak-anak Bilha menjadi anak-anak Rahel. Ketika Yakub mengadopsi Manasye dan Efraim, Yakub membawa anak-anak laki-laki di antara lutut Yakub. Ini adalah cara mengatakan bahwa Yusuf mengambil anak-anak ini sebagai anak-anak Yusuf sendiri atau Yusuf mengadopsi anak-anak ini. Adopsi berarti Anda menganggap anak itu sebagai anak Anda sendiri seolah-olah Anda melahirkan anak itu. Anak adopsi memiliki hak yang sama dengan anak yang lahir dari orang tua.</w:t>
+      </w:r>
+    </w:p>
+    <w:p>
+      <w:pPr/>
+      <w:r>
+        <w:rPr>
+          <w:lang w:val="id_ID" w:bidi="id_ID"/>
+        </w:rPr>
+      </w:r>
+      <w:r>
+        <w:rPr>
+          <w:b/>
+          <w:lang w:val="id_ID" w:bidi="id_ID"/>
+        </w:rPr>
+        <w:t>Berhenti dan diskusikan:</w:t>
+      </w:r>
+      <w:r>
+        <w:rPr>
+          <w:lang w:val="id_ID" w:bidi="id_ID"/>
+        </w:rPr>
+        <w:t xml:space="preserve"> Ceritakan tentang seseorang yang mengadopsi anak-anak atau seorang anak ketika ia lahir. Apa prosedur adopsi? Bagaimana orang tahu bahwa anak ini sekarang adalah anak dari orang tua angkatnya?</w:t>
+      </w:r>
+    </w:p>
+    <w:p>
+      <w:pPr/>
+      <w:r>
+        <w:rPr>
+          <w:lang w:val="id_ID" w:bidi="id_ID"/>
+        </w:rPr>
+      </w:r>
+      <w:r>
+        <w:rPr>
+          <w:lang w:val="id_ID" w:bidi="id_ID"/>
+        </w:rPr>
+        <w:t>Yusuf mengatakan kepada saudara-saudaranya bahwa Yusuf akan segera mati. Kita tidak tahu apakah kata saudara laki-laki di sini berarti saudara-saudara Yusuf yang sebenarnya atau keluarga atau keturunan saudara-saudara tersebut. Yusuf berusia 110 tahun, yang berarti semua saudara laki-laki, tetapi Benyamin akan jauh lebih tua dari 110. Yusuf berkata kepada saudara-saudara atau keturunan saudara-saudara, "Allah akan datang dan menuntun Anda keluar dari Mesir dan Anda akan kembali ke tanah yang dijanjikan Allah kepada Abraham, Ishak, dan Yakub."</w:t>
+      </w:r>
+    </w:p>
+    <w:p>
+      <w:pPr/>
+      <w:r>
+        <w:rPr>
+          <w:lang w:val="id_ID" w:bidi="id_ID"/>
+        </w:rPr>
+      </w:r>
+      <w:r>
+        <w:rPr>
+          <w:lang w:val="id_ID" w:bidi="id_ID"/>
+        </w:rPr>
+        <w:t>Yusuf membuat anak-anak Israel bersumpah untuk membawa tulang-tulang Yusuf kembali ke Kanaan ketika mereka kembali ke Kanaan. Kita tidak tahu apakah ada saudara-saudara yang masih hidup ketika Yusuf meninggal. Benyamin adalah satu-satunya yang lebih muda dari Yusuf. Anak-anak Israel dapat berarti salah satu keturunan Yakub. Ketika setiap saudara meninggal, seseorang dari keturunan langsungnya mengambil alih kepemimpinan sebagai bagian dari keluarga. Yusuf mungkin telah berbicara kepada para pemimpin keluarga ini. Apakah itu saudara-saudara atau keturunan mereka, Yusuf meminta mereka untuk berjanji bahwa tubuh Yusuf akan dibawa ke Kanaan untuk dikuburkan. Janji yang diminta Yusuf adalah sumpah. Bersumpah adalah janji yang khidmat dan yang tidak dapat dilanggar. Yusuf ingin memastikan bahwa mereka membawa tubuhnya kembali ke Kanaan. Yusuf tidak ingin dimakamkan di Mesir.</w:t>
+      </w:r>
+    </w:p>
+    <w:p>
+      <w:pPr/>
+      <w:r>
+        <w:rPr>
+          <w:lang w:val="id_ID" w:bidi="id_ID"/>
+        </w:rPr>
+      </w:r>
+      <w:r>
+        <w:rPr>
+          <w:lang w:val="id_ID" w:bidi="id_ID"/>
+        </w:rPr>
+        <w:t>Berhenti dan tunjukkan peta Mesir dan Kanaan dengan Hebron yang ditandai.</w:t>
+      </w:r>
+    </w:p>
+    <w:p>
+      <w:pPr/>
+      <w:r>
+        <w:rPr>
+          <w:lang w:val="id_ID" w:bidi="id_ID"/>
+        </w:rPr>
+      </w:r>
+      <w:r>
+        <w:rPr>
+          <w:lang w:val="id_ID" w:bidi="id_ID"/>
+        </w:rPr>
+        <w:t>Joseph meninggal. Orang-orang Mesir membalsam Yusuf. Ini adalah proses yang sama yang diterapkan pada Yakub. Pengawetan jenazah menjaga tubuh dari pembusukan. Para dokter Mesir akan membalsem tubuh tersebut, sebuah proses yang memakan waktu 40 hari. Dengan membalsem tubuh tersebut, keturunan Yakub akan dapat membawa jenazah Yusuf kembali ke Kanaan seperti yang diinginkan Yusuf. Proses pembalseman melibatkan penggunaan rempah-rempah serta minyak, dan membungkus tubuh dengan potongan-potongan kain. Ketika selesai, tubuh itu disebut seorang mumi. Tubuh Yusuf ditempatkan di sebuah peti mati. Kotak apa pun yang digunakan untuk menguburkan mayat disebut peti mati. Orang-orang Mesir menempatkan jenazah yang telah diawetkan dalam kotak khusus yang disebut sarkofagus. Kotak khusus ini membantu melestarikan tubuh yang dibalsem.</w:t>
+      </w:r>
+    </w:p>
+    <w:p>
+      <w:pPr/>
+      <w:r>
+        <w:rPr>
+          <w:lang w:val="id_ID" w:bidi="id_ID"/>
+        </w:rPr>
+      </w:r>
+      <w:r>
+        <w:rPr>
+          <w:lang w:val="id_ID" w:bidi="id_ID"/>
+        </w:rPr>
+        <w:t>Berhenti dan tunjukkan gambar sebuah sarkofagus yang digunakan untuk seorang pria penting.</w:t>
+      </w:r>
+      <w:r>
+        <w:rPr>
+          <w:lang w:val="id_ID" w:bidi="id_ID"/>
+        </w:rPr>
+      </w:r>
+    </w:p>
+    <w:p>
+      <w:pPr>
+        <w:pStyle w:val="Heading3"/>
+      </w:pPr>
+      <w:r>
+        <w:rPr>
+          <w:lang w:val="id_ID" w:bidi="id_ID"/>
+        </w:rPr>
+        <w:t>Menjelaskan Adegan</w:t>
+      </w:r>
+    </w:p>
+    <w:p>
+      <w:pPr/>
+      <w:r>
+        <w:rPr>
+          <w:lang w:val="id_ID" w:bidi="id_ID"/>
+        </w:rPr>
+      </w:r>
+      <w:r>
+        <w:rPr>
+          <w:lang w:val="id_ID" w:bidi="id_ID"/>
+        </w:rPr>
+        <w:t>Dengarkan teks sekali lagi dalam versi yang paling mudah dimengerti.</w:t>
+      </w:r>
+    </w:p>
+    <w:p>
+      <w:pPr/>
+      <w:r>
+        <w:rPr>
+          <w:lang w:val="id_ID" w:bidi="id_ID"/>
+        </w:rPr>
+      </w:r>
+      <w:r>
+        <w:rPr>
+          <w:lang w:val="id_ID" w:bidi="id_ID"/>
+        </w:rPr>
+        <w:t>Dalam sesi ini, Anda akan membantu kelompok memeragakan kisah ini. Saudara akan membantu kelompok mendefinisikan atau memerankan adegan, latar, dan karakter dari kisah ini.</w:t>
+      </w:r>
+    </w:p>
+    <w:p>
+      <w:pPr/>
+      <w:r>
+        <w:rPr>
+          <w:lang w:val="id_ID" w:bidi="id_ID"/>
+        </w:rPr>
+      </w:r>
+      <w:r>
+        <w:rPr>
+          <w:lang w:val="id_ID" w:bidi="id_ID"/>
+        </w:rPr>
+        <w:t>Kisah ini memiliki 3 adegan.</w:t>
+      </w:r>
+    </w:p>
+    <w:p>
+      <w:pPr/>
+      <w:r>
+        <w:rPr>
+          <w:lang w:val="id_ID" w:bidi="id_ID"/>
+        </w:rPr>
+      </w:r>
+      <w:r>
+        <w:rPr>
+          <w:b/>
+          <w:lang w:val="id_ID" w:bidi="id_ID"/>
+        </w:rPr>
+        <w:t>Adegan pertama:</w:t>
+      </w:r>
+      <w:r>
+        <w:rPr>
+          <w:lang w:val="id_ID" w:bidi="id_ID"/>
+        </w:rPr>
+        <w:t xml:space="preserve"> Yusuf hidup hingga 110. Yusuf mengadopsi anak-anak Manasye, Makir. Manasye adalah anak tertua Yusuf.</w:t>
+      </w:r>
+    </w:p>
+    <w:p>
+      <w:pPr/>
+      <w:r>
+        <w:rPr>
+          <w:lang w:val="id_ID" w:bidi="id_ID"/>
+        </w:rPr>
+      </w:r>
+      <w:r>
+        <w:rPr>
+          <w:b/>
+          <w:lang w:val="id_ID" w:bidi="id_ID"/>
+        </w:rPr>
+        <w:t>Adegan kedua:</w:t>
+      </w:r>
+      <w:r>
+        <w:rPr>
+          <w:lang w:val="id_ID" w:bidi="id_ID"/>
+        </w:rPr>
+        <w:t xml:space="preserve"> Yusuf mengatakan kepada keluarga saudara-saudaranya bahwa Yusuf akan segera meninggal. Yusuf meminta mereka berjanji untuk membawa tubuh Yusuf kembali ke Kanaan untuk dikubur.</w:t>
+      </w:r>
+    </w:p>
+    <w:p>
+      <w:pPr/>
+      <w:r>
+        <w:rPr>
+          <w:lang w:val="id_ID" w:bidi="id_ID"/>
+        </w:rPr>
+      </w:r>
+      <w:r>
+        <w:rPr>
+          <w:b/>
+          <w:lang w:val="id_ID" w:bidi="id_ID"/>
+        </w:rPr>
+        <w:t>Adegan ketiga:</w:t>
+      </w:r>
+      <w:r>
+        <w:rPr>
+          <w:lang w:val="id_ID" w:bidi="id_ID"/>
+        </w:rPr>
+        <w:t xml:space="preserve"> Yusuf meninggal dan dibalsem.</w:t>
+      </w:r>
+    </w:p>
+    <w:p>
+      <w:pPr/>
+      <w:r>
+        <w:rPr>
+          <w:lang w:val="id_ID" w:bidi="id_ID"/>
+        </w:rPr>
+      </w:r>
+      <w:r>
+        <w:rPr>
+          <w:lang w:val="id_ID" w:bidi="id_ID"/>
+        </w:rPr>
+        <w:t>Para tokoh dalam kisah ini meliputi:</w:t>
+      </w:r>
+    </w:p>
+    <w:p>
+      <w:pPr>
+        <w:pStyle w:val="ListBullet"/>
+        <w:spacing w:line="240" w:lineRule="auto"/>
+        <w:ind w:left="720"/>
+      </w:pPr>
+      <w:r>
+        <w:rPr>
+          <w:lang w:val="id_ID" w:bidi="id_ID"/>
+        </w:rPr>
+      </w:r>
+      <w:r>
+        <w:rPr>
+          <w:lang w:val="id_ID" w:bidi="id_ID"/>
+        </w:rPr>
+        <w:t>Yusuf</w:t>
+      </w:r>
+    </w:p>
+    <w:p>
+      <w:pPr>
+        <w:pStyle w:val="ListBullet"/>
+        <w:spacing w:line="240" w:lineRule="auto"/>
+        <w:ind w:left="720"/>
+      </w:pPr>
+      <w:r>
+        <w:rPr>
+          <w:lang w:val="id_ID" w:bidi="id_ID"/>
+        </w:rPr>
+      </w:r>
+      <w:r>
+        <w:rPr>
+          <w:lang w:val="id_ID" w:bidi="id_ID"/>
+        </w:rPr>
+        <w:t>Putra-putra dan cucu Efraim dan Efraim</w:t>
+      </w:r>
+    </w:p>
+    <w:p>
+      <w:pPr>
+        <w:pStyle w:val="ListBullet"/>
+        <w:spacing w:line="240" w:lineRule="auto"/>
+        <w:ind w:left="720"/>
+      </w:pPr>
+      <w:r>
+        <w:rPr>
+          <w:lang w:val="id_ID" w:bidi="id_ID"/>
+        </w:rPr>
+      </w:r>
+      <w:r>
+        <w:rPr>
+          <w:lang w:val="id_ID" w:bidi="id_ID"/>
+        </w:rPr>
+        <w:t>Manasye dan anak Manasye Makir</w:t>
+      </w:r>
+    </w:p>
+    <w:p>
+      <w:pPr>
+        <w:pStyle w:val="ListBullet"/>
+        <w:spacing w:line="240" w:lineRule="auto"/>
+        <w:ind w:left="720"/>
+      </w:pPr>
+      <w:r>
+        <w:rPr>
+          <w:lang w:val="id_ID" w:bidi="id_ID"/>
+        </w:rPr>
+      </w:r>
+      <w:r>
+        <w:rPr>
+          <w:lang w:val="id_ID" w:bidi="id_ID"/>
+        </w:rPr>
+        <w:t>Putra-putra Makir</w:t>
+      </w:r>
+    </w:p>
+    <w:p>
+      <w:pPr>
+        <w:pStyle w:val="ListBullet"/>
+        <w:spacing w:line="240" w:lineRule="auto"/>
+        <w:ind w:left="720"/>
+      </w:pPr>
+      <w:r>
+        <w:rPr>
+          <w:lang w:val="id_ID" w:bidi="id_ID"/>
+        </w:rPr>
+      </w:r>
+      <w:r>
+        <w:rPr>
+          <w:lang w:val="id_ID" w:bidi="id_ID"/>
+        </w:rPr>
+        <w:t>Saudara-saudara Yusuf dan keluarga mereka</w:t>
+      </w:r>
+    </w:p>
+    <w:p>
+      <w:pPr>
+        <w:pStyle w:val="ListBullet"/>
+        <w:spacing w:line="240" w:lineRule="auto"/>
+        <w:ind w:left="720"/>
+      </w:pPr>
+      <w:r>
+        <w:rPr>
+          <w:lang w:val="id_ID" w:bidi="id_ID"/>
+        </w:rPr>
+      </w:r>
+      <w:r>
+        <w:rPr>
+          <w:lang w:val="id_ID" w:bidi="id_ID"/>
+        </w:rPr>
+        <w:t>Para pembalsem Mesir</w:t>
+      </w:r>
+    </w:p>
+    <w:p>
+      <w:pPr/>
+      <w:r>
+        <w:rPr>
+          <w:lang w:val="id_ID" w:bidi="id_ID"/>
+        </w:rPr>
+      </w:r>
+      <w:r>
+        <w:rPr>
+          <w:lang w:val="id_ID" w:bidi="id_ID"/>
+        </w:rPr>
+        <w:t xml:space="preserve">Dalam sesi ini, ambillah papan cerita kelompok, gambarlah, atau gunakan beberapa macam alat peraga (benda-benda yang dapat Anda pindahkan seperti batu, batang, mainan anak-anak) untuk menggambarkan kisah dan adegan di dalamnya. </w:t>
+      </w:r>
+    </w:p>
+    <w:p>
+      <w:pPr/>
+      <w:r>
+        <w:rPr>
+          <w:lang w:val="id_ID" w:bidi="id_ID"/>
+        </w:rPr>
+      </w:r>
+      <w:r>
+        <w:rPr>
+          <w:lang w:val="id_ID" w:bidi="id_ID"/>
+        </w:rPr>
+        <w:t>Setelah kembali dari Kanaan dan mengatakan kepada saudara-saudaranya lagi bahwa Yusuf akan mengurus mereka, keluarga-keluarga itu tinggal di wilayah Gosyen. Waktu berlalu. Yusuf hidup hingga 110 tahun. Kematian saudara-saudara Yusuf tidak disebutkan. Yusuf lebih muda dari 10 saudara-saudaranya. Hanya Benyamin yang lebih muda dari Yusuf. Masuk akal untuk mengasumsikan bahwa saudara-saudara itu telah meninggal dan keturunan setiap saudara sekarang memimpin keluarga saudara laki-laki.</w:t>
+      </w:r>
+    </w:p>
+    <w:p>
+      <w:pPr/>
+      <w:r>
+        <w:rPr>
+          <w:lang w:val="id_ID" w:bidi="id_ID"/>
+        </w:rPr>
+      </w:r>
+      <w:r>
+        <w:rPr>
+          <w:lang w:val="id_ID" w:bidi="id_ID"/>
+        </w:rPr>
+        <w:t>Kedua putra Yusuf memiliki anak. Yusuf melihat anak-anak Efraim sampai keturunan yang ketiga. Ini bisa berarti bahwa Yusuf melihat anak-anak, cucu, dan cicit Efraim. Terjemahan tidak jelas mengenai generasi mana yang hidup ketika Yusuf mencapai usia 110. Efraim adalah anak kedua Yusuf. Yakub mengadopsi Efraim dan memberikan berkat anak sulung kepada Efraim.</w:t>
+      </w:r>
+    </w:p>
+    <w:p>
+      <w:pPr/>
+      <w:r>
+        <w:rPr>
+          <w:lang w:val="id_ID" w:bidi="id_ID"/>
+        </w:rPr>
+      </w:r>
+      <w:r>
+        <w:rPr>
+          <w:lang w:val="id_ID" w:bidi="id_ID"/>
+        </w:rPr>
+        <w:t>Anak Yusuf, Manasye, memiliki seorang anak bernama Makir. Yakub juga mengadopsi Manasye, tetapi memberikan Manasye berkat seorang anak yang lebih muda, meskipun Manasye adalah anak sulung. Yusuf mengadopsi anak-anak Makir. Ini berarti bahwa anak-anak Makir mewarisi harta Yusuf.</w:t>
+      </w:r>
+    </w:p>
+    <w:p>
+      <w:pPr/>
+      <w:r>
+        <w:rPr>
+          <w:lang w:val="id_ID" w:bidi="id_ID"/>
+        </w:rPr>
+      </w:r>
+      <w:r>
+        <w:rPr>
+          <w:lang w:val="id_ID" w:bidi="id_ID"/>
+        </w:rPr>
+        <w:t>Dalam adegan 2, Yusuf mengatakan kepada saudara-saudaranya atau keturunan saudara-saudaranya bahwa Yusuf akan segera meninggal. Yusuf mengingatkan saudara-saudara bahwa Allah telah berjanji untuk membawa mereka kembali ke Kanaan ke tanah yang diberikan Allah kepada Abraham, Ishak, dan Yakub.</w:t>
+      </w:r>
+    </w:p>
+    <w:p>
+      <w:pPr/>
+      <w:r>
+        <w:rPr>
+          <w:lang w:val="id_ID" w:bidi="id_ID"/>
+        </w:rPr>
+      </w:r>
+      <w:r>
+        <w:rPr>
+          <w:lang w:val="id_ID" w:bidi="id_ID"/>
+        </w:rPr>
+        <w:t>Yakub membuat keturunan Israel atau keturunan Yakub bersumpah untuk membawa jenazah Yusuf kembali ke Kanaan untuk dikuburkan. Mereka harus membawa jenazah Yusuf bersama mereka ketika Allah membawa mereka kembali ke Kanaan.</w:t>
+      </w:r>
+    </w:p>
+    <w:p>
+      <w:pPr/>
+      <w:r>
+        <w:rPr>
+          <w:lang w:val="id_ID" w:bidi="id_ID"/>
+        </w:rPr>
+      </w:r>
+      <w:r>
+        <w:rPr>
+          <w:lang w:val="id_ID" w:bidi="id_ID"/>
+        </w:rPr>
+        <w:t>Dalam adegan 3, Yusuf meninggal. Para pembalsem Mesir membalsem tubuh Yusuf dan memasukkan jenazah itu ke dalam peti mati. Peti mati ini akan membantu menjaga keutuhan tubuh Yusuf yang dibalsem.</w:t>
+      </w:r>
+      <w:r>
+        <w:rPr>
+          <w:lang w:val="id_ID" w:bidi="id_ID"/>
+        </w:rPr>
+      </w:r>
+    </w:p>
+    <w:p>
+      <w:pPr>
+        <w:pStyle w:val="Heading3"/>
+      </w:pPr>
+      <w:r>
+        <w:rPr>
+          <w:lang w:val="id_ID" w:bidi="id_ID"/>
+        </w:rPr>
+        <w:t>Memperagakan Bacaan</w:t>
+      </w:r>
+    </w:p>
+    <w:p>
+      <w:pPr/>
+      <w:r>
+        <w:rPr>
+          <w:lang w:val="id_ID" w:bidi="id_ID"/>
+        </w:rPr>
+      </w:r>
+      <w:r>
+        <w:rPr>
+          <w:lang w:val="id_ID" w:bidi="id_ID"/>
+        </w:rPr>
+        <w:t>Dengarkan teks sekali lagi dalam versi yang paling mudah dimengerti.</w:t>
+      </w:r>
+    </w:p>
+    <w:p>
+      <w:pPr/>
+      <w:r>
+        <w:rPr>
+          <w:lang w:val="id_ID" w:bidi="id_ID"/>
+        </w:rPr>
+      </w:r>
+      <w:r>
+        <w:rPr>
+          <w:lang w:val="id_ID" w:bidi="id_ID"/>
+        </w:rPr>
+        <w:t>Dalam sesi ini, tim akan mendramatisir kisah tersebut.</w:t>
+      </w:r>
+    </w:p>
+    <w:p>
+      <w:pPr/>
+      <w:r>
+        <w:rPr>
+          <w:lang w:val="id_ID" w:bidi="id_ID"/>
+        </w:rPr>
+      </w:r>
+      <w:r>
+        <w:rPr>
+          <w:lang w:val="id_ID" w:bidi="id_ID"/>
+        </w:rPr>
+        <w:t>Kisah ini memiliki 3 adegan.</w:t>
+      </w:r>
+    </w:p>
+    <w:p>
+      <w:pPr/>
+      <w:r>
+        <w:rPr>
+          <w:lang w:val="id_ID" w:bidi="id_ID"/>
+        </w:rPr>
+      </w:r>
+      <w:r>
+        <w:rPr>
+          <w:lang w:val="id_ID" w:bidi="id_ID"/>
+        </w:rPr>
+        <w:t>Para tokoh dalam kisah ini meliputi:</w:t>
+      </w:r>
+    </w:p>
+    <w:p>
+      <w:pPr>
+        <w:pStyle w:val="ListBullet"/>
+        <w:spacing w:line="240" w:lineRule="auto"/>
+        <w:ind w:left="720"/>
+      </w:pPr>
+      <w:r>
+        <w:rPr>
+          <w:lang w:val="id_ID" w:bidi="id_ID"/>
+        </w:rPr>
+      </w:r>
+      <w:r>
+        <w:rPr>
+          <w:lang w:val="id_ID" w:bidi="id_ID"/>
+        </w:rPr>
+        <w:t>Yusuf</w:t>
+      </w:r>
+    </w:p>
+    <w:p>
+      <w:pPr>
+        <w:pStyle w:val="ListBullet"/>
+        <w:spacing w:line="240" w:lineRule="auto"/>
+        <w:ind w:left="720"/>
+      </w:pPr>
+      <w:r>
+        <w:rPr>
+          <w:lang w:val="id_ID" w:bidi="id_ID"/>
+        </w:rPr>
+      </w:r>
+      <w:r>
+        <w:rPr>
+          <w:lang w:val="id_ID" w:bidi="id_ID"/>
+        </w:rPr>
+        <w:t>Efraim serta putra-putra dan cucu-cucu Efraim</w:t>
+      </w:r>
+    </w:p>
+    <w:p>
+      <w:pPr>
+        <w:pStyle w:val="ListBullet"/>
+        <w:spacing w:line="240" w:lineRule="auto"/>
+        <w:ind w:left="720"/>
+      </w:pPr>
+      <w:r>
+        <w:rPr>
+          <w:lang w:val="id_ID" w:bidi="id_ID"/>
+        </w:rPr>
+      </w:r>
+      <w:r>
+        <w:rPr>
+          <w:lang w:val="id_ID" w:bidi="id_ID"/>
+        </w:rPr>
+        <w:t>Manasye dan anak Manasye, Makir</w:t>
+      </w:r>
+    </w:p>
+    <w:p>
+      <w:pPr>
+        <w:pStyle w:val="ListBullet"/>
+        <w:spacing w:line="240" w:lineRule="auto"/>
+        <w:ind w:left="720"/>
+      </w:pPr>
+      <w:r>
+        <w:rPr>
+          <w:lang w:val="id_ID" w:bidi="id_ID"/>
+        </w:rPr>
+      </w:r>
+      <w:r>
+        <w:rPr>
+          <w:lang w:val="id_ID" w:bidi="id_ID"/>
+        </w:rPr>
+        <w:t>Putra-putra Makir</w:t>
+      </w:r>
+    </w:p>
+    <w:p>
+      <w:pPr>
+        <w:pStyle w:val="ListBullet"/>
+        <w:spacing w:line="240" w:lineRule="auto"/>
+        <w:ind w:left="720"/>
+      </w:pPr>
+      <w:r>
+        <w:rPr>
+          <w:lang w:val="id_ID" w:bidi="id_ID"/>
+        </w:rPr>
+      </w:r>
+      <w:r>
+        <w:rPr>
+          <w:lang w:val="id_ID" w:bidi="id_ID"/>
+        </w:rPr>
+        <w:t>Saudara-saudara Yusuf dan keluarga mereka</w:t>
+      </w:r>
+    </w:p>
+    <w:p>
+      <w:pPr>
+        <w:pStyle w:val="ListBullet"/>
+        <w:spacing w:line="240" w:lineRule="auto"/>
+        <w:ind w:left="720"/>
+      </w:pPr>
+      <w:r>
+        <w:rPr>
+          <w:lang w:val="id_ID" w:bidi="id_ID"/>
+        </w:rPr>
+      </w:r>
+      <w:r>
+        <w:rPr>
+          <w:lang w:val="id_ID" w:bidi="id_ID"/>
+        </w:rPr>
+        <w:t>Para pembalsem Mesir</w:t>
+      </w:r>
+    </w:p>
+    <w:p>
+      <w:pPr/>
+      <w:r>
+        <w:rPr>
+          <w:lang w:val="id_ID" w:bidi="id_ID"/>
+        </w:rPr>
+      </w:r>
+      <w:r>
+        <w:rPr>
+          <w:lang w:val="id_ID" w:bidi="id_ID"/>
+        </w:rPr>
+        <w:t>Minta kelompok untuk memerankan kisah ini dua kali. Mereka harus memerankannya dalam bahasa yang mereka terjemahkan. Pertama, minta mereka memerankan kisah itu tanpa berhenti. Pada saat kelompok memerankan kisah itu untuk kedua kali, hentikan mereka pada titik yang berbeda dalam kisah tersebut.</w:t>
+      </w:r>
+    </w:p>
+    <w:p>
+      <w:pPr/>
+      <w:r>
+        <w:rPr>
+          <w:lang w:val="id_ID" w:bidi="id_ID"/>
+        </w:rPr>
+      </w:r>
+      <w:r>
+        <w:rPr>
+          <w:lang w:val="id_ID" w:bidi="id_ID"/>
+        </w:rPr>
+        <w:t>Ketika kelompok memerankan kisah itu untuk pertama kali, perhatikan dialog, alur, plot, dan kronologi kisah tersebut. Perhatikan bagian penting atau sulit dari kisah maupun bagian yang akan diperankan atau diperagakan dan jangan dilewati. Bantu kelompok untuk mengingat bagian dari kisah tersebut.</w:t>
+      </w:r>
+    </w:p>
+    <w:p>
+      <w:pPr/>
+      <w:r>
+        <w:rPr>
+          <w:lang w:val="id_ID" w:bidi="id_ID"/>
+        </w:rPr>
+      </w:r>
+      <w:r>
+        <w:rPr>
+          <w:lang w:val="id_ID" w:bidi="id_ID"/>
+        </w:rPr>
+        <w:t>Dalam adegan satu, Yusuf terus menetap di Mesir. Putra-putra Yakub lainnya bersama keluarga mereka juga terus tinggal di Mesir. Yusuf hidup hingga 110 tahun. Yusuf melihat anak-anak Efraim, anak kedua Yusuf ke generasi ketiga. Yusuf juga melihat anak-anak Manasye, anak sulung Yusuf. Yusuf memutuskan untuk mengadopsi anak-anak Makir yang adalah anak Manasye.</w:t>
+      </w:r>
+    </w:p>
+    <w:p>
+      <w:pPr/>
+      <w:r>
+        <w:rPr>
+          <w:lang w:val="id_ID" w:bidi="id_ID"/>
+        </w:rPr>
+      </w:r>
+      <w:r>
+        <w:rPr>
+          <w:lang w:val="id_ID" w:bidi="id_ID"/>
+        </w:rPr>
+        <w:t>Hentikan adegannya: Tanyakan kepada Manasye, "Bagaimana perasaan Anda tentang ayah Anda yang mengadopsi cucu Anda?" Anda mungkin mendengar, "Ini menyenangkan saya. Saya suka ketika ayah saya menunjukkan perkenan yang baik kepada cucu saya dan anak-anaknya. Ini akan membantu mereka di kemudian hari." Tanyakan kepada Yusuf, "Mengapa Anda mengadopsi anak-anak Makir?" Anda mungkin mendengar, "Ayahku mengambil Manasye dan Efraim sebagai anak-anaknya. Saya ingin anak-anak laki-laki mewarisi bagian saya. Manasye adalah yang tertua saya. Sudah tepat bahwa saya menyukai cucu-cucu Manasye." Ulangi adegannya.</w:t>
+      </w:r>
+    </w:p>
+    <w:p>
+      <w:pPr/>
+      <w:r>
+        <w:rPr>
+          <w:lang w:val="id_ID" w:bidi="id_ID"/>
+        </w:rPr>
+      </w:r>
+      <w:r>
+        <w:rPr>
+          <w:lang w:val="id_ID" w:bidi="id_ID"/>
+        </w:rPr>
+        <w:t>Dalam adegan 2, Yusuf mengatakan kepada keluarga itu bahwa Yusuf akan segera mati. Yusuf berkata, "Allah akan datang untuk membantu Anda dan membawa Anda kembali ke Kanaan, tanah yang dijanjikan Allah kepada Abraham, Ishak dan Yakub."</w:t>
+      </w:r>
+    </w:p>
+    <w:p>
+      <w:pPr/>
+      <w:r>
+        <w:rPr>
+          <w:lang w:val="id_ID" w:bidi="id_ID"/>
+        </w:rPr>
+      </w:r>
+      <w:r>
+        <w:rPr>
+          <w:lang w:val="id_ID" w:bidi="id_ID"/>
+        </w:rPr>
+        <w:t>Hentikan adegannya: Tanyakan kepada keturunan Yakub, "Bagaimana perasaan Anda ketika Anda mendengar bahwa Yusuf akan segera mati?" Anda mungkin mendengar, "Ini adalah berita yang menakutkan. Sepertinya Yusuf selalu berada di sini mengurus kita, memastikan bahwa kita memiliki apa yang kita butuhkan. Bagaimana kita akan hidup tanpa Yusuf untuk membantu kita? Yusuf mengatakan bahwa Allah akan datang untuk membantu kita. Saya kira kita harus percaya kepada Allah untuk menepati janji itu. Yusuf mengatakan Allah akan datang untuk membawa kita kembali ke Kanaan. Saya bertanya-tanya kapan kita akan kembali. Mesir adalah rumah bagi saya. Saya tidak tahu bagaimana hidup di Kanaan. Itu terdengar cukup sulit. Saya akan mencoba untuk tidak khawatir tentang hal itu." Tanyakan kepada Yusuf, "Bagaimana perasaan Anda tentang kematian Anda?" Anda mungkin mendengar, "Saya sudah tua dan saya lelah. Sudah waktunya bagi saya untuk pergi. Akan menyenangkan melihat ayahku Yakub lagi. Akan menyenangkan melihat kakek saya, Ishak. Saya tidak pernah bertemu kakek buyutku Abraham. Akan menyenangkan bertemu dengannya. Saya telah percaya kepada Allah sepanjang hidup saya. Saya akan terus percaya kepada Allah sekarang. Saya tahu bahwa Allah telah bersama saya ke mana pun saya berada. Allah bersama saya di rumah Potifar dan di penjara. Allah membantu saya memimpin Mesir. Allah akan bersama saya ketika saya mati. Saya dapat mempercayai Allah dalam ini." Ulangi adegannya.</w:t>
+      </w:r>
+    </w:p>
+    <w:p>
+      <w:pPr/>
+      <w:r>
+        <w:rPr>
+          <w:lang w:val="id_ID" w:bidi="id_ID"/>
+        </w:rPr>
+      </w:r>
+      <w:r>
+        <w:rPr>
+          <w:lang w:val="id_ID" w:bidi="id_ID"/>
+        </w:rPr>
+        <w:t>Yusuf membuat keturunan Israel bersumpah untuk membawa tubuh Yakub kembali ke Kanaan.</w:t>
+      </w:r>
+    </w:p>
+    <w:p>
+      <w:pPr/>
+      <w:r>
+        <w:rPr>
+          <w:lang w:val="id_ID" w:bidi="id_ID"/>
+        </w:rPr>
+      </w:r>
+      <w:r>
+        <w:rPr>
+          <w:lang w:val="id_ID" w:bidi="id_ID"/>
+        </w:rPr>
+        <w:t>Hentikan adegannya: Tanyakan kepada Yusuf, "Mengapa Anda ingin dimakamkan di Kanaan?" Anda mungkin mendengar, "Kanaan adalah tanah yang dijanjikan Allah kepada kita. Saya ingin mereka ingat bahwa kita harus kembali ke Kanaan. Saya tidak ingin mereka sangat nyaman di sini sehingga mereka menolak untuk kembali. Jika mereka harus membawa saya kembali karena mereka bersumpah, ini akan membantu mereka kembali. Memiliki leluhur Anda dikuburkan di tanah mengikat generasi saat ini dengan tanah itu. Ini benar-benar penting. Mereka harus kembali." Ulangi adegannya.</w:t>
+      </w:r>
+    </w:p>
+    <w:p>
+      <w:pPr/>
+      <w:r>
+        <w:rPr>
+          <w:lang w:val="id_ID" w:bidi="id_ID"/>
+        </w:rPr>
+      </w:r>
+      <w:r>
+        <w:rPr>
+          <w:lang w:val="id_ID" w:bidi="id_ID"/>
+        </w:rPr>
+        <w:t>Dalam adegan 3, setelah Yusuf meninggal, para juru pembalap Mesir membalap tubuh Yusuf. Ini mengawetkan tubuh Yusuf sehingga keturunannya dapat mengambil tubuh Yusuf ketika mereka kembali ke Kanaan. Orang-orang Mesir menggunakan kotak atau peti mati khusus untuk membantu mempertahankan tubuh Yusuf yang dibalsem.</w:t>
+      </w:r>
+      <w:r>
+        <w:rPr>
+          <w:lang w:val="id_ID" w:bidi="id_ID"/>
+        </w:rPr>
+      </w:r>
+    </w:p>
+    <w:p>
+      <w:pPr>
+        <w:pStyle w:val="Heading3"/>
+      </w:pPr>
+      <w:r>
+        <w:rPr>
+          <w:lang w:val="id_ID" w:bidi="id_ID"/>
+        </w:rPr>
+        <w:t>Melengkapi yang Kurang</w:t>
+      </w:r>
+    </w:p>
+    <w:p>
+      <w:pPr/>
+      <w:r>
+        <w:rPr>
+          <w:lang w:val="id_ID" w:bidi="id_ID"/>
+        </w:rPr>
+      </w:r>
+      <w:r>
+        <w:rPr>
+          <w:lang w:val="id_ID" w:bidi="id_ID"/>
+        </w:rPr>
+        <w:t>Dengarkan teks satu kali dalam versi yang paling mudah dimengerti.</w:t>
+      </w:r>
+    </w:p>
+    <w:p>
+      <w:pPr/>
+      <w:r>
+        <w:rPr>
+          <w:lang w:val="id_ID" w:bidi="id_ID"/>
+        </w:rPr>
+      </w:r>
+      <w:r>
+        <w:rPr>
+          <w:lang w:val="id_ID" w:bidi="id_ID"/>
+        </w:rPr>
+        <w:t>Yusuf mengadopsi anak-anak Manasye, Makir. Adopsi berarti mengambil para putra itu sebagai milikmu. Ini adalah proses hukum. Anak angkat memiliki semua hak yang dimiliki anak alami. Putra-putra Makir akan mewarisi dari Yusuf seperti seorang anak laki-laki yang akan mewarisi. Gunakan kata penggunaan yang sama untuk penggunaan yang Anda gunakan pada perikop sebelumnya.</w:t>
+      </w:r>
+    </w:p>
+    <w:p>
+      <w:pPr/>
+      <w:r>
+        <w:rPr>
+          <w:lang w:val="id_ID" w:bidi="id_ID"/>
+        </w:rPr>
+      </w:r>
+      <w:r>
+        <w:rPr>
+          <w:lang w:val="id_ID" w:bidi="id_ID"/>
+        </w:rPr>
+        <w:t>Yusuf mengatakan kepada saudara-saudaranya atau keluarga saudara-saudaranya bahwa "</w:t>
+      </w:r>
+      <w:r>
+        <w:rPr>
+          <w:b/>
+          <w:lang w:val="id_ID" w:bidi="id_ID"/>
+        </w:rPr>
+        <w:t>Allah</w:t>
+      </w:r>
+      <w:r>
+        <w:rPr>
+          <w:lang w:val="id_ID" w:bidi="id_ID"/>
+        </w:rPr>
+        <w:t xml:space="preserve"> akan menuntun Anda keluar dari tanah Mesir ini." Allah adalah nama yang biasa untuk Allah. Allah dibahas dalam Glosarium Utama. Gunakan kata yang sama untuk Allah seperti yang Anda gunakan pada perikop lainnya.</w:t>
+      </w:r>
+    </w:p>
+    <w:p>
+      <w:pPr/>
+      <w:r>
+        <w:rPr>
+          <w:lang w:val="id_ID" w:bidi="id_ID"/>
+        </w:rPr>
+      </w:r>
+      <w:r>
+        <w:rPr>
+          <w:lang w:val="id_ID" w:bidi="id_ID"/>
+        </w:rPr>
+        <w:t>Yakub meminta anak-anak Israel atau keturunan Yakub untuk bersumpah</w:t>
+      </w:r>
+      <w:r>
+        <w:rPr>
+          <w:b/>
+          <w:lang w:val="id_ID" w:bidi="id_ID"/>
+        </w:rPr>
+        <w:t>.</w:t>
+      </w:r>
+      <w:r>
+        <w:rPr>
+          <w:lang w:val="id_ID" w:bidi="id_ID"/>
+        </w:rPr>
+        <w:t xml:space="preserve"> Sumpah adalah janji yang khidmat. Sumpah dibahas dalam Glosarium Utama. Gunakan kata yang sama untuk sumpah seperti yang telah Anda gunakan di perikop sebelumnya. </w:t>
+      </w:r>
+      <w:r>
+        <w:rPr>
+          <w:b/>
+          <w:lang w:val="id_ID" w:bidi="id_ID"/>
+        </w:rPr>
+        <w:t>Israel</w:t>
+      </w:r>
+      <w:r>
+        <w:rPr>
+          <w:lang w:val="id_ID" w:bidi="id_ID"/>
+        </w:rPr>
+        <w:t xml:space="preserve"> adalah nama baru Yakub. Gunakan kata yang sama untuk Israel yang telah Anda gunakan di perikop lainnya. Israel dibahas dalam Glosarium Utama.</w:t>
+      </w:r>
+    </w:p>
+    <w:p>
+      <w:pPr/>
+      <w:r>
+        <w:rPr>
+          <w:lang w:val="id_ID" w:bidi="id_ID"/>
+        </w:rPr>
+      </w:r>
+      <w:r>
+        <w:rPr>
+          <w:lang w:val="id_ID" w:bidi="id_ID"/>
+        </w:rPr>
+        <w:t>Ketika Yusuf meninggal, orang-orang Mesir membalsem Yusuf. Ini adalah proses yang sama yang digunakan untuk Yakub. Gunakan kata-kata yang sama untuk menggambarkan ini yang Anda gunakan dengan kematian Yakub.</w:t>
+      </w:r>
+    </w:p>
+    <w:p>
+      <w:pPr/>
+      <w:r>
+        <w:rPr>
+          <w:lang w:val="id_ID" w:bidi="id_ID"/>
+        </w:rPr>
+      </w:r>
+      <w:r>
+        <w:rPr>
+          <w:lang w:val="id_ID" w:bidi="id_ID"/>
+        </w:rPr>
+        <w:t>Tubuh Yusuf ditempatkan di sebuah peti mati di Mesir. Kotak penguburan apa pun disebut peti mati. Peti mati yang digunakan untuk Yusuf adalah kotak yang dihiasi khusus yang membantu melestarikan tubuh yang dibalsem. Orang-orang Mesir menyebut ini sebuah sarkofagus. Mumi atau tubuh yang dibalsem ditempatkan di dalam kotak khusus ini. Keturunan Yakub menyimpan kotak ini dan 400 tahun kemudian membawanya kembali ke Kanaan ketika mereka meninggalkan Mesir.</w:t>
+      </w:r>
+    </w:p>
+    <w:p>
+      <w:pPr/>
+      <w:r>
+        <w:rPr>
+          <w:lang w:val="id_ID" w:bidi="id_ID"/>
+        </w:rPr>
+      </w:r>
+      <w:r>
+        <w:rPr>
+          <w:lang w:val="id_ID" w:bidi="id_ID"/>
+        </w:rPr>
+        <w:t>Tunjukkan gambar sebuah sarkofagus yang digunakan untuk pria penting.</w:t>
       </w:r>
       <w:r>
         <w:rPr>
